--- a/docs/24_전도축제_계획서.docx
+++ b/docs/24_전도축제_계획서.docx
@@ -11,7 +11,7 @@
         <w:rPr>
           <w:b w:val="0"/>
         </w:rPr>
-        <w:t>(교회명) 다음세대 친구 초청 전도 축제 ‘함께 가자!’ 계획안</w:t>
+        <w:t>________년 (교회명) 아동부·중고등부 친구 초청 전도 축제 계획서</w:t>
       </w:r>
     </w:p>
     <w:p>
@@ -22,7 +22,7 @@
         <w:rPr>
           <w:b w:val="0"/>
         </w:rPr>
-        <w:t>1. 개요</w:t>
+        <w:t>개요</w:t>
       </w:r>
     </w:p>
     <w:p>
@@ -31,15 +31,9 @@
       </w:pPr>
       <w:r>
         <w:rPr>
-          <w:b/>
-        </w:rPr>
-        <w:t>주제:</w:t>
-      </w:r>
-      <w:r>
-        <w:rPr>
           <w:b w:val="0"/>
         </w:rPr>
-        <w:t xml:space="preserve"> ________ (예: 세상에서 가장 귀한 선물)</w:t>
+        <w:t>주제 : 함께 와서 더 즐거운 하루</w:t>
       </w:r>
     </w:p>
     <w:p>
@@ -48,15 +42,9 @@
       </w:pPr>
       <w:r>
         <w:rPr>
-          <w:b/>
-        </w:rPr>
-        <w:t>일시:</w:t>
-      </w:r>
-      <w:r>
-        <w:rPr>
           <w:b w:val="0"/>
         </w:rPr>
-        <w:t xml:space="preserve"> 202_년 __월 __일(요일) 오전/오후 __시</w:t>
+        <w:t>주제 말씀 : 요한복음 1:46</w:t>
       </w:r>
     </w:p>
     <w:p>
@@ -65,15 +53,9 @@
       </w:pPr>
       <w:r>
         <w:rPr>
-          <w:b/>
-        </w:rPr>
-        <w:t>장소:</w:t>
-      </w:r>
-      <w:r>
-        <w:rPr>
           <w:b w:val="0"/>
         </w:rPr>
-        <w:t xml:space="preserve"> (교회명) ________실</w:t>
+        <w:t>목적 : 친구를 따뜻하게 환영하고 복음을 전하며 교회학교와 연결한다.</w:t>
       </w:r>
     </w:p>
     <w:p>
@@ -82,15 +64,9 @@
       </w:pPr>
       <w:r>
         <w:rPr>
-          <w:b/>
-        </w:rPr>
-        <w:t>대상:</w:t>
-      </w:r>
-      <w:r>
-        <w:rPr>
           <w:b w:val="0"/>
         </w:rPr>
-        <w:t xml:space="preserve"> 아동부 및 중고등부 학생, 그리고 초청된 친구들</w:t>
+        <w:t>장소 : ________</w:t>
       </w:r>
     </w:p>
     <w:p>
@@ -99,42 +75,31 @@
       </w:pPr>
       <w:r>
         <w:rPr>
-          <w:b/>
+          <w:b w:val="0"/>
         </w:rPr>
-        <w:t>목표:</w:t>
+        <w:t>일시 : ________년 ________월 ________일 ________시~________시(당일)</w:t>
       </w:r>
     </w:p>
     <w:p>
       <w:pPr>
-        <w:pStyle w:val="ListNumber"/>
+        <w:pStyle w:val="ListBullet"/>
       </w:pPr>
       <w:r>
         <w:rPr>
           <w:b w:val="0"/>
         </w:rPr>
-        <w:t>관계 전도를 통해 지역 사회 미자립 가정 및 비신자 청소년에게 복음을 전한다.</w:t>
+        <w:t>담당 : ________</w:t>
       </w:r>
     </w:p>
     <w:p>
       <w:pPr>
-        <w:pStyle w:val="ListNumber"/>
+        <w:pStyle w:val="ListBullet"/>
       </w:pPr>
       <w:r>
         <w:rPr>
           <w:b w:val="0"/>
         </w:rPr>
-        <w:t>기존 학생들에게 전도의 사명을 고취하고 공동체 의식을 강화한다.</w:t>
-      </w:r>
-    </w:p>
-    <w:p>
-      <w:pPr>
-        <w:pStyle w:val="ListNumber"/>
-      </w:pPr>
-      <w:r>
-        <w:rPr>
-          <w:b w:val="0"/>
-        </w:rPr>
-        <w:t>일회성 행사가 아닌 교회 정착으로 이어지는 계기를 마련한다.</w:t>
+        <w:t>대상 : 아동부·중고등부 및 초청 친구(예상 인원 ________명: 학생 ________, 교사 ________)</w:t>
       </w:r>
     </w:p>
     <w:p>
@@ -145,7 +110,1507 @@
         <w:rPr>
           <w:b w:val="0"/>
         </w:rPr>
-        <w:t>2. 준비 일정 (4주 과정)</w:t>
+        <w:t>준비물</w:t>
+      </w:r>
+    </w:p>
+    <w:tbl>
+      <w:tblPr>
+        <w:tblStyle w:val="TableGrid"/>
+        <w:tblW w:type="auto" w:w="0"/>
+        <w:tblLook w:firstColumn="1" w:firstRow="1" w:lastColumn="0" w:lastRow="0" w:noHBand="0" w:noVBand="1" w:val="04A0"/>
+      </w:tblPr>
+      <w:tblGrid>
+        <w:gridCol w:w="2880"/>
+        <w:gridCol w:w="2880"/>
+        <w:gridCol w:w="2880"/>
+      </w:tblGrid>
+      <w:tr>
+        <w:tc>
+          <w:tcPr>
+            <w:tcW w:type="dxa" w:w="2880"/>
+          </w:tcPr>
+          <w:p>
+            <w:r>
+              <w:rPr>
+                <w:b/>
+              </w:rPr>
+              <w:t>구분</w:t>
+            </w:r>
+          </w:p>
+        </w:tc>
+        <w:tc>
+          <w:tcPr>
+            <w:tcW w:type="dxa" w:w="2880"/>
+          </w:tcPr>
+          <w:p>
+            <w:r>
+              <w:rPr>
+                <w:b/>
+              </w:rPr>
+              <w:t>준비물</w:t>
+            </w:r>
+          </w:p>
+        </w:tc>
+        <w:tc>
+          <w:tcPr>
+            <w:tcW w:type="dxa" w:w="2880"/>
+          </w:tcPr>
+          <w:p>
+            <w:r>
+              <w:rPr>
+                <w:b/>
+              </w:rPr>
+              <w:t>비고</w:t>
+            </w:r>
+          </w:p>
+        </w:tc>
+      </w:tr>
+      <w:tr>
+        <w:tc>
+          <w:tcPr>
+            <w:tcW w:type="dxa" w:w="2880"/>
+          </w:tcPr>
+          <w:p>
+            <w:r>
+              <w:rPr>
+                <w:b w:val="0"/>
+              </w:rPr>
+              <w:t>초청·접수</w:t>
+            </w:r>
+          </w:p>
+        </w:tc>
+        <w:tc>
+          <w:tcPr>
+            <w:tcW w:type="dxa" w:w="2880"/>
+          </w:tcPr>
+          <w:p>
+            <w:r>
+              <w:rPr>
+                <w:b w:val="0"/>
+              </w:rPr>
+              <w:t>초청 카드, 등록 카드, 필기구, 이름표</w:t>
+            </w:r>
+          </w:p>
+        </w:tc>
+        <w:tc>
+          <w:tcPr>
+            <w:tcW w:type="dxa" w:w="2880"/>
+          </w:tcPr>
+          <w:p>
+            <w:r>
+              <w:rPr>
+                <w:b w:val="0"/>
+              </w:rPr>
+              <w:t>이름표는 이름만 기재</w:t>
+            </w:r>
+          </w:p>
+        </w:tc>
+      </w:tr>
+      <w:tr>
+        <w:tc>
+          <w:tcPr>
+            <w:tcW w:type="dxa" w:w="2880"/>
+          </w:tcPr>
+          <w:p>
+            <w:r>
+              <w:rPr>
+                <w:b w:val="0"/>
+              </w:rPr>
+              <w:t>게임</w:t>
+            </w:r>
+          </w:p>
+        </w:tc>
+        <w:tc>
+          <w:tcPr>
+            <w:tcW w:type="dxa" w:w="2880"/>
+          </w:tcPr>
+          <w:p>
+            <w:r>
+              <w:rPr>
+                <w:b w:val="0"/>
+              </w:rPr>
+              <w:t>공, 종이컵, 퀴즈 카드</w:t>
+            </w:r>
+          </w:p>
+        </w:tc>
+        <w:tc>
+          <w:tcPr>
+            <w:tcW w:type="dxa" w:w="2880"/>
+          </w:tcPr>
+          <w:p>
+            <w:r>
+              <w:rPr>
+                <w:b w:val="0"/>
+              </w:rPr>
+              <w:t>연령별 난이도 구분</w:t>
+            </w:r>
+          </w:p>
+        </w:tc>
+      </w:tr>
+      <w:tr>
+        <w:tc>
+          <w:tcPr>
+            <w:tcW w:type="dxa" w:w="2880"/>
+          </w:tcPr>
+          <w:p>
+            <w:r>
+              <w:rPr>
+                <w:b w:val="0"/>
+              </w:rPr>
+              <w:t>공연·메시지</w:t>
+            </w:r>
+          </w:p>
+        </w:tc>
+        <w:tc>
+          <w:tcPr>
+            <w:tcW w:type="dxa" w:w="2880"/>
+          </w:tcPr>
+          <w:p>
+            <w:r>
+              <w:rPr>
+                <w:b w:val="0"/>
+              </w:rPr>
+              <w:t>음원, 스피커, 마이크, 성경</w:t>
+            </w:r>
+          </w:p>
+        </w:tc>
+        <w:tc>
+          <w:tcPr>
+            <w:tcW w:type="dxa" w:w="2880"/>
+          </w:tcPr>
+          <w:p>
+            <w:r>
+              <w:rPr>
+                <w:b w:val="0"/>
+              </w:rPr>
+              <w:t>기기 사전 점검</w:t>
+            </w:r>
+          </w:p>
+        </w:tc>
+      </w:tr>
+      <w:tr>
+        <w:tc>
+          <w:tcPr>
+            <w:tcW w:type="dxa" w:w="2880"/>
+          </w:tcPr>
+          <w:p>
+            <w:r>
+              <w:rPr>
+                <w:b w:val="0"/>
+              </w:rPr>
+              <w:t>간식·안전</w:t>
+            </w:r>
+          </w:p>
+        </w:tc>
+        <w:tc>
+          <w:tcPr>
+            <w:tcW w:type="dxa" w:w="2880"/>
+          </w:tcPr>
+          <w:p>
+            <w:r>
+              <w:rPr>
+                <w:b w:val="0"/>
+              </w:rPr>
+              <w:t>개별 포장 간식, 물, 구급함</w:t>
+            </w:r>
+          </w:p>
+        </w:tc>
+        <w:tc>
+          <w:tcPr>
+            <w:tcW w:type="dxa" w:w="2880"/>
+          </w:tcPr>
+          <w:p>
+            <w:r>
+              <w:rPr>
+                <w:b w:val="0"/>
+              </w:rPr>
+              <w:t>알레르기·귀가 방법 확인</w:t>
+            </w:r>
+          </w:p>
+        </w:tc>
+      </w:tr>
+    </w:tbl>
+    <w:p/>
+    <w:p>
+      <w:pPr>
+        <w:pStyle w:val="Heading2"/>
+      </w:pPr>
+      <w:r>
+        <w:rPr>
+          <w:b w:val="0"/>
+        </w:rPr>
+        <w:t>준비 일정</w:t>
+      </w:r>
+    </w:p>
+    <w:tbl>
+      <w:tblPr>
+        <w:tblStyle w:val="TableGrid"/>
+        <w:tblW w:type="auto" w:w="0"/>
+        <w:tblLook w:firstColumn="1" w:firstRow="1" w:lastColumn="0" w:lastRow="0" w:noHBand="0" w:noVBand="1" w:val="04A0"/>
+      </w:tblPr>
+      <w:tblGrid>
+        <w:gridCol w:w="2880"/>
+        <w:gridCol w:w="2880"/>
+        <w:gridCol w:w="2880"/>
+      </w:tblGrid>
+      <w:tr>
+        <w:tc>
+          <w:tcPr>
+            <w:tcW w:type="dxa" w:w="2880"/>
+          </w:tcPr>
+          <w:p>
+            <w:r>
+              <w:rPr>
+                <w:b/>
+              </w:rPr>
+              <w:t>시기</w:t>
+            </w:r>
+          </w:p>
+        </w:tc>
+        <w:tc>
+          <w:tcPr>
+            <w:tcW w:type="dxa" w:w="2880"/>
+          </w:tcPr>
+          <w:p>
+            <w:r>
+              <w:rPr>
+                <w:b/>
+              </w:rPr>
+              <w:t>할 일</w:t>
+            </w:r>
+          </w:p>
+        </w:tc>
+        <w:tc>
+          <w:tcPr>
+            <w:tcW w:type="dxa" w:w="2880"/>
+          </w:tcPr>
+          <w:p>
+            <w:r>
+              <w:rPr>
+                <w:b/>
+              </w:rPr>
+              <w:t>담당</w:t>
+            </w:r>
+          </w:p>
+        </w:tc>
+      </w:tr>
+      <w:tr>
+        <w:tc>
+          <w:tcPr>
+            <w:tcW w:type="dxa" w:w="2880"/>
+          </w:tcPr>
+          <w:p>
+            <w:r>
+              <w:rPr>
+                <w:b w:val="0"/>
+              </w:rPr>
+              <w:t>4주 전</w:t>
+            </w:r>
+          </w:p>
+        </w:tc>
+        <w:tc>
+          <w:tcPr>
+            <w:tcW w:type="dxa" w:w="2880"/>
+          </w:tcPr>
+          <w:p>
+            <w:r>
+              <w:rPr>
+                <w:b w:val="0"/>
+              </w:rPr>
+              <w:t>날짜·장소·예산 확정, 역할 나누기</w:t>
+            </w:r>
+          </w:p>
+        </w:tc>
+        <w:tc>
+          <w:tcPr>
+            <w:tcW w:type="dxa" w:w="2880"/>
+          </w:tcPr>
+          <w:p>
+            <w:r>
+              <w:rPr>
+                <w:b w:val="0"/>
+              </w:rPr>
+              <w:t>________</w:t>
+            </w:r>
+          </w:p>
+        </w:tc>
+      </w:tr>
+      <w:tr>
+        <w:tc>
+          <w:tcPr>
+            <w:tcW w:type="dxa" w:w="2880"/>
+          </w:tcPr>
+          <w:p>
+            <w:r>
+              <w:rPr>
+                <w:b w:val="0"/>
+              </w:rPr>
+              <w:t>3주 전</w:t>
+            </w:r>
+          </w:p>
+        </w:tc>
+        <w:tc>
+          <w:tcPr>
+            <w:tcW w:type="dxa" w:w="2880"/>
+          </w:tcPr>
+          <w:p>
+            <w:r>
+              <w:rPr>
+                <w:b w:val="0"/>
+              </w:rPr>
+              <w:t>초청 카드 배부, 학생별 친구 초청과 기도</w:t>
+            </w:r>
+          </w:p>
+        </w:tc>
+        <w:tc>
+          <w:tcPr>
+            <w:tcW w:type="dxa" w:w="2880"/>
+          </w:tcPr>
+          <w:p>
+            <w:r>
+              <w:rPr>
+                <w:b w:val="0"/>
+              </w:rPr>
+              <w:t>________</w:t>
+            </w:r>
+          </w:p>
+        </w:tc>
+      </w:tr>
+      <w:tr>
+        <w:tc>
+          <w:tcPr>
+            <w:tcW w:type="dxa" w:w="2880"/>
+          </w:tcPr>
+          <w:p>
+            <w:r>
+              <w:rPr>
+                <w:b w:val="0"/>
+              </w:rPr>
+              <w:t>2주 전</w:t>
+            </w:r>
+          </w:p>
+        </w:tc>
+        <w:tc>
+          <w:tcPr>
+            <w:tcW w:type="dxa" w:w="2880"/>
+          </w:tcPr>
+          <w:p>
+            <w:r>
+              <w:rPr>
+                <w:b w:val="0"/>
+              </w:rPr>
+              <w:t>참여 예상 인원 파악, 게임·공연 준비</w:t>
+            </w:r>
+          </w:p>
+        </w:tc>
+        <w:tc>
+          <w:tcPr>
+            <w:tcW w:type="dxa" w:w="2880"/>
+          </w:tcPr>
+          <w:p>
+            <w:r>
+              <w:rPr>
+                <w:b w:val="0"/>
+              </w:rPr>
+              <w:t>________</w:t>
+            </w:r>
+          </w:p>
+        </w:tc>
+      </w:tr>
+      <w:tr>
+        <w:tc>
+          <w:tcPr>
+            <w:tcW w:type="dxa" w:w="2880"/>
+          </w:tcPr>
+          <w:p>
+            <w:r>
+              <w:rPr>
+                <w:b w:val="0"/>
+              </w:rPr>
+              <w:t>1주 전</w:t>
+            </w:r>
+          </w:p>
+        </w:tc>
+        <w:tc>
+          <w:tcPr>
+            <w:tcW w:type="dxa" w:w="2880"/>
+          </w:tcPr>
+          <w:p>
+            <w:r>
+              <w:rPr>
+                <w:b w:val="0"/>
+              </w:rPr>
+              <w:t>보호자 안내, 간식·물품 주문, 메시지 점검</w:t>
+            </w:r>
+          </w:p>
+        </w:tc>
+        <w:tc>
+          <w:tcPr>
+            <w:tcW w:type="dxa" w:w="2880"/>
+          </w:tcPr>
+          <w:p>
+            <w:r>
+              <w:rPr>
+                <w:b w:val="0"/>
+              </w:rPr>
+              <w:t>________</w:t>
+            </w:r>
+          </w:p>
+        </w:tc>
+      </w:tr>
+      <w:tr>
+        <w:tc>
+          <w:tcPr>
+            <w:tcW w:type="dxa" w:w="2880"/>
+          </w:tcPr>
+          <w:p>
+            <w:r>
+              <w:rPr>
+                <w:b w:val="0"/>
+              </w:rPr>
+              <w:t>전날</w:t>
+            </w:r>
+          </w:p>
+        </w:tc>
+        <w:tc>
+          <w:tcPr>
+            <w:tcW w:type="dxa" w:w="2880"/>
+          </w:tcPr>
+          <w:p>
+            <w:r>
+              <w:rPr>
+                <w:b w:val="0"/>
+              </w:rPr>
+              <w:t>장소 정리, 동선·음향·안전 점검</w:t>
+            </w:r>
+          </w:p>
+        </w:tc>
+        <w:tc>
+          <w:tcPr>
+            <w:tcW w:type="dxa" w:w="2880"/>
+          </w:tcPr>
+          <w:p>
+            <w:r>
+              <w:rPr>
+                <w:b w:val="0"/>
+              </w:rPr>
+              <w:t>________</w:t>
+            </w:r>
+          </w:p>
+        </w:tc>
+      </w:tr>
+      <w:tr>
+        <w:tc>
+          <w:tcPr>
+            <w:tcW w:type="dxa" w:w="2880"/>
+          </w:tcPr>
+          <w:p>
+            <w:r>
+              <w:rPr>
+                <w:b w:val="0"/>
+              </w:rPr>
+              <w:t>당일</w:t>
+            </w:r>
+          </w:p>
+        </w:tc>
+        <w:tc>
+          <w:tcPr>
+            <w:tcW w:type="dxa" w:w="2880"/>
+          </w:tcPr>
+          <w:p>
+            <w:r>
+              <w:rPr>
+                <w:b w:val="0"/>
+              </w:rPr>
+              <w:t>등록·환영, 프로그램 진행, 보호자 인계</w:t>
+            </w:r>
+          </w:p>
+        </w:tc>
+        <w:tc>
+          <w:tcPr>
+            <w:tcW w:type="dxa" w:w="2880"/>
+          </w:tcPr>
+          <w:p>
+            <w:r>
+              <w:rPr>
+                <w:b w:val="0"/>
+              </w:rPr>
+              <w:t>________</w:t>
+            </w:r>
+          </w:p>
+        </w:tc>
+      </w:tr>
+    </w:tbl>
+    <w:p/>
+    <w:p>
+      <w:pPr>
+        <w:pStyle w:val="Heading2"/>
+      </w:pPr>
+      <w:r>
+        <w:rPr>
+          <w:b w:val="0"/>
+        </w:rPr>
+        <w:t>시간표</w:t>
+      </w:r>
+    </w:p>
+    <w:p>
+      <w:r>
+        <w:rPr>
+          <w:b w:val="0"/>
+        </w:rPr>
+        <w:t>※ 14시 시작 기준 예시이며, 2일차는 운영하지 않는다.</w:t>
+      </w:r>
+    </w:p>
+    <w:tbl>
+      <w:tblPr>
+        <w:tblStyle w:val="TableGrid"/>
+        <w:tblW w:type="auto" w:w="0"/>
+        <w:tblLook w:firstColumn="1" w:firstRow="1" w:lastColumn="0" w:lastRow="0" w:noHBand="0" w:noVBand="1" w:val="04A0"/>
+      </w:tblPr>
+      <w:tblGrid>
+        <w:gridCol w:w="2880"/>
+        <w:gridCol w:w="2880"/>
+        <w:gridCol w:w="2880"/>
+      </w:tblGrid>
+      <w:tr>
+        <w:tc>
+          <w:tcPr>
+            <w:tcW w:type="dxa" w:w="2880"/>
+          </w:tcPr>
+          <w:p>
+            <w:r>
+              <w:rPr>
+                <w:b/>
+              </w:rPr>
+              <w:t>시간</w:t>
+            </w:r>
+          </w:p>
+        </w:tc>
+        <w:tc>
+          <w:tcPr>
+            <w:tcW w:type="dxa" w:w="2880"/>
+          </w:tcPr>
+          <w:p>
+            <w:r>
+              <w:rPr>
+                <w:b/>
+              </w:rPr>
+              <w:t>1일차</w:t>
+            </w:r>
+          </w:p>
+        </w:tc>
+        <w:tc>
+          <w:tcPr>
+            <w:tcW w:type="dxa" w:w="2880"/>
+          </w:tcPr>
+          <w:p>
+            <w:r>
+              <w:rPr>
+                <w:b/>
+              </w:rPr>
+              <w:t>2일차</w:t>
+            </w:r>
+          </w:p>
+        </w:tc>
+      </w:tr>
+      <w:tr>
+        <w:tc>
+          <w:tcPr>
+            <w:tcW w:type="dxa" w:w="2880"/>
+          </w:tcPr>
+          <w:p>
+            <w:r>
+              <w:rPr>
+                <w:b w:val="0"/>
+              </w:rPr>
+              <w:t>14:00~14:15</w:t>
+            </w:r>
+          </w:p>
+        </w:tc>
+        <w:tc>
+          <w:tcPr>
+            <w:tcW w:type="dxa" w:w="2880"/>
+          </w:tcPr>
+          <w:p>
+            <w:r>
+              <w:rPr>
+                <w:b w:val="0"/>
+              </w:rPr>
+              <w:t>등록·이름표·환영 인사</w:t>
+            </w:r>
+          </w:p>
+        </w:tc>
+        <w:tc>
+          <w:tcPr>
+            <w:tcW w:type="dxa" w:w="2880"/>
+          </w:tcPr>
+          <w:p>
+            <w:r>
+              <w:rPr>
+                <w:b w:val="0"/>
+              </w:rPr>
+              <w:t>—</w:t>
+            </w:r>
+          </w:p>
+        </w:tc>
+      </w:tr>
+      <w:tr>
+        <w:tc>
+          <w:tcPr>
+            <w:tcW w:type="dxa" w:w="2880"/>
+          </w:tcPr>
+          <w:p>
+            <w:r>
+              <w:rPr>
+                <w:b w:val="0"/>
+              </w:rPr>
+              <w:t>14:15~14:40</w:t>
+            </w:r>
+          </w:p>
+        </w:tc>
+        <w:tc>
+          <w:tcPr>
+            <w:tcW w:type="dxa" w:w="2880"/>
+          </w:tcPr>
+          <w:p>
+            <w:r>
+              <w:rPr>
+                <w:b w:val="0"/>
+              </w:rPr>
+              <w:t>연령별 친교 게임</w:t>
+            </w:r>
+          </w:p>
+        </w:tc>
+        <w:tc>
+          <w:tcPr>
+            <w:tcW w:type="dxa" w:w="2880"/>
+          </w:tcPr>
+          <w:p>
+            <w:r>
+              <w:rPr>
+                <w:b w:val="0"/>
+              </w:rPr>
+              <w:t>—</w:t>
+            </w:r>
+          </w:p>
+        </w:tc>
+      </w:tr>
+      <w:tr>
+        <w:tc>
+          <w:tcPr>
+            <w:tcW w:type="dxa" w:w="2880"/>
+          </w:tcPr>
+          <w:p>
+            <w:r>
+              <w:rPr>
+                <w:b w:val="0"/>
+              </w:rPr>
+              <w:t>14:40~14:55</w:t>
+            </w:r>
+          </w:p>
+        </w:tc>
+        <w:tc>
+          <w:tcPr>
+            <w:tcW w:type="dxa" w:w="2880"/>
+          </w:tcPr>
+          <w:p>
+            <w:r>
+              <w:rPr>
+                <w:b w:val="0"/>
+              </w:rPr>
+              <w:t>학생 공연·찬양</w:t>
+            </w:r>
+          </w:p>
+        </w:tc>
+        <w:tc>
+          <w:tcPr>
+            <w:tcW w:type="dxa" w:w="2880"/>
+          </w:tcPr>
+          <w:p>
+            <w:r>
+              <w:rPr>
+                <w:b w:val="0"/>
+              </w:rPr>
+              <w:t>—</w:t>
+            </w:r>
+          </w:p>
+        </w:tc>
+      </w:tr>
+      <w:tr>
+        <w:tc>
+          <w:tcPr>
+            <w:tcW w:type="dxa" w:w="2880"/>
+          </w:tcPr>
+          <w:p>
+            <w:r>
+              <w:rPr>
+                <w:b w:val="0"/>
+              </w:rPr>
+              <w:t>14:55~15:05</w:t>
+            </w:r>
+          </w:p>
+        </w:tc>
+        <w:tc>
+          <w:tcPr>
+            <w:tcW w:type="dxa" w:w="2880"/>
+          </w:tcPr>
+          <w:p>
+            <w:r>
+              <w:rPr>
+                <w:b w:val="0"/>
+              </w:rPr>
+              <w:t>짧은 복음 메시지·기도</w:t>
+            </w:r>
+          </w:p>
+        </w:tc>
+        <w:tc>
+          <w:tcPr>
+            <w:tcW w:type="dxa" w:w="2880"/>
+          </w:tcPr>
+          <w:p>
+            <w:r>
+              <w:rPr>
+                <w:b w:val="0"/>
+              </w:rPr>
+              <w:t>—</w:t>
+            </w:r>
+          </w:p>
+        </w:tc>
+      </w:tr>
+      <w:tr>
+        <w:tc>
+          <w:tcPr>
+            <w:tcW w:type="dxa" w:w="2880"/>
+          </w:tcPr>
+          <w:p>
+            <w:r>
+              <w:rPr>
+                <w:b w:val="0"/>
+              </w:rPr>
+              <w:t>15:05~15:30</w:t>
+            </w:r>
+          </w:p>
+        </w:tc>
+        <w:tc>
+          <w:tcPr>
+            <w:tcW w:type="dxa" w:w="2880"/>
+          </w:tcPr>
+          <w:p>
+            <w:r>
+              <w:rPr>
+                <w:b w:val="0"/>
+              </w:rPr>
+              <w:t>간식·소그룹 대화</w:t>
+            </w:r>
+          </w:p>
+        </w:tc>
+        <w:tc>
+          <w:tcPr>
+            <w:tcW w:type="dxa" w:w="2880"/>
+          </w:tcPr>
+          <w:p>
+            <w:r>
+              <w:rPr>
+                <w:b w:val="0"/>
+              </w:rPr>
+              <w:t>—</w:t>
+            </w:r>
+          </w:p>
+        </w:tc>
+      </w:tr>
+      <w:tr>
+        <w:tc>
+          <w:tcPr>
+            <w:tcW w:type="dxa" w:w="2880"/>
+          </w:tcPr>
+          <w:p>
+            <w:r>
+              <w:rPr>
+                <w:b w:val="0"/>
+              </w:rPr>
+              <w:t>15:30~15:40</w:t>
+            </w:r>
+          </w:p>
+        </w:tc>
+        <w:tc>
+          <w:tcPr>
+            <w:tcW w:type="dxa" w:w="2880"/>
+          </w:tcPr>
+          <w:p>
+            <w:r>
+              <w:rPr>
+                <w:b w:val="0"/>
+              </w:rPr>
+              <w:t>다음 모임 안내·귀가</w:t>
+            </w:r>
+          </w:p>
+        </w:tc>
+        <w:tc>
+          <w:tcPr>
+            <w:tcW w:type="dxa" w:w="2880"/>
+          </w:tcPr>
+          <w:p>
+            <w:r>
+              <w:rPr>
+                <w:b w:val="0"/>
+              </w:rPr>
+              <w:t>—</w:t>
+            </w:r>
+          </w:p>
+        </w:tc>
+      </w:tr>
+    </w:tbl>
+    <w:p/>
+    <w:p>
+      <w:pPr>
+        <w:pStyle w:val="Heading2"/>
+      </w:pPr>
+      <w:r>
+        <w:rPr>
+          <w:b w:val="0"/>
+        </w:rPr>
+        <w:t>특별활동</w:t>
+      </w:r>
+    </w:p>
+    <w:p>
+      <w:r>
+        <w:rPr>
+          <w:b w:val="0"/>
+        </w:rPr>
+        <w:t xml:space="preserve">1) </w:t>
+      </w:r>
+      <w:r>
+        <w:rPr>
+          <w:b/>
+        </w:rPr>
+        <w:t>함께하는 게임</w:t>
+      </w:r>
+    </w:p>
+    <w:p>
+      <w:r>
+        <w:rPr>
+          <w:b w:val="0"/>
+        </w:rPr>
+        <w:t>아동부는 종이컵 쌓기·그림 퀴즈, 중고등부는 협동 미션·팀 퀴즈를 진행한다. 기존 학생과 새친구를 함께 편성하고 탈락 없이 참여하도록 한다.</w:t>
+      </w:r>
+    </w:p>
+    <w:p>
+      <w:r>
+        <w:rPr>
+          <w:b w:val="0"/>
+        </w:rPr>
+        <w:t xml:space="preserve">2) </w:t>
+      </w:r>
+      <w:r>
+        <w:rPr>
+          <w:b/>
+        </w:rPr>
+        <w:t>공연과 짧은 복음 메시지</w:t>
+      </w:r>
+    </w:p>
+    <w:p>
+      <w:r>
+        <w:rPr>
+          <w:b w:val="0"/>
+        </w:rPr>
+        <w:t>학생 공연 1~2팀 후, 요한복음 3:16을 중심으로 하나님의 사랑과 예수님을 소개한다. 메시지는 7분 이내로 준비하고 기도·찬양 참여를 강요하지 않는다.</w:t>
+      </w:r>
+    </w:p>
+    <w:p>
+      <w:r>
+        <w:rPr>
+          <w:b w:val="0"/>
+        </w:rPr>
+        <w:t xml:space="preserve">3) </w:t>
+      </w:r>
+      <w:r>
+        <w:rPr>
+          <w:b/>
+        </w:rPr>
+        <w:t>간식과 환영 대화</w:t>
+      </w:r>
+    </w:p>
+    <w:p>
+      <w:r>
+        <w:rPr>
+          <w:b w:val="0"/>
+        </w:rPr>
+        <w:t>알레르기를 확인한 뒤 간식을 나눈다. 초대한 친구와 교사가 함께 앉아 관심사를 듣고 다음 모임을 안내한다. 공개 자기소개는 원하는 학생만 한다.</w:t>
+      </w:r>
+    </w:p>
+    <w:p>
+      <w:pPr>
+        <w:pStyle w:val="Heading2"/>
+      </w:pPr>
+      <w:r>
+        <w:rPr>
+          <w:b w:val="0"/>
+        </w:rPr>
+        <w:t>초청 카드 문구 예시</w:t>
+      </w:r>
+    </w:p>
+    <w:p>
+      <w:r>
+        <w:rPr>
+          <w:b/>
+        </w:rPr>
+        <w:t>친구야, 우리 함께 놀자!</w:t>
+      </w:r>
+    </w:p>
+    <w:p>
+      <w:r>
+        <w:rPr>
+          <w:b w:val="0"/>
+        </w:rPr>
+        <w:t>게임도 하고, 공연도 보고, 맛있는 간식도 나누는 날이야.</w:t>
+      </w:r>
+    </w:p>
+    <w:p>
+      <w:r>
+        <w:rPr>
+          <w:b w:val="0"/>
+        </w:rPr>
+        <w:t>예수님 이야기도 잠깐 함께 들어 보자. 처음 와도 괜찮아!</w:t>
+      </w:r>
+    </w:p>
+    <w:p>
+      <w:pPr>
+        <w:pStyle w:val="ListBullet"/>
+      </w:pPr>
+      <w:r>
+        <w:rPr>
+          <w:b w:val="0"/>
+        </w:rPr>
+        <w:t>일시 : ________</w:t>
+      </w:r>
+    </w:p>
+    <w:p>
+      <w:pPr>
+        <w:pStyle w:val="ListBullet"/>
+      </w:pPr>
+      <w:r>
+        <w:rPr>
+          <w:b w:val="0"/>
+        </w:rPr>
+        <w:t>장소 : (교회명) ________</w:t>
+      </w:r>
+    </w:p>
+    <w:p>
+      <w:pPr>
+        <w:pStyle w:val="ListBullet"/>
+      </w:pPr>
+      <w:r>
+        <w:rPr>
+          <w:b w:val="0"/>
+        </w:rPr>
+        <w:t>초대하는 친구 : ________</w:t>
+      </w:r>
+    </w:p>
+    <w:p>
+      <w:pPr>
+        <w:pStyle w:val="ListBullet"/>
+      </w:pPr>
+      <w:r>
+        <w:rPr>
+          <w:b w:val="0"/>
+        </w:rPr>
+        <w:t>참가비 : ________</w:t>
+      </w:r>
+    </w:p>
+    <w:p>
+      <w:pPr>
+        <w:pStyle w:val="ListBullet"/>
+      </w:pPr>
+      <w:r>
+        <w:rPr>
+          <w:b w:val="0"/>
+        </w:rPr>
+        <w:t>문의 : ________</w:t>
+      </w:r>
+    </w:p>
+    <w:p>
+      <w:pPr>
+        <w:pStyle w:val="Heading2"/>
+      </w:pPr>
+      <w:r>
+        <w:rPr>
+          <w:b w:val="0"/>
+        </w:rPr>
+        <w:t>예산표</w:t>
+      </w:r>
+    </w:p>
+    <w:tbl>
+      <w:tblPr>
+        <w:tblStyle w:val="TableGrid"/>
+        <w:tblW w:type="auto" w:w="0"/>
+        <w:tblLook w:firstColumn="1" w:firstRow="1" w:lastColumn="0" w:lastRow="0" w:noHBand="0" w:noVBand="1" w:val="04A0"/>
+      </w:tblPr>
+      <w:tblGrid>
+        <w:gridCol w:w="1728"/>
+        <w:gridCol w:w="1728"/>
+        <w:gridCol w:w="1728"/>
+        <w:gridCol w:w="1728"/>
+        <w:gridCol w:w="1728"/>
+      </w:tblGrid>
+      <w:tr>
+        <w:tc>
+          <w:tcPr>
+            <w:tcW w:type="dxa" w:w="1728"/>
+          </w:tcPr>
+          <w:p>
+            <w:r>
+              <w:rPr>
+                <w:b/>
+              </w:rPr>
+              <w:t>항목</w:t>
+            </w:r>
+          </w:p>
+        </w:tc>
+        <w:tc>
+          <w:tcPr>
+            <w:tcW w:type="dxa" w:w="1728"/>
+          </w:tcPr>
+          <w:p>
+            <w:r>
+              <w:rPr>
+                <w:b/>
+              </w:rPr>
+              <w:t>단가</w:t>
+            </w:r>
+          </w:p>
+        </w:tc>
+        <w:tc>
+          <w:tcPr>
+            <w:tcW w:type="dxa" w:w="1728"/>
+          </w:tcPr>
+          <w:p>
+            <w:r>
+              <w:rPr>
+                <w:b/>
+              </w:rPr>
+              <w:t>수량</w:t>
+            </w:r>
+          </w:p>
+        </w:tc>
+        <w:tc>
+          <w:tcPr>
+            <w:tcW w:type="dxa" w:w="1728"/>
+          </w:tcPr>
+          <w:p>
+            <w:r>
+              <w:rPr>
+                <w:b/>
+              </w:rPr>
+              <w:t>금액</w:t>
+            </w:r>
+          </w:p>
+        </w:tc>
+        <w:tc>
+          <w:tcPr>
+            <w:tcW w:type="dxa" w:w="1728"/>
+          </w:tcPr>
+          <w:p>
+            <w:r>
+              <w:rPr>
+                <w:b/>
+              </w:rPr>
+              <w:t>비고</w:t>
+            </w:r>
+          </w:p>
+        </w:tc>
+      </w:tr>
+      <w:tr>
+        <w:tc>
+          <w:tcPr>
+            <w:tcW w:type="dxa" w:w="1728"/>
+          </w:tcPr>
+          <w:p>
+            <w:r>
+              <w:rPr>
+                <w:b w:val="0"/>
+              </w:rPr>
+              <w:t>초청 카드·등록 카드</w:t>
+            </w:r>
+          </w:p>
+        </w:tc>
+        <w:tc>
+          <w:tcPr>
+            <w:tcW w:type="dxa" w:w="1728"/>
+          </w:tcPr>
+          <w:p>
+            <w:r>
+              <w:rPr>
+                <w:b w:val="0"/>
+              </w:rPr>
+              <w:t>________원</w:t>
+            </w:r>
+          </w:p>
+        </w:tc>
+        <w:tc>
+          <w:tcPr>
+            <w:tcW w:type="dxa" w:w="1728"/>
+          </w:tcPr>
+          <w:p>
+            <w:r>
+              <w:rPr>
+                <w:b w:val="0"/>
+              </w:rPr>
+              <w:t>________장</w:t>
+            </w:r>
+          </w:p>
+        </w:tc>
+        <w:tc>
+          <w:tcPr>
+            <w:tcW w:type="dxa" w:w="1728"/>
+          </w:tcPr>
+          <w:p>
+            <w:r>
+              <w:rPr>
+                <w:b w:val="0"/>
+              </w:rPr>
+              <w:t>________원</w:t>
+            </w:r>
+          </w:p>
+        </w:tc>
+        <w:tc>
+          <w:tcPr>
+            <w:tcW w:type="dxa" w:w="1728"/>
+          </w:tcPr>
+          <w:p>
+            <w:r>
+              <w:rPr>
+                <w:b w:val="0"/>
+              </w:rPr>
+              <w:t>자체 인쇄 가능</w:t>
+            </w:r>
+          </w:p>
+        </w:tc>
+      </w:tr>
+      <w:tr>
+        <w:tc>
+          <w:tcPr>
+            <w:tcW w:type="dxa" w:w="1728"/>
+          </w:tcPr>
+          <w:p>
+            <w:r>
+              <w:rPr>
+                <w:b w:val="0"/>
+              </w:rPr>
+              <w:t>게임 재료</w:t>
+            </w:r>
+          </w:p>
+        </w:tc>
+        <w:tc>
+          <w:tcPr>
+            <w:tcW w:type="dxa" w:w="1728"/>
+          </w:tcPr>
+          <w:p>
+            <w:r>
+              <w:rPr>
+                <w:b w:val="0"/>
+              </w:rPr>
+              <w:t>________원</w:t>
+            </w:r>
+          </w:p>
+        </w:tc>
+        <w:tc>
+          <w:tcPr>
+            <w:tcW w:type="dxa" w:w="1728"/>
+          </w:tcPr>
+          <w:p>
+            <w:r>
+              <w:rPr>
+                <w:b w:val="0"/>
+              </w:rPr>
+              <w:t>________세트</w:t>
+            </w:r>
+          </w:p>
+        </w:tc>
+        <w:tc>
+          <w:tcPr>
+            <w:tcW w:type="dxa" w:w="1728"/>
+          </w:tcPr>
+          <w:p>
+            <w:r>
+              <w:rPr>
+                <w:b w:val="0"/>
+              </w:rPr>
+              <w:t>________원</w:t>
+            </w:r>
+          </w:p>
+        </w:tc>
+        <w:tc>
+          <w:tcPr>
+            <w:tcW w:type="dxa" w:w="1728"/>
+          </w:tcPr>
+          <w:p>
+            <w:r>
+              <w:rPr>
+                <w:b w:val="0"/>
+              </w:rPr>
+              <w:t>보유 물품 우선</w:t>
+            </w:r>
+          </w:p>
+        </w:tc>
+      </w:tr>
+      <w:tr>
+        <w:tc>
+          <w:tcPr>
+            <w:tcW w:type="dxa" w:w="1728"/>
+          </w:tcPr>
+          <w:p>
+            <w:r>
+              <w:rPr>
+                <w:b w:val="0"/>
+              </w:rPr>
+              <w:t>간식·음료</w:t>
+            </w:r>
+          </w:p>
+        </w:tc>
+        <w:tc>
+          <w:tcPr>
+            <w:tcW w:type="dxa" w:w="1728"/>
+          </w:tcPr>
+          <w:p>
+            <w:r>
+              <w:rPr>
+                <w:b w:val="0"/>
+              </w:rPr>
+              <w:t>________원</w:t>
+            </w:r>
+          </w:p>
+        </w:tc>
+        <w:tc>
+          <w:tcPr>
+            <w:tcW w:type="dxa" w:w="1728"/>
+          </w:tcPr>
+          <w:p>
+            <w:r>
+              <w:rPr>
+                <w:b w:val="0"/>
+              </w:rPr>
+              <w:t>________명</w:t>
+            </w:r>
+          </w:p>
+        </w:tc>
+        <w:tc>
+          <w:tcPr>
+            <w:tcW w:type="dxa" w:w="1728"/>
+          </w:tcPr>
+          <w:p>
+            <w:r>
+              <w:rPr>
+                <w:b w:val="0"/>
+              </w:rPr>
+              <w:t>________원</w:t>
+            </w:r>
+          </w:p>
+        </w:tc>
+        <w:tc>
+          <w:tcPr>
+            <w:tcW w:type="dxa" w:w="1728"/>
+          </w:tcPr>
+          <w:p>
+            <w:r>
+              <w:rPr>
+                <w:b w:val="0"/>
+              </w:rPr>
+              <w:t>교사 포함</w:t>
+            </w:r>
+          </w:p>
+        </w:tc>
+      </w:tr>
+      <w:tr>
+        <w:tc>
+          <w:tcPr>
+            <w:tcW w:type="dxa" w:w="1728"/>
+          </w:tcPr>
+          <w:p>
+            <w:r>
+              <w:rPr>
+                <w:b w:val="0"/>
+              </w:rPr>
+              <w:t>새친구 선물</w:t>
+            </w:r>
+          </w:p>
+        </w:tc>
+        <w:tc>
+          <w:tcPr>
+            <w:tcW w:type="dxa" w:w="1728"/>
+          </w:tcPr>
+          <w:p>
+            <w:r>
+              <w:rPr>
+                <w:b w:val="0"/>
+              </w:rPr>
+              <w:t>________원</w:t>
+            </w:r>
+          </w:p>
+        </w:tc>
+        <w:tc>
+          <w:tcPr>
+            <w:tcW w:type="dxa" w:w="1728"/>
+          </w:tcPr>
+          <w:p>
+            <w:r>
+              <w:rPr>
+                <w:b w:val="0"/>
+              </w:rPr>
+              <w:t>________개</w:t>
+            </w:r>
+          </w:p>
+        </w:tc>
+        <w:tc>
+          <w:tcPr>
+            <w:tcW w:type="dxa" w:w="1728"/>
+          </w:tcPr>
+          <w:p>
+            <w:r>
+              <w:rPr>
+                <w:b w:val="0"/>
+              </w:rPr>
+              <w:t>________원</w:t>
+            </w:r>
+          </w:p>
+        </w:tc>
+        <w:tc>
+          <w:tcPr>
+            <w:tcW w:type="dxa" w:w="1728"/>
+          </w:tcPr>
+          <w:p>
+            <w:r>
+              <w:rPr>
+                <w:b w:val="0"/>
+              </w:rPr>
+              <w:t>소액 동일 품목</w:t>
+            </w:r>
+          </w:p>
+        </w:tc>
+      </w:tr>
+      <w:tr>
+        <w:tc>
+          <w:tcPr>
+            <w:tcW w:type="dxa" w:w="1728"/>
+          </w:tcPr>
+          <w:p>
+            <w:r>
+              <w:rPr>
+                <w:b w:val="0"/>
+              </w:rPr>
+              <w:t>예비비</w:t>
+            </w:r>
+          </w:p>
+        </w:tc>
+        <w:tc>
+          <w:tcPr>
+            <w:tcW w:type="dxa" w:w="1728"/>
+          </w:tcPr>
+          <w:p>
+            <w:r>
+              <w:rPr>
+                <w:b w:val="0"/>
+              </w:rPr>
+              <w:t>________원</w:t>
+            </w:r>
+          </w:p>
+        </w:tc>
+        <w:tc>
+          <w:tcPr>
+            <w:tcW w:type="dxa" w:w="1728"/>
+          </w:tcPr>
+          <w:p>
+            <w:r>
+              <w:rPr>
+                <w:b w:val="0"/>
+              </w:rPr>
+              <w:t>1식</w:t>
+            </w:r>
+          </w:p>
+        </w:tc>
+        <w:tc>
+          <w:tcPr>
+            <w:tcW w:type="dxa" w:w="1728"/>
+          </w:tcPr>
+          <w:p>
+            <w:r>
+              <w:rPr>
+                <w:b w:val="0"/>
+              </w:rPr>
+              <w:t>________원</w:t>
+            </w:r>
+          </w:p>
+        </w:tc>
+        <w:tc>
+          <w:tcPr>
+            <w:tcW w:type="dxa" w:w="1728"/>
+          </w:tcPr>
+          <w:p>
+            <w:r>
+              <w:rPr>
+                <w:b w:val="0"/>
+              </w:rPr>
+              <w:t>추가 인원 대비</w:t>
+            </w:r>
+          </w:p>
+        </w:tc>
+      </w:tr>
+      <w:tr>
+        <w:tc>
+          <w:tcPr>
+            <w:tcW w:type="dxa" w:w="1728"/>
+          </w:tcPr>
+          <w:p>
+            <w:r>
+              <w:rPr>
+                <w:b/>
+              </w:rPr>
+              <w:t>합계</w:t>
+            </w:r>
+          </w:p>
+        </w:tc>
+        <w:tc>
+          <w:tcPr>
+            <w:tcW w:type="dxa" w:w="1728"/>
+          </w:tcPr>
+          <w:p/>
+        </w:tc>
+        <w:tc>
+          <w:tcPr>
+            <w:tcW w:type="dxa" w:w="1728"/>
+          </w:tcPr>
+          <w:p/>
+        </w:tc>
+        <w:tc>
+          <w:tcPr>
+            <w:tcW w:type="dxa" w:w="1728"/>
+          </w:tcPr>
+          <w:p>
+            <w:r>
+              <w:rPr>
+                <w:b/>
+              </w:rPr>
+              <w:t>________원</w:t>
+            </w:r>
+          </w:p>
+        </w:tc>
+        <w:tc>
+          <w:tcPr>
+            <w:tcW w:type="dxa" w:w="1728"/>
+          </w:tcPr>
+          <w:p/>
+        </w:tc>
+      </w:tr>
+    </w:tbl>
+    <w:p/>
+    <w:p>
+      <w:pPr>
+        <w:pStyle w:val="Heading2"/>
+      </w:pPr>
+      <w:r>
+        <w:rPr>
+          <w:b w:val="0"/>
+        </w:rPr>
+        <w:t>구입 목록</w:t>
       </w:r>
     </w:p>
     <w:tbl>
@@ -170,7 +1635,7 @@
               <w:rPr>
                 <w:b/>
               </w:rPr>
-              <w:t>구분</w:t>
+              <w:t>품목</w:t>
             </w:r>
           </w:p>
         </w:tc>
@@ -183,7 +1648,7 @@
               <w:rPr>
                 <w:b/>
               </w:rPr>
-              <w:t>일정</w:t>
+              <w:t>수량</w:t>
             </w:r>
           </w:p>
         </w:tc>
@@ -196,7 +1661,7 @@
               <w:rPr>
                 <w:b/>
               </w:rPr>
-              <w:t>주요 내용</w:t>
+              <w:t>구입처</w:t>
             </w:r>
           </w:p>
         </w:tc>
@@ -209,7 +1674,7 @@
               <w:rPr>
                 <w:b/>
               </w:rPr>
-              <w:t>비고</w:t>
+              <w:t>담당</w:t>
             </w:r>
           </w:p>
         </w:tc>
@@ -222,9 +1687,9 @@
           <w:p>
             <w:r>
               <w:rPr>
-                <w:b/>
+                <w:b w:val="0"/>
               </w:rPr>
-              <w:t>D-28</w:t>
+              <w:t>인쇄물·이름표</w:t>
             </w:r>
           </w:p>
         </w:tc>
@@ -237,7 +1702,7 @@
               <w:rPr>
                 <w:b w:val="0"/>
               </w:rPr>
-              <w:t>__월 __일</w:t>
+              <w:t>________</w:t>
             </w:r>
           </w:p>
         </w:tc>
@@ -250,7 +1715,7 @@
               <w:rPr>
                 <w:b w:val="0"/>
               </w:rPr>
-              <w:t>기획안 확정, 기도회 시작, 교사 역할 분담</w:t>
+              <w:t>________</w:t>
             </w:r>
           </w:p>
         </w:tc>
@@ -263,7 +1728,7 @@
               <w:rPr>
                 <w:b w:val="0"/>
               </w:rPr>
-              <w:t>기도 카드 배부</w:t>
+              <w:t>________</w:t>
             </w:r>
           </w:p>
         </w:tc>
@@ -276,9 +1741,9 @@
           <w:p>
             <w:r>
               <w:rPr>
-                <w:b/>
+                <w:b w:val="0"/>
               </w:rPr>
-              <w:t>D-21</w:t>
+              <w:t>게임 재료</w:t>
             </w:r>
           </w:p>
         </w:tc>
@@ -291,7 +1756,7 @@
               <w:rPr>
                 <w:b w:val="0"/>
               </w:rPr>
-              <w:t>__월 __일</w:t>
+              <w:t>________</w:t>
             </w:r>
           </w:p>
         </w:tc>
@@ -304,7 +1769,7 @@
               <w:rPr>
                 <w:b w:val="0"/>
               </w:rPr>
-              <w:t>홍보물(포스터, 카드) 제작, 전도 대상자(태신자) 작정</w:t>
+              <w:t>________</w:t>
             </w:r>
           </w:p>
         </w:tc>
@@ -317,7 +1782,7 @@
               <w:rPr>
                 <w:b w:val="0"/>
               </w:rPr>
-              <w:t>작정서 제출</w:t>
+              <w:t>________</w:t>
             </w:r>
           </w:p>
         </w:tc>
@@ -330,9 +1795,9 @@
           <w:p>
             <w:r>
               <w:rPr>
-                <w:b/>
+                <w:b w:val="0"/>
               </w:rPr>
-              <w:t>D-14</w:t>
+              <w:t>간식·음료</w:t>
             </w:r>
           </w:p>
         </w:tc>
@@ -345,7 +1810,7 @@
               <w:rPr>
                 <w:b w:val="0"/>
               </w:rPr>
-              <w:t>__월 __일</w:t>
+              <w:t>________</w:t>
             </w:r>
           </w:p>
         </w:tc>
@@ -358,7 +1823,7 @@
               <w:rPr>
                 <w:b w:val="0"/>
               </w:rPr>
-              <w:t>초청장 발송, 선물 및 간식 주문, 프로그램 리허설</w:t>
+              <w:t>________</w:t>
             </w:r>
           </w:p>
         </w:tc>
@@ -371,7 +1836,7 @@
               <w:rPr>
                 <w:b w:val="0"/>
               </w:rPr>
-              <w:t>예산 집행 확인</w:t>
+              <w:t>________</w:t>
             </w:r>
           </w:p>
         </w:tc>
@@ -384,9 +1849,9 @@
           <w:p>
             <w:r>
               <w:rPr>
-                <w:b/>
+                <w:b w:val="0"/>
               </w:rPr>
-              <w:t>D-7</w:t>
+              <w:t>환영 선물</w:t>
             </w:r>
           </w:p>
         </w:tc>
@@ -399,7 +1864,7 @@
               <w:rPr>
                 <w:b w:val="0"/>
               </w:rPr>
-              <w:t>__월 __일</w:t>
+              <w:t>________</w:t>
             </w:r>
           </w:p>
         </w:tc>
@@ -412,7 +1877,7 @@
               <w:rPr>
                 <w:b w:val="0"/>
               </w:rPr>
-              <w:t>최종 점검, 장식 소품 준비, 새친구 환영 리허설</w:t>
+              <w:t>________</w:t>
             </w:r>
           </w:p>
         </w:tc>
@@ -425,115 +1890,7 @@
               <w:rPr>
                 <w:b w:val="0"/>
               </w:rPr>
-              <w:t>(확인 필요)</w:t>
-            </w:r>
-          </w:p>
-        </w:tc>
-      </w:tr>
-      <w:tr>
-        <w:tc>
-          <w:tcPr>
-            <w:tcW w:type="dxa" w:w="2160"/>
-          </w:tcPr>
-          <w:p>
-            <w:r>
-              <w:rPr>
-                <w:b/>
-              </w:rPr>
-              <w:t>D-Day</w:t>
-            </w:r>
-          </w:p>
-        </w:tc>
-        <w:tc>
-          <w:tcPr>
-            <w:tcW w:type="dxa" w:w="2160"/>
-          </w:tcPr>
-          <w:p>
-            <w:r>
-              <w:rPr>
-                <w:b w:val="0"/>
-              </w:rPr>
-              <w:t>__월 __일</w:t>
-            </w:r>
-          </w:p>
-        </w:tc>
-        <w:tc>
-          <w:tcPr>
-            <w:tcW w:type="dxa" w:w="2160"/>
-          </w:tcPr>
-          <w:p>
-            <w:r>
-              <w:rPr>
-                <w:b w:val="0"/>
-              </w:rPr>
-              <w:t>축제 진행, 새친구 등록 및 선물 증정</w:t>
-            </w:r>
-          </w:p>
-        </w:tc>
-        <w:tc>
-          <w:tcPr>
-            <w:tcW w:type="dxa" w:w="2160"/>
-          </w:tcPr>
-          <w:p>
-            <w:r>
-              <w:rPr>
-                <w:b w:val="0"/>
-              </w:rPr>
-              <w:t>사진 및 영상 기록</w:t>
-            </w:r>
-          </w:p>
-        </w:tc>
-      </w:tr>
-      <w:tr>
-        <w:tc>
-          <w:tcPr>
-            <w:tcW w:type="dxa" w:w="2160"/>
-          </w:tcPr>
-          <w:p>
-            <w:r>
-              <w:rPr>
-                <w:b/>
-              </w:rPr>
-              <w:t>D+7</w:t>
-            </w:r>
-          </w:p>
-        </w:tc>
-        <w:tc>
-          <w:tcPr>
-            <w:tcW w:type="dxa" w:w="2160"/>
-          </w:tcPr>
-          <w:p>
-            <w:r>
-              <w:rPr>
-                <w:b w:val="0"/>
-              </w:rPr>
-              <w:t>__월 __일</w:t>
-            </w:r>
-          </w:p>
-        </w:tc>
-        <w:tc>
-          <w:tcPr>
-            <w:tcW w:type="dxa" w:w="2160"/>
-          </w:tcPr>
-          <w:p>
-            <w:r>
-              <w:rPr>
-                <w:b w:val="0"/>
-              </w:rPr>
-              <w:t>후속 심방, 감사 연락, 정착 프로그램 시작</w:t>
-            </w:r>
-          </w:p>
-        </w:tc>
-        <w:tc>
-          <w:tcPr>
-            <w:tcW w:type="dxa" w:w="2160"/>
-          </w:tcPr>
-          <w:p>
-            <w:r>
-              <w:rPr>
-                <w:b w:val="0"/>
-              </w:rPr>
-              <w:t>보고서 작성</w:t>
+              <w:t>________</w:t>
             </w:r>
           </w:p>
         </w:tc>
@@ -548,427 +1905,7 @@
         <w:rPr>
           <w:b w:val="0"/>
         </w:rPr>
-        <w:t>3. 프로그램 상세 구성</w:t>
-      </w:r>
-    </w:p>
-    <w:p>
-      <w:pPr>
-        <w:pStyle w:val="Heading3"/>
-      </w:pPr>
-      <w:r>
-        <w:rPr>
-          <w:b w:val="0"/>
-        </w:rPr>
-        <w:t>[1부: 열린 마음 (30분)]</w:t>
-      </w:r>
-    </w:p>
-    <w:p>
-      <w:pPr>
-        <w:pStyle w:val="ListBullet"/>
-      </w:pPr>
-      <w:r>
-        <w:rPr>
-          <w:b/>
-        </w:rPr>
-        <w:t>아이스브레이킹:</w:t>
-      </w:r>
-      <w:r>
-        <w:rPr>
-          <w:b w:val="0"/>
-        </w:rPr>
-        <w:t xml:space="preserve"> 레크리에이션 전문 교사 ________</w:t>
-      </w:r>
-    </w:p>
-    <w:p>
-      <w:pPr>
-        <w:pStyle w:val="ListBullet"/>
-      </w:pPr>
-      <w:r>
-        <w:rPr>
-          <w:b w:val="0"/>
-        </w:rPr>
-        <w:t>게임 1: '당신은 당신의 이웃을 사랑하십니까?' (전체 참여)</w:t>
-      </w:r>
-    </w:p>
-    <w:p>
-      <w:pPr>
-        <w:pStyle w:val="ListBullet"/>
-      </w:pPr>
-      <w:r>
-        <w:rPr>
-          <w:b w:val="0"/>
-        </w:rPr>
-        <w:t>게임 2: 팀별 몸으로 말해요 (성경 단어 및 일반 단어 혼합)</w:t>
-      </w:r>
-    </w:p>
-    <w:p>
-      <w:pPr>
-        <w:pStyle w:val="ListBullet"/>
-      </w:pPr>
-      <w:r>
-        <w:rPr>
-          <w:b/>
-        </w:rPr>
-        <w:t>공연:</w:t>
-      </w:r>
-    </w:p>
-    <w:p>
-      <w:pPr>
-        <w:pStyle w:val="ListBullet"/>
-      </w:pPr>
-      <w:r>
-        <w:rPr>
-          <w:b w:val="0"/>
-        </w:rPr>
-        <w:t>아동부: 워십 댄스 (곡명: ________)</w:t>
-      </w:r>
-    </w:p>
-    <w:p>
-      <w:pPr>
-        <w:pStyle w:val="ListBullet"/>
-      </w:pPr>
-      <w:r>
-        <w:rPr>
-          <w:b w:val="0"/>
-        </w:rPr>
-        <w:t>중고등부: 블랙라이트 또는 핸드벨 연주 (곡명: ________)</w:t>
-      </w:r>
-    </w:p>
-    <w:p>
-      <w:pPr>
-        <w:pStyle w:val="Heading3"/>
-      </w:pPr>
-      <w:r>
-        <w:rPr>
-          <w:b w:val="0"/>
-        </w:rPr>
-        <w:t>[2부: 생명의 말씀 (20분)]</w:t>
-      </w:r>
-    </w:p>
-    <w:p>
-      <w:pPr>
-        <w:pStyle w:val="ListBullet"/>
-      </w:pPr>
-      <w:r>
-        <w:rPr>
-          <w:b/>
-        </w:rPr>
-        <w:t>성경 본문:</w:t>
-      </w:r>
-      <w:r>
-        <w:rPr>
-          <w:b w:val="0"/>
-        </w:rPr>
-        <w:t xml:space="preserve"> 요한복음 3:16, 마가복음 2:1-12 (중택 1)</w:t>
-      </w:r>
-    </w:p>
-    <w:p>
-      <w:pPr>
-        <w:pStyle w:val="ListBullet"/>
-      </w:pPr>
-      <w:r>
-        <w:rPr>
-          <w:b/>
-        </w:rPr>
-        <w:t>짧은 복음 메시지 (설교 가이드):</w:t>
-      </w:r>
-    </w:p>
-    <w:p>
-      <w:pPr>
-        <w:pStyle w:val="ListNumber"/>
-      </w:pPr>
-      <w:r>
-        <w:rPr>
-          <w:b/>
-        </w:rPr>
-        <w:t>도입:</w:t>
-      </w:r>
-      <w:r>
-        <w:rPr>
-          <w:b w:val="0"/>
-        </w:rPr>
-        <w:t xml:space="preserve"> 친구의 초대로 이 자리에 온 것의 의미 (우연이 아닌 하나님의 계획).</w:t>
-      </w:r>
-    </w:p>
-    <w:p>
-      <w:pPr>
-        <w:pStyle w:val="ListNumber"/>
-      </w:pPr>
-      <w:r>
-        <w:rPr>
-          <w:b/>
-        </w:rPr>
-        <w:t>전개:</w:t>
-      </w:r>
-      <w:r>
-        <w:rPr>
-          <w:b w:val="0"/>
-        </w:rPr>
-        <w:t xml:space="preserve"> 우리 삶의 결핍과 죄의 문제, 그리고 우리를 사랑하시는 하나님.</w:t>
-      </w:r>
-    </w:p>
-    <w:p>
-      <w:pPr>
-        <w:pStyle w:val="ListNumber"/>
-      </w:pPr>
-      <w:r>
-        <w:rPr>
-          <w:b/>
-        </w:rPr>
-        <w:t>핵심:</w:t>
-      </w:r>
-      <w:r>
-        <w:rPr>
-          <w:b w:val="0"/>
-        </w:rPr>
-        <w:t xml:space="preserve"> 예수 그리스도를 통한 구원과 영원한 생명의 약속.</w:t>
-      </w:r>
-    </w:p>
-    <w:p>
-      <w:pPr>
-        <w:pStyle w:val="ListNumber"/>
-      </w:pPr>
-      <w:r>
-        <w:rPr>
-          <w:b/>
-        </w:rPr>
-        <w:t>결단:</w:t>
-      </w:r>
-      <w:r>
-        <w:rPr>
-          <w:b w:val="0"/>
-        </w:rPr>
-        <w:t xml:space="preserve"> 짧은 영접 기도 및 축복의 시간.</w:t>
-      </w:r>
-    </w:p>
-    <w:p>
-      <w:pPr>
-        <w:pStyle w:val="Heading3"/>
-      </w:pPr>
-      <w:r>
-        <w:rPr>
-          <w:b w:val="0"/>
-        </w:rPr>
-        <w:t>[3부: 즐거운 교제 (40분)]</w:t>
-      </w:r>
-    </w:p>
-    <w:p>
-      <w:pPr>
-        <w:pStyle w:val="ListBullet"/>
-      </w:pPr>
-      <w:r>
-        <w:rPr>
-          <w:b/>
-        </w:rPr>
-        <w:t>간식 파티:</w:t>
-      </w:r>
-      <w:r>
-        <w:rPr>
-          <w:b w:val="0"/>
-        </w:rPr>
-        <w:t xml:space="preserve"> 메뉴(________, ________ 등)</w:t>
-      </w:r>
-    </w:p>
-    <w:p>
-      <w:pPr>
-        <w:pStyle w:val="ListBullet"/>
-      </w:pPr>
-      <w:r>
-        <w:rPr>
-          <w:b/>
-        </w:rPr>
-        <w:t>선물 증정:</w:t>
-      </w:r>
-      <w:r>
-        <w:rPr>
-          <w:b w:val="0"/>
-        </w:rPr>
-        <w:t xml:space="preserve"> 새친구 선물(________), 인도자 선물(________)</w:t>
-      </w:r>
-    </w:p>
-    <w:p>
-      <w:pPr>
-        <w:pStyle w:val="ListBullet"/>
-      </w:pPr>
-      <w:r>
-        <w:rPr>
-          <w:b/>
-        </w:rPr>
-        <w:t>럭키드로우:</w:t>
-      </w:r>
-      <w:r>
-        <w:rPr>
-          <w:b w:val="0"/>
-        </w:rPr>
-        <w:t xml:space="preserve"> 추첨을 통한 깜짝 선물 증정</w:t>
-      </w:r>
-    </w:p>
-    <w:p>
-      <w:pPr>
-        <w:pStyle w:val="Heading2"/>
-      </w:pPr>
-      <w:r>
-        <w:rPr>
-          <w:b w:val="0"/>
-        </w:rPr>
-        <w:t>4. 초청 카드 문구 예시</w:t>
-      </w:r>
-    </w:p>
-    <w:p>
-      <w:pPr>
-        <w:pStyle w:val="Heading3"/>
-      </w:pPr>
-      <w:r>
-        <w:rPr>
-          <w:b w:val="0"/>
-        </w:rPr>
-        <w:t>[예시 1: 아동부용 - 따뜻한 느낌]</w:t>
-      </w:r>
-    </w:p>
-    <w:p>
-      <w:r>
-        <w:rPr>
-          <w:b w:val="0"/>
-        </w:rPr>
-        <w:t xml:space="preserve">&gt; </w:t>
-      </w:r>
-      <w:r>
-        <w:rPr>
-          <w:b/>
-        </w:rPr>
-        <w:t>"너를 위해 준비한 특별한 선물이 있어!"</w:t>
-      </w:r>
-    </w:p>
-    <w:p>
-      <w:r>
-        <w:rPr>
-          <w:b w:val="0"/>
-        </w:rPr>
-        <w:t>&gt; 안녕, 내 친구야!</w:t>
-      </w:r>
-    </w:p>
-    <w:p>
-      <w:r>
-        <w:rPr>
-          <w:b w:val="0"/>
-        </w:rPr>
-        <w:t>&gt; 우리 교회에서 너를 초대하는 즐거운 잔치를 열어.</w:t>
-      </w:r>
-    </w:p>
-    <w:p>
-      <w:r>
-        <w:rPr>
-          <w:b w:val="0"/>
-        </w:rPr>
-        <w:t>&gt; 맛있는 간식과 재미있는 게임, 그리고 너를 향한 하나님의 사랑이 기다리고 있어.</w:t>
-      </w:r>
-    </w:p>
-    <w:p>
-      <w:r>
-        <w:rPr>
-          <w:b w:val="0"/>
-        </w:rPr>
-        <w:t>&gt; 우리 꼭 함께 가자!</w:t>
-      </w:r>
-    </w:p>
-    <w:p>
-      <w:r>
-        <w:rPr>
-          <w:b w:val="0"/>
-        </w:rPr>
-        <w:t>&gt; * 일시: ________</w:t>
-      </w:r>
-    </w:p>
-    <w:p>
-      <w:r>
-        <w:rPr>
-          <w:b w:val="0"/>
-        </w:rPr>
-        <w:t>&gt; * 장소: (교회명) ________</w:t>
-      </w:r>
-    </w:p>
-    <w:p>
-      <w:pPr>
-        <w:pStyle w:val="Heading3"/>
-      </w:pPr>
-      <w:r>
-        <w:rPr>
-          <w:b w:val="0"/>
-        </w:rPr>
-        <w:t>[예시 2: 중고등부용 - 감성적 접근]</w:t>
-      </w:r>
-    </w:p>
-    <w:p>
-      <w:r>
-        <w:rPr>
-          <w:b w:val="0"/>
-        </w:rPr>
-        <w:t xml:space="preserve">&gt; </w:t>
-      </w:r>
-      <w:r>
-        <w:rPr>
-          <w:b/>
-        </w:rPr>
-        <w:t>"지친 너의 일상에 작은 쉼표가 되어줄게."</w:t>
-      </w:r>
-    </w:p>
-    <w:p>
-      <w:r>
-        <w:rPr>
-          <w:b w:val="0"/>
-        </w:rPr>
-        <w:t>&gt; 학업에, 관계에 조금은 지쳐있는 너에게</w:t>
-      </w:r>
-    </w:p>
-    <w:p>
-      <w:r>
-        <w:rPr>
-          <w:b w:val="0"/>
-        </w:rPr>
-        <w:t>&gt; 따뜻한 위로와 즐거운 만남을 선물하고 싶어.</w:t>
-      </w:r>
-    </w:p>
-    <w:p>
-      <w:r>
-        <w:rPr>
-          <w:b w:val="0"/>
-        </w:rPr>
-        <w:t>&gt; 부담 없이 와서 맛있는 것도 먹고 함께 웃자.</w:t>
-      </w:r>
-    </w:p>
-    <w:p>
-      <w:r>
-        <w:rPr>
-          <w:b w:val="0"/>
-        </w:rPr>
-        <w:t>&gt; 너라는 존재만으로도 우리는 충분히 기뻐!</w:t>
-      </w:r>
-    </w:p>
-    <w:p>
-      <w:r>
-        <w:rPr>
-          <w:b w:val="0"/>
-        </w:rPr>
-        <w:t>&gt; * 일시: ________</w:t>
-      </w:r>
-    </w:p>
-    <w:p>
-      <w:r>
-        <w:rPr>
-          <w:b w:val="0"/>
-        </w:rPr>
-        <w:t>&gt; * 장소: (교회명) ________</w:t>
-      </w:r>
-    </w:p>
-    <w:p>
-      <w:pPr>
-        <w:pStyle w:val="Heading2"/>
-      </w:pPr>
-      <w:r>
-        <w:rPr>
-          <w:b w:val="0"/>
-        </w:rPr>
-        <w:t>5. 새친구 등록 카드 (양식)</w:t>
+        <w:t>새친구 등록 카드</w:t>
       </w:r>
     </w:p>
     <w:tbl>
@@ -991,7 +1928,7 @@
               <w:rPr>
                 <w:b/>
               </w:rPr>
-              <w:t>(교회명) 새친구 등록 카드</w:t>
+              <w:t>항목</w:t>
             </w:r>
           </w:p>
         </w:tc>
@@ -1004,7 +1941,7 @@
               <w:rPr>
                 <w:b/>
               </w:rPr>
-              <w:t>접수번호: ________</w:t>
+              <w:t>작성란</w:t>
             </w:r>
           </w:p>
         </w:tc>
@@ -1017,9 +1954,9 @@
           <w:p>
             <w:r>
               <w:rPr>
-                <w:b/>
+                <w:b w:val="0"/>
               </w:rPr>
-              <w:t>이름</w:t>
+              <w:t>학생 이름</w:t>
             </w:r>
           </w:p>
         </w:tc>
@@ -1032,7 +1969,7 @@
               <w:rPr>
                 <w:b w:val="0"/>
               </w:rPr>
-              <w:t>________ (남 / 여)</w:t>
+              <w:t>________</w:t>
             </w:r>
           </w:p>
         </w:tc>
@@ -1045,9 +1982,9 @@
           <w:p>
             <w:r>
               <w:rPr>
-                <w:b/>
+                <w:b w:val="0"/>
               </w:rPr>
-              <w:t>학교/학년</w:t>
+              <w:t>부서·학년</w:t>
             </w:r>
           </w:p>
         </w:tc>
@@ -1060,7 +1997,7 @@
               <w:rPr>
                 <w:b w:val="0"/>
               </w:rPr>
-              <w:t>________학교 __학년 __반</w:t>
+              <w:t>□ 아동부 □ 중고등부 / ________학년</w:t>
             </w:r>
           </w:p>
         </w:tc>
@@ -1073,9 +2010,9 @@
           <w:p>
             <w:r>
               <w:rPr>
-                <w:b/>
+                <w:b w:val="0"/>
               </w:rPr>
-              <w:t>연락처</w:t>
+              <w:t>초대한 친구</w:t>
             </w:r>
           </w:p>
         </w:tc>
@@ -1088,7 +2025,7 @@
               <w:rPr>
                 <w:b w:val="0"/>
               </w:rPr>
-              <w:t>________-________-________</w:t>
+              <w:t>________</w:t>
             </w:r>
           </w:p>
         </w:tc>
@@ -1101,9 +2038,9 @@
           <w:p>
             <w:r>
               <w:rPr>
-                <w:b/>
+                <w:b w:val="0"/>
               </w:rPr>
-              <w:t>생일</w:t>
+              <w:t>보호자 이름·연락처</w:t>
             </w:r>
           </w:p>
         </w:tc>
@@ -1116,7 +2053,7 @@
               <w:rPr>
                 <w:b w:val="0"/>
               </w:rPr>
-              <w:t>____월 ____일</w:t>
+              <w:t>________ / ________</w:t>
             </w:r>
           </w:p>
         </w:tc>
@@ -1129,9 +2066,9 @@
           <w:p>
             <w:r>
               <w:rPr>
-                <w:b/>
+                <w:b w:val="0"/>
               </w:rPr>
-              <w:t>주소</w:t>
+              <w:t>알레르기 등 돌봄에 필요한 사항(선택)</w:t>
             </w:r>
           </w:p>
         </w:tc>
@@ -1144,7 +2081,7 @@
               <w:rPr>
                 <w:b w:val="0"/>
               </w:rPr>
-              <w:t>________________________________________</w:t>
+              <w:t>________</w:t>
             </w:r>
           </w:p>
         </w:tc>
@@ -1157,9 +2094,9 @@
           <w:p>
             <w:r>
               <w:rPr>
-                <w:b/>
+                <w:b w:val="0"/>
               </w:rPr>
-              <w:t>인도자</w:t>
+              <w:t>귀가 방법·인계할 보호자</w:t>
             </w:r>
           </w:p>
         </w:tc>
@@ -1172,7 +2109,7 @@
               <w:rPr>
                 <w:b w:val="0"/>
               </w:rPr>
-              <w:t>(우리 교회 학생 이름) ________</w:t>
+              <w:t>________</w:t>
             </w:r>
           </w:p>
         </w:tc>
@@ -1185,9 +2122,9 @@
           <w:p>
             <w:r>
               <w:rPr>
-                <w:b/>
+                <w:b w:val="0"/>
               </w:rPr>
-              <w:t>학부모 연락처</w:t>
+              <w:t>다음 모임 안내 수신(선택)</w:t>
             </w:r>
           </w:p>
         </w:tc>
@@ -1200,69 +2137,45 @@
               <w:rPr>
                 <w:b w:val="0"/>
               </w:rPr>
-              <w:t>________-________-________</w:t>
-            </w:r>
-          </w:p>
-        </w:tc>
-      </w:tr>
-      <w:tr>
-        <w:tc>
-          <w:tcPr>
-            <w:tcW w:type="dxa" w:w="4320"/>
-          </w:tcPr>
-          <w:p>
-            <w:r>
-              <w:rPr>
-                <w:b/>
-              </w:rPr>
-              <w:t>관심사/취미</w:t>
-            </w:r>
-          </w:p>
-        </w:tc>
-        <w:tc>
-          <w:tcPr>
-            <w:tcW w:type="dxa" w:w="4320"/>
-          </w:tcPr>
-          <w:p>
-            <w:r>
-              <w:rPr>
-                <w:b w:val="0"/>
-              </w:rPr>
-              <w:t>________________________________</w:t>
-            </w:r>
-          </w:p>
-        </w:tc>
-      </w:tr>
-      <w:tr>
-        <w:tc>
-          <w:tcPr>
-            <w:tcW w:type="dxa" w:w="4320"/>
-          </w:tcPr>
-          <w:p>
-            <w:r>
-              <w:rPr>
-                <w:b/>
-              </w:rPr>
-              <w:t>개인정보 활용 동의</w:t>
-            </w:r>
-          </w:p>
-        </w:tc>
-        <w:tc>
-          <w:tcPr>
-            <w:tcW w:type="dxa" w:w="4320"/>
-          </w:tcPr>
-          <w:p>
-            <w:r>
-              <w:rPr>
-                <w:b w:val="0"/>
-              </w:rPr>
-              <w:t>□ 동의함  □ 동의하지 않음</w:t>
+              <w:t>□ 동의 □ 미동의 / 연락 방법: ________</w:t>
             </w:r>
           </w:p>
         </w:tc>
       </w:tr>
     </w:tbl>
     <w:p/>
+    <w:p>
+      <w:r>
+        <w:rPr>
+          <w:b w:val="0"/>
+        </w:rPr>
+        <w:t>개인정보 수집·이용: 행사 운영·안전 확인을 위해 학생 이름·학년·보호자 연락처·귀가 정보를 수집하며, 후속 안내는 수신 동의자에게만 제공합니다. 보유 기간: ________까지, 이후 파기합니다. 동의를 거부할 수 있으며 필요한 연락·돌봄에 제한이 있을 수 있습니다. □ 동의 □ 미동의</w:t>
+      </w:r>
+    </w:p>
+    <w:p>
+      <w:r>
+        <w:rPr>
+          <w:b w:val="0"/>
+        </w:rPr>
+        <w:t>알레르기 등 건강정보 수집·이용(선택): 행사 중 안전한 돌봄 목적으로 위 기간까지 보관합니다. □ 동의 □ 미동의</w:t>
+      </w:r>
+    </w:p>
+    <w:p>
+      <w:r>
+        <w:rPr>
+          <w:b w:val="0"/>
+        </w:rPr>
+        <w:t>학생 또는 보호자 서명: ________ / 날짜: ________</w:t>
+      </w:r>
+    </w:p>
+    <w:p>
+      <w:r>
+        <w:rPr>
+          <w:b w:val="0"/>
+        </w:rPr>
+        <w:t>※ 만 14세 미만은 법정대리인 동의 확인. 사진 촬영·게시 동의는 별도로 받는다.</w:t>
+      </w:r>
+    </w:p>
     <w:p>
       <w:pPr>
         <w:pStyle w:val="Heading2"/>
@@ -1271,7 +2184,7 @@
         <w:rPr>
           <w:b w:val="0"/>
         </w:rPr>
-        <w:t>6. 후속 연락 및 정착 계획표</w:t>
+        <w:t>후속 연락 계획표</w:t>
       </w:r>
     </w:p>
     <w:tbl>
@@ -1281,15 +2194,16 @@
         <w:tblLook w:firstColumn="1" w:firstRow="1" w:lastColumn="0" w:lastRow="0" w:noHBand="0" w:noVBand="1" w:val="04A0"/>
       </w:tblPr>
       <w:tblGrid>
-        <w:gridCol w:w="2160"/>
-        <w:gridCol w:w="2160"/>
-        <w:gridCol w:w="2160"/>
-        <w:gridCol w:w="2160"/>
+        <w:gridCol w:w="1728"/>
+        <w:gridCol w:w="1728"/>
+        <w:gridCol w:w="1728"/>
+        <w:gridCol w:w="1728"/>
+        <w:gridCol w:w="1728"/>
       </w:tblGrid>
       <w:tr>
         <w:tc>
           <w:tcPr>
-            <w:tcW w:type="dxa" w:w="2160"/>
+            <w:tcW w:type="dxa" w:w="1728"/>
           </w:tcPr>
           <w:p>
             <w:r>
@@ -1302,40 +2216,53 @@
         </w:tc>
         <w:tc>
           <w:tcPr>
-            <w:tcW w:type="dxa" w:w="2160"/>
+            <w:tcW w:type="dxa" w:w="1728"/>
           </w:tcPr>
           <w:p>
             <w:r>
               <w:rPr>
                 <w:b/>
               </w:rPr>
-              <w:t>활동 내용</w:t>
+              <w:t>대상</w:t>
             </w:r>
           </w:p>
         </w:tc>
         <w:tc>
           <w:tcPr>
-            <w:tcW w:type="dxa" w:w="2160"/>
+            <w:tcW w:type="dxa" w:w="1728"/>
           </w:tcPr>
           <w:p>
             <w:r>
               <w:rPr>
                 <w:b/>
               </w:rPr>
-              <w:t>담당자</w:t>
+              <w:t>연락·돌봄 내용</w:t>
             </w:r>
           </w:p>
         </w:tc>
         <w:tc>
           <w:tcPr>
-            <w:tcW w:type="dxa" w:w="2160"/>
+            <w:tcW w:type="dxa" w:w="1728"/>
           </w:tcPr>
           <w:p>
             <w:r>
               <w:rPr>
                 <w:b/>
               </w:rPr>
-              <w:t>확인</w:t>
+              <w:t>담당</w:t>
+            </w:r>
+          </w:p>
+        </w:tc>
+        <w:tc>
+          <w:tcPr>
+            <w:tcW w:type="dxa" w:w="1728"/>
+          </w:tcPr>
+          <w:p>
+            <w:r>
+              <w:rPr>
+                <w:b/>
+              </w:rPr>
+              <w:t>완료</w:t>
             </w:r>
           </w:p>
         </w:tc>
@@ -1343,334 +2270,413 @@
       <w:tr>
         <w:tc>
           <w:tcPr>
-            <w:tcW w:type="dxa" w:w="2160"/>
-          </w:tcPr>
-          <w:p>
-            <w:r>
-              <w:rPr>
-                <w:b/>
-              </w:rPr>
-              <w:t>당일 저녁</w:t>
-            </w:r>
-          </w:p>
-        </w:tc>
-        <w:tc>
-          <w:tcPr>
-            <w:tcW w:type="dxa" w:w="2160"/>
+            <w:tcW w:type="dxa" w:w="1728"/>
           </w:tcPr>
           <w:p>
             <w:r>
               <w:rPr>
                 <w:b w:val="0"/>
               </w:rPr>
-              <w:t>감사 문자 발송 (와줘서 고마워!)</w:t>
+              <w:t>당일</w:t>
             </w:r>
           </w:p>
         </w:tc>
         <w:tc>
           <w:tcPr>
-            <w:tcW w:type="dxa" w:w="2160"/>
+            <w:tcW w:type="dxa" w:w="1728"/>
           </w:tcPr>
           <w:p>
             <w:r>
               <w:rPr>
                 <w:b w:val="0"/>
               </w:rPr>
-              <w:t>인도 학생, 담당 교사</w:t>
+              <w:t>모든 새친구</w:t>
             </w:r>
           </w:p>
         </w:tc>
         <w:tc>
           <w:tcPr>
-            <w:tcW w:type="dxa" w:w="2160"/>
-          </w:tcPr>
-          <w:p/>
-        </w:tc>
-      </w:tr>
-      <w:tr>
-        <w:tc>
-          <w:tcPr>
-            <w:tcW w:type="dxa" w:w="2160"/>
-          </w:tcPr>
-          <w:p>
-            <w:r>
-              <w:rPr>
-                <w:b/>
-              </w:rPr>
-              <w:t>월~화요일</w:t>
-            </w:r>
-          </w:p>
-        </w:tc>
-        <w:tc>
-          <w:tcPr>
-            <w:tcW w:type="dxa" w:w="2160"/>
+            <w:tcW w:type="dxa" w:w="1728"/>
           </w:tcPr>
           <w:p>
             <w:r>
               <w:rPr>
                 <w:b w:val="0"/>
               </w:rPr>
-              <w:t>학부모님께 안부 전화 및 인사</w:t>
+              <w:t>감사 인사, 귀가·보호자 인계 확인</w:t>
             </w:r>
           </w:p>
         </w:tc>
         <w:tc>
           <w:tcPr>
-            <w:tcW w:type="dxa" w:w="2160"/>
+            <w:tcW w:type="dxa" w:w="1728"/>
           </w:tcPr>
           <w:p>
             <w:r>
               <w:rPr>
                 <w:b w:val="0"/>
               </w:rPr>
-              <w:t>부장 교사/전도사</w:t>
+              <w:t>________</w:t>
             </w:r>
           </w:p>
         </w:tc>
         <w:tc>
           <w:tcPr>
-            <w:tcW w:type="dxa" w:w="2160"/>
-          </w:tcPr>
-          <w:p/>
-        </w:tc>
-      </w:tr>
-      <w:tr>
-        <w:tc>
-          <w:tcPr>
-            <w:tcW w:type="dxa" w:w="2160"/>
-          </w:tcPr>
-          <w:p>
-            <w:r>
-              <w:rPr>
-                <w:b/>
-              </w:rPr>
-              <w:t>수~금요일</w:t>
-            </w:r>
-          </w:p>
-        </w:tc>
-        <w:tc>
-          <w:tcPr>
-            <w:tcW w:type="dxa" w:w="2160"/>
+            <w:tcW w:type="dxa" w:w="1728"/>
           </w:tcPr>
           <w:p>
             <w:r>
               <w:rPr>
                 <w:b w:val="0"/>
               </w:rPr>
-              <w:t>소소한 기프티콘 또는 간식 전달 (심방)</w:t>
+              <w:t>□</w:t>
             </w:r>
           </w:p>
         </w:tc>
+      </w:tr>
+      <w:tr>
         <w:tc>
           <w:tcPr>
-            <w:tcW w:type="dxa" w:w="2160"/>
+            <w:tcW w:type="dxa" w:w="1728"/>
           </w:tcPr>
           <w:p>
             <w:r>
               <w:rPr>
                 <w:b w:val="0"/>
               </w:rPr>
-              <w:t>담당 반 교사</w:t>
+              <w:t>2일 이내</w:t>
             </w:r>
           </w:p>
         </w:tc>
         <w:tc>
           <w:tcPr>
-            <w:tcW w:type="dxa" w:w="2160"/>
-          </w:tcPr>
-          <w:p/>
-        </w:tc>
-      </w:tr>
-      <w:tr>
-        <w:tc>
-          <w:tcPr>
-            <w:tcW w:type="dxa" w:w="2160"/>
-          </w:tcPr>
-          <w:p>
-            <w:r>
-              <w:rPr>
-                <w:b/>
-              </w:rPr>
-              <w:t>차주 주일</w:t>
-            </w:r>
-          </w:p>
-        </w:tc>
-        <w:tc>
-          <w:tcPr>
-            <w:tcW w:type="dxa" w:w="2160"/>
+            <w:tcW w:type="dxa" w:w="1728"/>
           </w:tcPr>
           <w:p>
             <w:r>
               <w:rPr>
                 <w:b w:val="0"/>
               </w:rPr>
-              <w:t>2차 초청 (공과 공부 합반 및 환영식)</w:t>
+              <w:t>안내 수신 동의 가정</w:t>
             </w:r>
           </w:p>
         </w:tc>
         <w:tc>
           <w:tcPr>
-            <w:tcW w:type="dxa" w:w="2160"/>
+            <w:tcW w:type="dxa" w:w="1728"/>
           </w:tcPr>
           <w:p>
             <w:r>
               <w:rPr>
                 <w:b w:val="0"/>
               </w:rPr>
-              <w:t>반 전체 학생</w:t>
+              <w:t>감사 연락, 불편했던 점 듣기</w:t>
             </w:r>
           </w:p>
         </w:tc>
         <w:tc>
           <w:tcPr>
-            <w:tcW w:type="dxa" w:w="2160"/>
-          </w:tcPr>
-          <w:p/>
-        </w:tc>
-      </w:tr>
-      <w:tr>
-        <w:tc>
-          <w:tcPr>
-            <w:tcW w:type="dxa" w:w="2160"/>
-          </w:tcPr>
-          <w:p>
-            <w:r>
-              <w:rPr>
-                <w:b/>
-              </w:rPr>
-              <w:t>4주간</w:t>
-            </w:r>
-          </w:p>
-        </w:tc>
-        <w:tc>
-          <w:tcPr>
-            <w:tcW w:type="dxa" w:w="2160"/>
+            <w:tcW w:type="dxa" w:w="1728"/>
           </w:tcPr>
           <w:p>
             <w:r>
               <w:rPr>
                 <w:b w:val="0"/>
               </w:rPr>
-              <w:t>'새친구 반' 운영 (교회 기본 안내 및 교리)</w:t>
+              <w:t>________</w:t>
             </w:r>
           </w:p>
         </w:tc>
         <w:tc>
           <w:tcPr>
-            <w:tcW w:type="dxa" w:w="2160"/>
+            <w:tcW w:type="dxa" w:w="1728"/>
           </w:tcPr>
           <w:p>
             <w:r>
               <w:rPr>
                 <w:b w:val="0"/>
               </w:rPr>
-              <w:t>________ 교사</w:t>
+              <w:t>□</w:t>
+            </w:r>
+          </w:p>
+        </w:tc>
+      </w:tr>
+      <w:tr>
+        <w:tc>
+          <w:tcPr>
+            <w:tcW w:type="dxa" w:w="1728"/>
+          </w:tcPr>
+          <w:p>
+            <w:r>
+              <w:rPr>
+                <w:b w:val="0"/>
+              </w:rPr>
+              <w:t>다음 모임 전</w:t>
             </w:r>
           </w:p>
         </w:tc>
         <w:tc>
           <w:tcPr>
-            <w:tcW w:type="dxa" w:w="2160"/>
+            <w:tcW w:type="dxa" w:w="1728"/>
           </w:tcPr>
-          <w:p/>
+          <w:p>
+            <w:r>
+              <w:rPr>
+                <w:b w:val="0"/>
+              </w:rPr>
+              <w:t>안내 수신 동의 가정</w:t>
+            </w:r>
+          </w:p>
+        </w:tc>
+        <w:tc>
+          <w:tcPr>
+            <w:tcW w:type="dxa" w:w="1728"/>
+          </w:tcPr>
+          <w:p>
+            <w:r>
+              <w:rPr>
+                <w:b w:val="0"/>
+              </w:rPr>
+              <w:t>예배 시간·장소·맞이할 교사 안내</w:t>
+            </w:r>
+          </w:p>
+        </w:tc>
+        <w:tc>
+          <w:tcPr>
+            <w:tcW w:type="dxa" w:w="1728"/>
+          </w:tcPr>
+          <w:p>
+            <w:r>
+              <w:rPr>
+                <w:b w:val="0"/>
+              </w:rPr>
+              <w:t>________</w:t>
+            </w:r>
+          </w:p>
+        </w:tc>
+        <w:tc>
+          <w:tcPr>
+            <w:tcW w:type="dxa" w:w="1728"/>
+          </w:tcPr>
+          <w:p>
+            <w:r>
+              <w:rPr>
+                <w:b w:val="0"/>
+              </w:rPr>
+              <w:t>□</w:t>
+            </w:r>
+          </w:p>
+        </w:tc>
+      </w:tr>
+      <w:tr>
+        <w:tc>
+          <w:tcPr>
+            <w:tcW w:type="dxa" w:w="1728"/>
+          </w:tcPr>
+          <w:p>
+            <w:r>
+              <w:rPr>
+                <w:b w:val="0"/>
+              </w:rPr>
+              <w:t>다음 모임 당일</w:t>
+            </w:r>
+          </w:p>
+        </w:tc>
+        <w:tc>
+          <w:tcPr>
+            <w:tcW w:type="dxa" w:w="1728"/>
+          </w:tcPr>
+          <w:p>
+            <w:r>
+              <w:rPr>
+                <w:b w:val="0"/>
+              </w:rPr>
+              <w:t>재방문 학생</w:t>
+            </w:r>
+          </w:p>
+        </w:tc>
+        <w:tc>
+          <w:tcPr>
+            <w:tcW w:type="dxa" w:w="1728"/>
+          </w:tcPr>
+          <w:p>
+            <w:r>
+              <w:rPr>
+                <w:b w:val="0"/>
+              </w:rPr>
+              <w:t>초대한 친구와 함께 맞이하기</w:t>
+            </w:r>
+          </w:p>
+        </w:tc>
+        <w:tc>
+          <w:tcPr>
+            <w:tcW w:type="dxa" w:w="1728"/>
+          </w:tcPr>
+          <w:p>
+            <w:r>
+              <w:rPr>
+                <w:b w:val="0"/>
+              </w:rPr>
+              <w:t>________</w:t>
+            </w:r>
+          </w:p>
+        </w:tc>
+        <w:tc>
+          <w:tcPr>
+            <w:tcW w:type="dxa" w:w="1728"/>
+          </w:tcPr>
+          <w:p>
+            <w:r>
+              <w:rPr>
+                <w:b w:val="0"/>
+              </w:rPr>
+              <w:t>□</w:t>
+            </w:r>
+          </w:p>
+        </w:tc>
+      </w:tr>
+      <w:tr>
+        <w:tc>
+          <w:tcPr>
+            <w:tcW w:type="dxa" w:w="1728"/>
+          </w:tcPr>
+          <w:p>
+            <w:r>
+              <w:rPr>
+                <w:b w:val="0"/>
+              </w:rPr>
+              <w:t>2주 이내</w:t>
+            </w:r>
+          </w:p>
+        </w:tc>
+        <w:tc>
+          <w:tcPr>
+            <w:tcW w:type="dxa" w:w="1728"/>
+          </w:tcPr>
+          <w:p>
+            <w:r>
+              <w:rPr>
+                <w:b w:val="0"/>
+              </w:rPr>
+              <w:t>담당 교사</w:t>
+            </w:r>
+          </w:p>
+        </w:tc>
+        <w:tc>
+          <w:tcPr>
+            <w:tcW w:type="dxa" w:w="1728"/>
+          </w:tcPr>
+          <w:p>
+            <w:r>
+              <w:rPr>
+                <w:b w:val="0"/>
+              </w:rPr>
+              <w:t>재방문·돌봄 필요 사항 확인</w:t>
+            </w:r>
+          </w:p>
+        </w:tc>
+        <w:tc>
+          <w:tcPr>
+            <w:tcW w:type="dxa" w:w="1728"/>
+          </w:tcPr>
+          <w:p>
+            <w:r>
+              <w:rPr>
+                <w:b w:val="0"/>
+              </w:rPr>
+              <w:t>________</w:t>
+            </w:r>
+          </w:p>
+        </w:tc>
+        <w:tc>
+          <w:tcPr>
+            <w:tcW w:type="dxa" w:w="1728"/>
+          </w:tcPr>
+          <w:p>
+            <w:r>
+              <w:rPr>
+                <w:b w:val="0"/>
+              </w:rPr>
+              <w:t>□</w:t>
+            </w:r>
+          </w:p>
+        </w:tc>
+      </w:tr>
+      <w:tr>
+        <w:tc>
+          <w:tcPr>
+            <w:tcW w:type="dxa" w:w="1728"/>
+          </w:tcPr>
+          <w:p>
+            <w:r>
+              <w:rPr>
+                <w:b w:val="0"/>
+              </w:rPr>
+              <w:t>보유 기간 종료</w:t>
+            </w:r>
+          </w:p>
+        </w:tc>
+        <w:tc>
+          <w:tcPr>
+            <w:tcW w:type="dxa" w:w="1728"/>
+          </w:tcPr>
+          <w:p>
+            <w:r>
+              <w:rPr>
+                <w:b w:val="0"/>
+              </w:rPr>
+              <w:t>등록 정보 전체</w:t>
+            </w:r>
+          </w:p>
+        </w:tc>
+        <w:tc>
+          <w:tcPr>
+            <w:tcW w:type="dxa" w:w="1728"/>
+          </w:tcPr>
+          <w:p>
+            <w:r>
+              <w:rPr>
+                <w:b w:val="0"/>
+              </w:rPr>
+              <w:t>종이·전자 자료 파기 확인</w:t>
+            </w:r>
+          </w:p>
+        </w:tc>
+        <w:tc>
+          <w:tcPr>
+            <w:tcW w:type="dxa" w:w="1728"/>
+          </w:tcPr>
+          <w:p>
+            <w:r>
+              <w:rPr>
+                <w:b w:val="0"/>
+              </w:rPr>
+              <w:t>________</w:t>
+            </w:r>
+          </w:p>
+        </w:tc>
+        <w:tc>
+          <w:tcPr>
+            <w:tcW w:type="dxa" w:w="1728"/>
+          </w:tcPr>
+          <w:p>
+            <w:r>
+              <w:rPr>
+                <w:b w:val="0"/>
+              </w:rPr>
+              <w:t>□</w:t>
+            </w:r>
+          </w:p>
         </w:tc>
       </w:tr>
     </w:tbl>
     <w:p/>
     <w:p>
-      <w:pPr>
-        <w:pStyle w:val="Heading2"/>
-      </w:pPr>
       <w:r>
         <w:rPr>
           <w:b w:val="0"/>
         </w:rPr>
-        <w:t>7. 준비물 및 소요 예산 (확인 필요)</w:t>
-      </w:r>
-    </w:p>
-    <w:p>
-      <w:pPr>
-        <w:pStyle w:val="ListBullet"/>
-      </w:pPr>
-      <w:r>
-        <w:rPr>
-          <w:b/>
-        </w:rPr>
-        <w:t>데코레이션:</w:t>
-      </w:r>
-      <w:r>
-        <w:rPr>
-          <w:b w:val="0"/>
-        </w:rPr>
-        <w:t xml:space="preserve"> 풍선, 현수막, 포토존 설치비 (약 ________원)</w:t>
-      </w:r>
-    </w:p>
-    <w:p>
-      <w:pPr>
-        <w:pStyle w:val="ListBullet"/>
-      </w:pPr>
-      <w:r>
-        <w:rPr>
-          <w:b/>
-        </w:rPr>
-        <w:t>간식비:</w:t>
-      </w:r>
-      <w:r>
-        <w:rPr>
-          <w:b w:val="0"/>
-        </w:rPr>
-        <w:t xml:space="preserve"> 1인당 ________원 x 예상 인원 (약 ________원)</w:t>
-      </w:r>
-    </w:p>
-    <w:p>
-      <w:pPr>
-        <w:pStyle w:val="ListBullet"/>
-      </w:pPr>
-      <w:r>
-        <w:rPr>
-          <w:b/>
-        </w:rPr>
-        <w:t>선물비:</w:t>
-      </w:r>
-      <w:r>
-        <w:rPr>
-          <w:b w:val="0"/>
-        </w:rPr>
-        <w:t xml:space="preserve"> 새친구 선물(________원), 인도자 선물(________원)</w:t>
-      </w:r>
-    </w:p>
-    <w:p>
-      <w:pPr>
-        <w:pStyle w:val="ListBullet"/>
-      </w:pPr>
-      <w:r>
-        <w:rPr>
-          <w:b/>
-        </w:rPr>
-        <w:t>홍보비:</w:t>
-      </w:r>
-      <w:r>
-        <w:rPr>
-          <w:b w:val="0"/>
-        </w:rPr>
-        <w:t xml:space="preserve"> 초청장 인쇄 및 포스터 제작 (약 ________원)</w:t>
-      </w:r>
-    </w:p>
-    <w:p>
-      <w:pPr>
-        <w:pStyle w:val="ListBullet"/>
-      </w:pPr>
-      <w:r>
-        <w:rPr>
-          <w:b/>
-        </w:rPr>
-        <w:t>합계:</w:t>
-      </w:r>
-      <w:r>
-        <w:rPr>
-          <w:b w:val="0"/>
-        </w:rPr>
-        <w:t xml:space="preserve"> 약 ________원 (예산 범위 내 조정 필요)</w:t>
+        <w:t>※ 연락은 교회가 정한 공식 창구로 하며, 거절·수신 철회 시 중단한다. 등록 카드는 담당자만 보관하고 단체 대화방에 공유하지 않는다.</w:t>
       </w:r>
     </w:p>
     <w:sectPr>

--- a/docs/24_전도축제_계획서.docx
+++ b/docs/24_전도축제_계획서.docx
@@ -11,108 +11,131 @@
         <w:rPr>
           <w:b w:val="0"/>
         </w:rPr>
-        <w:t>________년 (교회명) 아동부·중고등부 친구 초청 전도 축제 계획서</w:t>
+        <w:t>[연도] (교회명) (부서명) 친구 초청 전도 축제 계획서</w:t>
       </w:r>
     </w:p>
-    <w:p>
-      <w:pPr>
-        <w:pStyle w:val="Heading2"/>
-      </w:pPr>
-      <w:r>
-        <w:rPr>
-          <w:b w:val="0"/>
-        </w:rPr>
-        <w:t>개요</w:t>
-      </w:r>
-    </w:p>
-    <w:p>
-      <w:pPr>
-        <w:pStyle w:val="ListBullet"/>
-      </w:pPr>
-      <w:r>
-        <w:rPr>
-          <w:b w:val="0"/>
-        </w:rPr>
-        <w:t>주제 : 함께 와서 더 즐거운 하루</w:t>
-      </w:r>
-    </w:p>
-    <w:p>
-      <w:pPr>
-        <w:pStyle w:val="ListBullet"/>
-      </w:pPr>
-      <w:r>
-        <w:rPr>
-          <w:b w:val="0"/>
-        </w:rPr>
-        <w:t>주제 말씀 : 요한복음 1:46</w:t>
-      </w:r>
-    </w:p>
-    <w:p>
-      <w:pPr>
-        <w:pStyle w:val="ListBullet"/>
-      </w:pPr>
-      <w:r>
-        <w:rPr>
-          <w:b w:val="0"/>
-        </w:rPr>
-        <w:t>목적 : 친구를 따뜻하게 환영하고 복음을 전하며 교회학교와 연결한다.</w:t>
-      </w:r>
-    </w:p>
-    <w:p>
-      <w:pPr>
-        <w:pStyle w:val="ListBullet"/>
-      </w:pPr>
-      <w:r>
-        <w:rPr>
-          <w:b w:val="0"/>
-        </w:rPr>
-        <w:t>장소 : ________</w:t>
-      </w:r>
-    </w:p>
-    <w:p>
-      <w:pPr>
-        <w:pStyle w:val="ListBullet"/>
-      </w:pPr>
-      <w:r>
-        <w:rPr>
-          <w:b w:val="0"/>
-        </w:rPr>
-        <w:t>일시 : ________년 ________월 ________일 ________시~________시(당일)</w:t>
-      </w:r>
-    </w:p>
-    <w:p>
-      <w:pPr>
-        <w:pStyle w:val="ListBullet"/>
-      </w:pPr>
-      <w:r>
-        <w:rPr>
-          <w:b w:val="0"/>
-        </w:rPr>
-        <w:t>담당 : ________</w:t>
-      </w:r>
-    </w:p>
-    <w:p>
-      <w:pPr>
-        <w:pStyle w:val="ListBullet"/>
-      </w:pPr>
-      <w:r>
-        <w:rPr>
-          <w:b w:val="0"/>
-        </w:rPr>
-        <w:t>대상 : 아동부·중고등부 및 초청 친구(예상 인원 ________명: 학생 ________, 교사 ________)</w:t>
-      </w:r>
-    </w:p>
-    <w:p>
-      <w:pPr>
-        <w:pStyle w:val="Heading2"/>
-      </w:pPr>
-      <w:r>
-        <w:rPr>
-          <w:b w:val="0"/>
-        </w:rPr>
-        <w:t>준비물</w:t>
-      </w:r>
-    </w:p>
+    <w:tbl>
+      <w:tblPr>
+        <w:tblStyle w:val="TableGrid"/>
+        <w:tblW w:type="auto" w:w="0"/>
+        <w:tblLook w:firstColumn="1" w:firstRow="1" w:lastColumn="0" w:lastRow="0" w:noHBand="0" w:noVBand="1" w:val="04A0"/>
+      </w:tblPr>
+      <w:tblGrid>
+        <w:gridCol w:w="2160"/>
+        <w:gridCol w:w="2160"/>
+        <w:gridCol w:w="2160"/>
+        <w:gridCol w:w="2160"/>
+      </w:tblGrid>
+      <w:tr>
+        <w:tc>
+          <w:tcPr>
+            <w:tcW w:type="dxa" w:w="2160"/>
+          </w:tcPr>
+          <w:p>
+            <w:r>
+              <w:rPr>
+                <w:b/>
+              </w:rPr>
+              <w:t>작성일</w:t>
+            </w:r>
+          </w:p>
+        </w:tc>
+        <w:tc>
+          <w:tcPr>
+            <w:tcW w:type="dxa" w:w="2160"/>
+          </w:tcPr>
+          <w:p>
+            <w:r>
+              <w:rPr>
+                <w:b/>
+              </w:rPr>
+              <w:t>작성자</w:t>
+            </w:r>
+          </w:p>
+        </w:tc>
+        <w:tc>
+          <w:tcPr>
+            <w:tcW w:type="dxa" w:w="2160"/>
+          </w:tcPr>
+          <w:p>
+            <w:r>
+              <w:rPr>
+                <w:b/>
+              </w:rPr>
+              <w:t>부서</w:t>
+            </w:r>
+          </w:p>
+        </w:tc>
+        <w:tc>
+          <w:tcPr>
+            <w:tcW w:type="dxa" w:w="2160"/>
+          </w:tcPr>
+          <w:p>
+            <w:r>
+              <w:rPr>
+                <w:b/>
+              </w:rPr>
+              <w:t>문서 상태(초안/확정)</w:t>
+            </w:r>
+          </w:p>
+        </w:tc>
+      </w:tr>
+      <w:tr>
+        <w:tc>
+          <w:tcPr>
+            <w:tcW w:type="dxa" w:w="2160"/>
+          </w:tcPr>
+          <w:p>
+            <w:r>
+              <w:rPr>
+                <w:b w:val="0"/>
+              </w:rPr>
+              <w:t>________</w:t>
+            </w:r>
+          </w:p>
+        </w:tc>
+        <w:tc>
+          <w:tcPr>
+            <w:tcW w:type="dxa" w:w="2160"/>
+          </w:tcPr>
+          <w:p>
+            <w:r>
+              <w:rPr>
+                <w:b w:val="0"/>
+              </w:rPr>
+              <w:t>________</w:t>
+            </w:r>
+          </w:p>
+        </w:tc>
+        <w:tc>
+          <w:tcPr>
+            <w:tcW w:type="dxa" w:w="2160"/>
+          </w:tcPr>
+          <w:p>
+            <w:r>
+              <w:rPr>
+                <w:b w:val="0"/>
+              </w:rPr>
+              <w:t>________</w:t>
+            </w:r>
+          </w:p>
+        </w:tc>
+        <w:tc>
+          <w:tcPr>
+            <w:tcW w:type="dxa" w:w="2160"/>
+          </w:tcPr>
+          <w:p>
+            <w:r>
+              <w:rPr>
+                <w:b w:val="0"/>
+              </w:rPr>
+              <w:t>________</w:t>
+            </w:r>
+          </w:p>
+        </w:tc>
+      </w:tr>
+    </w:tbl>
+    <w:p/>
     <w:tbl>
       <w:tblPr>
         <w:tblStyle w:val="TableGrid"/>
@@ -134,7 +157,7 @@
               <w:rPr>
                 <w:b/>
               </w:rPr>
-              <w:t>구분</w:t>
+              <w:t>작성</w:t>
             </w:r>
           </w:p>
         </w:tc>
@@ -147,7 +170,7 @@
               <w:rPr>
                 <w:b/>
               </w:rPr>
-              <w:t>준비물</w:t>
+              <w:t>검토</w:t>
             </w:r>
           </w:p>
         </w:tc>
@@ -160,7 +183,7 @@
               <w:rPr>
                 <w:b/>
               </w:rPr>
-              <w:t>비고</w:t>
+              <w:t>승인</w:t>
             </w:r>
           </w:p>
         </w:tc>
@@ -175,249 +198,7 @@
               <w:rPr>
                 <w:b w:val="0"/>
               </w:rPr>
-              <w:t>초청·접수</w:t>
-            </w:r>
-          </w:p>
-        </w:tc>
-        <w:tc>
-          <w:tcPr>
-            <w:tcW w:type="dxa" w:w="2880"/>
-          </w:tcPr>
-          <w:p>
-            <w:r>
-              <w:rPr>
-                <w:b w:val="0"/>
-              </w:rPr>
-              <w:t>초청 카드, 등록 카드, 필기구, 이름표</w:t>
-            </w:r>
-          </w:p>
-        </w:tc>
-        <w:tc>
-          <w:tcPr>
-            <w:tcW w:type="dxa" w:w="2880"/>
-          </w:tcPr>
-          <w:p>
-            <w:r>
-              <w:rPr>
-                <w:b w:val="0"/>
-              </w:rPr>
-              <w:t>이름표는 이름만 기재</w:t>
-            </w:r>
-          </w:p>
-        </w:tc>
-      </w:tr>
-      <w:tr>
-        <w:tc>
-          <w:tcPr>
-            <w:tcW w:type="dxa" w:w="2880"/>
-          </w:tcPr>
-          <w:p>
-            <w:r>
-              <w:rPr>
-                <w:b w:val="0"/>
-              </w:rPr>
-              <w:t>게임</w:t>
-            </w:r>
-          </w:p>
-        </w:tc>
-        <w:tc>
-          <w:tcPr>
-            <w:tcW w:type="dxa" w:w="2880"/>
-          </w:tcPr>
-          <w:p>
-            <w:r>
-              <w:rPr>
-                <w:b w:val="0"/>
-              </w:rPr>
-              <w:t>공, 종이컵, 퀴즈 카드</w:t>
-            </w:r>
-          </w:p>
-        </w:tc>
-        <w:tc>
-          <w:tcPr>
-            <w:tcW w:type="dxa" w:w="2880"/>
-          </w:tcPr>
-          <w:p>
-            <w:r>
-              <w:rPr>
-                <w:b w:val="0"/>
-              </w:rPr>
-              <w:t>연령별 난이도 구분</w:t>
-            </w:r>
-          </w:p>
-        </w:tc>
-      </w:tr>
-      <w:tr>
-        <w:tc>
-          <w:tcPr>
-            <w:tcW w:type="dxa" w:w="2880"/>
-          </w:tcPr>
-          <w:p>
-            <w:r>
-              <w:rPr>
-                <w:b w:val="0"/>
-              </w:rPr>
-              <w:t>공연·메시지</w:t>
-            </w:r>
-          </w:p>
-        </w:tc>
-        <w:tc>
-          <w:tcPr>
-            <w:tcW w:type="dxa" w:w="2880"/>
-          </w:tcPr>
-          <w:p>
-            <w:r>
-              <w:rPr>
-                <w:b w:val="0"/>
-              </w:rPr>
-              <w:t>음원, 스피커, 마이크, 성경</w:t>
-            </w:r>
-          </w:p>
-        </w:tc>
-        <w:tc>
-          <w:tcPr>
-            <w:tcW w:type="dxa" w:w="2880"/>
-          </w:tcPr>
-          <w:p>
-            <w:r>
-              <w:rPr>
-                <w:b w:val="0"/>
-              </w:rPr>
-              <w:t>기기 사전 점검</w:t>
-            </w:r>
-          </w:p>
-        </w:tc>
-      </w:tr>
-      <w:tr>
-        <w:tc>
-          <w:tcPr>
-            <w:tcW w:type="dxa" w:w="2880"/>
-          </w:tcPr>
-          <w:p>
-            <w:r>
-              <w:rPr>
-                <w:b w:val="0"/>
-              </w:rPr>
-              <w:t>간식·안전</w:t>
-            </w:r>
-          </w:p>
-        </w:tc>
-        <w:tc>
-          <w:tcPr>
-            <w:tcW w:type="dxa" w:w="2880"/>
-          </w:tcPr>
-          <w:p>
-            <w:r>
-              <w:rPr>
-                <w:b w:val="0"/>
-              </w:rPr>
-              <w:t>개별 포장 간식, 물, 구급함</w:t>
-            </w:r>
-          </w:p>
-        </w:tc>
-        <w:tc>
-          <w:tcPr>
-            <w:tcW w:type="dxa" w:w="2880"/>
-          </w:tcPr>
-          <w:p>
-            <w:r>
-              <w:rPr>
-                <w:b w:val="0"/>
-              </w:rPr>
-              <w:t>알레르기·귀가 방법 확인</w:t>
-            </w:r>
-          </w:p>
-        </w:tc>
-      </w:tr>
-    </w:tbl>
-    <w:p/>
-    <w:p>
-      <w:pPr>
-        <w:pStyle w:val="Heading2"/>
-      </w:pPr>
-      <w:r>
-        <w:rPr>
-          <w:b w:val="0"/>
-        </w:rPr>
-        <w:t>준비 일정</w:t>
-      </w:r>
-    </w:p>
-    <w:tbl>
-      <w:tblPr>
-        <w:tblStyle w:val="TableGrid"/>
-        <w:tblW w:type="auto" w:w="0"/>
-        <w:tblLook w:firstColumn="1" w:firstRow="1" w:lastColumn="0" w:lastRow="0" w:noHBand="0" w:noVBand="1" w:val="04A0"/>
-      </w:tblPr>
-      <w:tblGrid>
-        <w:gridCol w:w="2880"/>
-        <w:gridCol w:w="2880"/>
-        <w:gridCol w:w="2880"/>
-      </w:tblGrid>
-      <w:tr>
-        <w:tc>
-          <w:tcPr>
-            <w:tcW w:type="dxa" w:w="2880"/>
-          </w:tcPr>
-          <w:p>
-            <w:r>
-              <w:rPr>
-                <w:b/>
-              </w:rPr>
-              <w:t>시기</w:t>
-            </w:r>
-          </w:p>
-        </w:tc>
-        <w:tc>
-          <w:tcPr>
-            <w:tcW w:type="dxa" w:w="2880"/>
-          </w:tcPr>
-          <w:p>
-            <w:r>
-              <w:rPr>
-                <w:b/>
-              </w:rPr>
-              <w:t>할 일</w:t>
-            </w:r>
-          </w:p>
-        </w:tc>
-        <w:tc>
-          <w:tcPr>
-            <w:tcW w:type="dxa" w:w="2880"/>
-          </w:tcPr>
-          <w:p>
-            <w:r>
-              <w:rPr>
-                <w:b/>
-              </w:rPr>
-              <w:t>담당</w:t>
-            </w:r>
-          </w:p>
-        </w:tc>
-      </w:tr>
-      <w:tr>
-        <w:tc>
-          <w:tcPr>
-            <w:tcW w:type="dxa" w:w="2880"/>
-          </w:tcPr>
-          <w:p>
-            <w:r>
-              <w:rPr>
-                <w:b w:val="0"/>
-              </w:rPr>
-              <w:t>4주 전</w:t>
-            </w:r>
-          </w:p>
-        </w:tc>
-        <w:tc>
-          <w:tcPr>
-            <w:tcW w:type="dxa" w:w="2880"/>
-          </w:tcPr>
-          <w:p>
-            <w:r>
-              <w:rPr>
-                <w:b w:val="0"/>
-              </w:rPr>
-              <w:t>날짜·장소·예산 확정, 역할 나누기</w:t>
+              <w:t>________</w:t>
             </w:r>
           </w:p>
         </w:tc>
@@ -431,198 +212,6 @@
                 <w:b w:val="0"/>
               </w:rPr>
               <w:t>________</w:t>
-            </w:r>
-          </w:p>
-        </w:tc>
-      </w:tr>
-      <w:tr>
-        <w:tc>
-          <w:tcPr>
-            <w:tcW w:type="dxa" w:w="2880"/>
-          </w:tcPr>
-          <w:p>
-            <w:r>
-              <w:rPr>
-                <w:b w:val="0"/>
-              </w:rPr>
-              <w:t>3주 전</w:t>
-            </w:r>
-          </w:p>
-        </w:tc>
-        <w:tc>
-          <w:tcPr>
-            <w:tcW w:type="dxa" w:w="2880"/>
-          </w:tcPr>
-          <w:p>
-            <w:r>
-              <w:rPr>
-                <w:b w:val="0"/>
-              </w:rPr>
-              <w:t>초청 카드 배부, 학생별 친구 초청과 기도</w:t>
-            </w:r>
-          </w:p>
-        </w:tc>
-        <w:tc>
-          <w:tcPr>
-            <w:tcW w:type="dxa" w:w="2880"/>
-          </w:tcPr>
-          <w:p>
-            <w:r>
-              <w:rPr>
-                <w:b w:val="0"/>
-              </w:rPr>
-              <w:t>________</w:t>
-            </w:r>
-          </w:p>
-        </w:tc>
-      </w:tr>
-      <w:tr>
-        <w:tc>
-          <w:tcPr>
-            <w:tcW w:type="dxa" w:w="2880"/>
-          </w:tcPr>
-          <w:p>
-            <w:r>
-              <w:rPr>
-                <w:b w:val="0"/>
-              </w:rPr>
-              <w:t>2주 전</w:t>
-            </w:r>
-          </w:p>
-        </w:tc>
-        <w:tc>
-          <w:tcPr>
-            <w:tcW w:type="dxa" w:w="2880"/>
-          </w:tcPr>
-          <w:p>
-            <w:r>
-              <w:rPr>
-                <w:b w:val="0"/>
-              </w:rPr>
-              <w:t>참여 예상 인원 파악, 게임·공연 준비</w:t>
-            </w:r>
-          </w:p>
-        </w:tc>
-        <w:tc>
-          <w:tcPr>
-            <w:tcW w:type="dxa" w:w="2880"/>
-          </w:tcPr>
-          <w:p>
-            <w:r>
-              <w:rPr>
-                <w:b w:val="0"/>
-              </w:rPr>
-              <w:t>________</w:t>
-            </w:r>
-          </w:p>
-        </w:tc>
-      </w:tr>
-      <w:tr>
-        <w:tc>
-          <w:tcPr>
-            <w:tcW w:type="dxa" w:w="2880"/>
-          </w:tcPr>
-          <w:p>
-            <w:r>
-              <w:rPr>
-                <w:b w:val="0"/>
-              </w:rPr>
-              <w:t>1주 전</w:t>
-            </w:r>
-          </w:p>
-        </w:tc>
-        <w:tc>
-          <w:tcPr>
-            <w:tcW w:type="dxa" w:w="2880"/>
-          </w:tcPr>
-          <w:p>
-            <w:r>
-              <w:rPr>
-                <w:b w:val="0"/>
-              </w:rPr>
-              <w:t>보호자 안내, 간식·물품 주문, 메시지 점검</w:t>
-            </w:r>
-          </w:p>
-        </w:tc>
-        <w:tc>
-          <w:tcPr>
-            <w:tcW w:type="dxa" w:w="2880"/>
-          </w:tcPr>
-          <w:p>
-            <w:r>
-              <w:rPr>
-                <w:b w:val="0"/>
-              </w:rPr>
-              <w:t>________</w:t>
-            </w:r>
-          </w:p>
-        </w:tc>
-      </w:tr>
-      <w:tr>
-        <w:tc>
-          <w:tcPr>
-            <w:tcW w:type="dxa" w:w="2880"/>
-          </w:tcPr>
-          <w:p>
-            <w:r>
-              <w:rPr>
-                <w:b w:val="0"/>
-              </w:rPr>
-              <w:t>전날</w:t>
-            </w:r>
-          </w:p>
-        </w:tc>
-        <w:tc>
-          <w:tcPr>
-            <w:tcW w:type="dxa" w:w="2880"/>
-          </w:tcPr>
-          <w:p>
-            <w:r>
-              <w:rPr>
-                <w:b w:val="0"/>
-              </w:rPr>
-              <w:t>장소 정리, 동선·음향·안전 점검</w:t>
-            </w:r>
-          </w:p>
-        </w:tc>
-        <w:tc>
-          <w:tcPr>
-            <w:tcW w:type="dxa" w:w="2880"/>
-          </w:tcPr>
-          <w:p>
-            <w:r>
-              <w:rPr>
-                <w:b w:val="0"/>
-              </w:rPr>
-              <w:t>________</w:t>
-            </w:r>
-          </w:p>
-        </w:tc>
-      </w:tr>
-      <w:tr>
-        <w:tc>
-          <w:tcPr>
-            <w:tcW w:type="dxa" w:w="2880"/>
-          </w:tcPr>
-          <w:p>
-            <w:r>
-              <w:rPr>
-                <w:b w:val="0"/>
-              </w:rPr>
-              <w:t>당일</w:t>
-            </w:r>
-          </w:p>
-        </w:tc>
-        <w:tc>
-          <w:tcPr>
-            <w:tcW w:type="dxa" w:w="2880"/>
-          </w:tcPr>
-          <w:p>
-            <w:r>
-              <w:rPr>
-                <w:b w:val="0"/>
-              </w:rPr>
-              <w:t>등록·환영, 프로그램 진행, 보호자 인계</w:t>
             </w:r>
           </w:p>
         </w:tc>
@@ -643,14 +232,11 @@
     </w:tbl>
     <w:p/>
     <w:p>
-      <w:pPr>
-        <w:pStyle w:val="Heading2"/>
-      </w:pPr>
       <w:r>
         <w:rPr>
-          <w:b w:val="0"/>
+          <w:b/>
         </w:rPr>
-        <w:t>시간표</w:t>
+        <w:t>요약</w:t>
       </w:r>
     </w:p>
     <w:p>
@@ -658,318 +244,7 @@
         <w:rPr>
           <w:b w:val="0"/>
         </w:rPr>
-        <w:t>※ 14시 시작 기준 예시이며, 2일차는 운영하지 않는다.</w:t>
-      </w:r>
-    </w:p>
-    <w:tbl>
-      <w:tblPr>
-        <w:tblStyle w:val="TableGrid"/>
-        <w:tblW w:type="auto" w:w="0"/>
-        <w:tblLook w:firstColumn="1" w:firstRow="1" w:lastColumn="0" w:lastRow="0" w:noHBand="0" w:noVBand="1" w:val="04A0"/>
-      </w:tblPr>
-      <w:tblGrid>
-        <w:gridCol w:w="2880"/>
-        <w:gridCol w:w="2880"/>
-        <w:gridCol w:w="2880"/>
-      </w:tblGrid>
-      <w:tr>
-        <w:tc>
-          <w:tcPr>
-            <w:tcW w:type="dxa" w:w="2880"/>
-          </w:tcPr>
-          <w:p>
-            <w:r>
-              <w:rPr>
-                <w:b/>
-              </w:rPr>
-              <w:t>시간</w:t>
-            </w:r>
-          </w:p>
-        </w:tc>
-        <w:tc>
-          <w:tcPr>
-            <w:tcW w:type="dxa" w:w="2880"/>
-          </w:tcPr>
-          <w:p>
-            <w:r>
-              <w:rPr>
-                <w:b/>
-              </w:rPr>
-              <w:t>1일차</w:t>
-            </w:r>
-          </w:p>
-        </w:tc>
-        <w:tc>
-          <w:tcPr>
-            <w:tcW w:type="dxa" w:w="2880"/>
-          </w:tcPr>
-          <w:p>
-            <w:r>
-              <w:rPr>
-                <w:b/>
-              </w:rPr>
-              <w:t>2일차</w:t>
-            </w:r>
-          </w:p>
-        </w:tc>
-      </w:tr>
-      <w:tr>
-        <w:tc>
-          <w:tcPr>
-            <w:tcW w:type="dxa" w:w="2880"/>
-          </w:tcPr>
-          <w:p>
-            <w:r>
-              <w:rPr>
-                <w:b w:val="0"/>
-              </w:rPr>
-              <w:t>14:00~14:15</w:t>
-            </w:r>
-          </w:p>
-        </w:tc>
-        <w:tc>
-          <w:tcPr>
-            <w:tcW w:type="dxa" w:w="2880"/>
-          </w:tcPr>
-          <w:p>
-            <w:r>
-              <w:rPr>
-                <w:b w:val="0"/>
-              </w:rPr>
-              <w:t>등록·이름표·환영 인사</w:t>
-            </w:r>
-          </w:p>
-        </w:tc>
-        <w:tc>
-          <w:tcPr>
-            <w:tcW w:type="dxa" w:w="2880"/>
-          </w:tcPr>
-          <w:p>
-            <w:r>
-              <w:rPr>
-                <w:b w:val="0"/>
-              </w:rPr>
-              <w:t>—</w:t>
-            </w:r>
-          </w:p>
-        </w:tc>
-      </w:tr>
-      <w:tr>
-        <w:tc>
-          <w:tcPr>
-            <w:tcW w:type="dxa" w:w="2880"/>
-          </w:tcPr>
-          <w:p>
-            <w:r>
-              <w:rPr>
-                <w:b w:val="0"/>
-              </w:rPr>
-              <w:t>14:15~14:40</w:t>
-            </w:r>
-          </w:p>
-        </w:tc>
-        <w:tc>
-          <w:tcPr>
-            <w:tcW w:type="dxa" w:w="2880"/>
-          </w:tcPr>
-          <w:p>
-            <w:r>
-              <w:rPr>
-                <w:b w:val="0"/>
-              </w:rPr>
-              <w:t>연령별 친교 게임</w:t>
-            </w:r>
-          </w:p>
-        </w:tc>
-        <w:tc>
-          <w:tcPr>
-            <w:tcW w:type="dxa" w:w="2880"/>
-          </w:tcPr>
-          <w:p>
-            <w:r>
-              <w:rPr>
-                <w:b w:val="0"/>
-              </w:rPr>
-              <w:t>—</w:t>
-            </w:r>
-          </w:p>
-        </w:tc>
-      </w:tr>
-      <w:tr>
-        <w:tc>
-          <w:tcPr>
-            <w:tcW w:type="dxa" w:w="2880"/>
-          </w:tcPr>
-          <w:p>
-            <w:r>
-              <w:rPr>
-                <w:b w:val="0"/>
-              </w:rPr>
-              <w:t>14:40~14:55</w:t>
-            </w:r>
-          </w:p>
-        </w:tc>
-        <w:tc>
-          <w:tcPr>
-            <w:tcW w:type="dxa" w:w="2880"/>
-          </w:tcPr>
-          <w:p>
-            <w:r>
-              <w:rPr>
-                <w:b w:val="0"/>
-              </w:rPr>
-              <w:t>학생 공연·찬양</w:t>
-            </w:r>
-          </w:p>
-        </w:tc>
-        <w:tc>
-          <w:tcPr>
-            <w:tcW w:type="dxa" w:w="2880"/>
-          </w:tcPr>
-          <w:p>
-            <w:r>
-              <w:rPr>
-                <w:b w:val="0"/>
-              </w:rPr>
-              <w:t>—</w:t>
-            </w:r>
-          </w:p>
-        </w:tc>
-      </w:tr>
-      <w:tr>
-        <w:tc>
-          <w:tcPr>
-            <w:tcW w:type="dxa" w:w="2880"/>
-          </w:tcPr>
-          <w:p>
-            <w:r>
-              <w:rPr>
-                <w:b w:val="0"/>
-              </w:rPr>
-              <w:t>14:55~15:05</w:t>
-            </w:r>
-          </w:p>
-        </w:tc>
-        <w:tc>
-          <w:tcPr>
-            <w:tcW w:type="dxa" w:w="2880"/>
-          </w:tcPr>
-          <w:p>
-            <w:r>
-              <w:rPr>
-                <w:b w:val="0"/>
-              </w:rPr>
-              <w:t>짧은 복음 메시지·기도</w:t>
-            </w:r>
-          </w:p>
-        </w:tc>
-        <w:tc>
-          <w:tcPr>
-            <w:tcW w:type="dxa" w:w="2880"/>
-          </w:tcPr>
-          <w:p>
-            <w:r>
-              <w:rPr>
-                <w:b w:val="0"/>
-              </w:rPr>
-              <w:t>—</w:t>
-            </w:r>
-          </w:p>
-        </w:tc>
-      </w:tr>
-      <w:tr>
-        <w:tc>
-          <w:tcPr>
-            <w:tcW w:type="dxa" w:w="2880"/>
-          </w:tcPr>
-          <w:p>
-            <w:r>
-              <w:rPr>
-                <w:b w:val="0"/>
-              </w:rPr>
-              <w:t>15:05~15:30</w:t>
-            </w:r>
-          </w:p>
-        </w:tc>
-        <w:tc>
-          <w:tcPr>
-            <w:tcW w:type="dxa" w:w="2880"/>
-          </w:tcPr>
-          <w:p>
-            <w:r>
-              <w:rPr>
-                <w:b w:val="0"/>
-              </w:rPr>
-              <w:t>간식·소그룹 대화</w:t>
-            </w:r>
-          </w:p>
-        </w:tc>
-        <w:tc>
-          <w:tcPr>
-            <w:tcW w:type="dxa" w:w="2880"/>
-          </w:tcPr>
-          <w:p>
-            <w:r>
-              <w:rPr>
-                <w:b w:val="0"/>
-              </w:rPr>
-              <w:t>—</w:t>
-            </w:r>
-          </w:p>
-        </w:tc>
-      </w:tr>
-      <w:tr>
-        <w:tc>
-          <w:tcPr>
-            <w:tcW w:type="dxa" w:w="2880"/>
-          </w:tcPr>
-          <w:p>
-            <w:r>
-              <w:rPr>
-                <w:b w:val="0"/>
-              </w:rPr>
-              <w:t>15:30~15:40</w:t>
-            </w:r>
-          </w:p>
-        </w:tc>
-        <w:tc>
-          <w:tcPr>
-            <w:tcW w:type="dxa" w:w="2880"/>
-          </w:tcPr>
-          <w:p>
-            <w:r>
-              <w:rPr>
-                <w:b w:val="0"/>
-              </w:rPr>
-              <w:t>다음 모임 안내·귀가</w:t>
-            </w:r>
-          </w:p>
-        </w:tc>
-        <w:tc>
-          <w:tcPr>
-            <w:tcW w:type="dxa" w:w="2880"/>
-          </w:tcPr>
-          <w:p>
-            <w:r>
-              <w:rPr>
-                <w:b w:val="0"/>
-              </w:rPr>
-              <w:t>—</w:t>
-            </w:r>
-          </w:p>
-        </w:tc>
-      </w:tr>
-    </w:tbl>
-    <w:p/>
-    <w:p>
-      <w:pPr>
-        <w:pStyle w:val="Heading2"/>
-      </w:pPr>
-      <w:r>
-        <w:rPr>
-          <w:b w:val="0"/>
-        </w:rPr>
-        <w:t>특별활동</w:t>
+        <w:t>승인 요청 사항: 친구 초청 전도 축제 운영, 예산 및 새친구 후속 돌봄 계획의 승인을 요청합니다.</w:t>
       </w:r>
     </w:p>
     <w:p>
@@ -977,13 +252,7 @@
         <w:rPr>
           <w:b w:val="0"/>
         </w:rPr>
-        <w:t xml:space="preserve">1) </w:t>
-      </w:r>
-      <w:r>
-        <w:rPr>
-          <w:b/>
-        </w:rPr>
-        <w:t>함께하는 게임</w:t>
+        <w:t>핵심 개요: 아동부·중고등부 학생과 초청 친구를 대상으로 게임·공연·간식·짧은 복음 메시지를 진행합니다.</w:t>
       </w:r>
     </w:p>
     <w:p>
@@ -991,7 +260,7 @@
         <w:rPr>
           <w:b w:val="0"/>
         </w:rPr>
-        <w:t>아동부는 종이컵 쌓기·그림 퀴즈, 중고등부는 협동 미션·팀 퀴즈를 진행한다. 기존 학생과 새친구를 함께 편성하고 탈락 없이 참여하도록 한다.</w:t>
+        <w:t>운영 원칙: 연령별 활동과 안전한 귀가를 보장하며, 신앙 고백·등록·후속 연락을 강요하지 않습니다.</w:t>
       </w:r>
     </w:p>
     <w:p>
@@ -999,43 +268,7 @@
         <w:rPr>
           <w:b w:val="0"/>
         </w:rPr>
-        <w:t xml:space="preserve">2) </w:t>
-      </w:r>
-      <w:r>
-        <w:rPr>
-          <w:b/>
-        </w:rPr>
-        <w:t>공연과 짧은 복음 메시지</w:t>
-      </w:r>
-    </w:p>
-    <w:p>
-      <w:r>
-        <w:rPr>
-          <w:b w:val="0"/>
-        </w:rPr>
-        <w:t>학생 공연 1~2팀 후, 요한복음 3:16을 중심으로 하나님의 사랑과 예수님을 소개한다. 메시지는 7분 이내로 준비하고 기도·찬양 참여를 강요하지 않는다.</w:t>
-      </w:r>
-    </w:p>
-    <w:p>
-      <w:r>
-        <w:rPr>
-          <w:b w:val="0"/>
-        </w:rPr>
-        <w:t xml:space="preserve">3) </w:t>
-      </w:r>
-      <w:r>
-        <w:rPr>
-          <w:b/>
-        </w:rPr>
-        <w:t>간식과 환영 대화</w:t>
-      </w:r>
-    </w:p>
-    <w:p>
-      <w:r>
-        <w:rPr>
-          <w:b w:val="0"/>
-        </w:rPr>
-        <w:t>알레르기를 확인한 뒤 간식을 나눈다. 초대한 친구와 교사가 함께 앉아 관심사를 듣고 다음 모임을 안내한다. 공개 자기소개는 원하는 학생만 한다.</w:t>
+        <w:t>예산 총액: 금________원(금________원) / 재원: ________ / 총괄 담당: ________ / 승인 요청 기한: ________</w:t>
       </w:r>
     </w:p>
     <w:p>
@@ -1046,15 +279,7 @@
         <w:rPr>
           <w:b w:val="0"/>
         </w:rPr>
-        <w:t>초청 카드 문구 예시</w:t>
-      </w:r>
-    </w:p>
-    <w:p>
-      <w:r>
-        <w:rPr>
-          <w:b/>
-        </w:rPr>
-        <w:t>친구야, 우리 함께 놀자!</w:t>
+        <w:t>1. 추진 배경 및 필요성</w:t>
       </w:r>
     </w:p>
     <w:p>
@@ -1062,7 +287,7 @@
         <w:rPr>
           <w:b w:val="0"/>
         </w:rPr>
-        <w:t>게임도 하고, 공연도 보고, 맛있는 간식도 나누는 날이야.</w:t>
+        <w:t>가. 학생들이 친구를 환대하고 복음을 나눌 수 있도록 교회학교 공동의 초청 기회를 마련할 필요가 있습니다.</w:t>
       </w:r>
     </w:p>
     <w:p>
@@ -1070,62 +295,7 @@
         <w:rPr>
           <w:b w:val="0"/>
         </w:rPr>
-        <w:t>예수님 이야기도 잠깐 함께 들어 보자. 처음 와도 괜찮아!</w:t>
-      </w:r>
-    </w:p>
-    <w:p>
-      <w:pPr>
-        <w:pStyle w:val="ListBullet"/>
-      </w:pPr>
-      <w:r>
-        <w:rPr>
-          <w:b w:val="0"/>
-        </w:rPr>
-        <w:t>일시 : ________</w:t>
-      </w:r>
-    </w:p>
-    <w:p>
-      <w:pPr>
-        <w:pStyle w:val="ListBullet"/>
-      </w:pPr>
-      <w:r>
-        <w:rPr>
-          <w:b w:val="0"/>
-        </w:rPr>
-        <w:t>장소 : (교회명) ________</w:t>
-      </w:r>
-    </w:p>
-    <w:p>
-      <w:pPr>
-        <w:pStyle w:val="ListBullet"/>
-      </w:pPr>
-      <w:r>
-        <w:rPr>
-          <w:b w:val="0"/>
-        </w:rPr>
-        <w:t>초대하는 친구 : ________</w:t>
-      </w:r>
-    </w:p>
-    <w:p>
-      <w:pPr>
-        <w:pStyle w:val="ListBullet"/>
-      </w:pPr>
-      <w:r>
-        <w:rPr>
-          <w:b w:val="0"/>
-        </w:rPr>
-        <w:t>참가비 : ________</w:t>
-      </w:r>
-    </w:p>
-    <w:p>
-      <w:pPr>
-        <w:pStyle w:val="ListBullet"/>
-      </w:pPr>
-      <w:r>
-        <w:rPr>
-          <w:b w:val="0"/>
-        </w:rPr>
-        <w:t>문의 : ________</w:t>
+        <w:t>나. 아동부와 중고등부의 발달 특성을 고려하여 활동 난이도와 메시지 전달 방식을 구분하고, 처음 방문한 학생의 적응을 지원하고자 합니다.</w:t>
       </w:r>
     </w:p>
     <w:p>
@@ -1136,7 +306,7 @@
         <w:rPr>
           <w:b w:val="0"/>
         </w:rPr>
-        <w:t>예산표</w:t>
+        <w:t>2. 목적 및 목표</w:t>
       </w:r>
     </w:p>
     <w:tbl>
@@ -1162,7 +332,7 @@
               <w:rPr>
                 <w:b/>
               </w:rPr>
-              <w:t>항목</w:t>
+              <w:t>구분</w:t>
             </w:r>
           </w:p>
         </w:tc>
@@ -1175,7 +345,7 @@
               <w:rPr>
                 <w:b/>
               </w:rPr>
-              <w:t>단가</w:t>
+              <w:t>내용</w:t>
             </w:r>
           </w:p>
         </w:tc>
@@ -1188,7 +358,7 @@
               <w:rPr>
                 <w:b/>
               </w:rPr>
-              <w:t>수량</w:t>
+              <w:t>확인 방법</w:t>
             </w:r>
           </w:p>
         </w:tc>
@@ -1201,7 +371,7 @@
               <w:rPr>
                 <w:b/>
               </w:rPr>
-              <w:t>금액</w:t>
+              <w:t>담당</w:t>
             </w:r>
           </w:p>
         </w:tc>
@@ -1214,7 +384,7 @@
               <w:rPr>
                 <w:b/>
               </w:rPr>
-              <w:t>비고</w:t>
+              <w:t>확인 기한</w:t>
             </w:r>
           </w:p>
         </w:tc>
@@ -1229,7 +399,7 @@
               <w:rPr>
                 <w:b w:val="0"/>
               </w:rPr>
-              <w:t>초청 카드·등록 카드</w:t>
+              <w:t>신앙적 목적</w:t>
             </w:r>
           </w:p>
         </w:tc>
@@ -1242,7 +412,7 @@
               <w:rPr>
                 <w:b w:val="0"/>
               </w:rPr>
-              <w:t>________원</w:t>
+              <w:t>그리스도의 사랑을 실천하고 복음을 접할 기회를 제공함</w:t>
             </w:r>
           </w:p>
         </w:tc>
@@ -1255,7 +425,7 @@
               <w:rPr>
                 <w:b w:val="0"/>
               </w:rPr>
-              <w:t>________장</w:t>
+              <w:t>교사 평가 및 자율적 소감 나눔</w:t>
             </w:r>
           </w:p>
         </w:tc>
@@ -1268,7 +438,7 @@
               <w:rPr>
                 <w:b w:val="0"/>
               </w:rPr>
-              <w:t>________원</w:t>
+              <w:t>________</w:t>
             </w:r>
           </w:p>
         </w:tc>
@@ -1281,7 +451,7 @@
               <w:rPr>
                 <w:b w:val="0"/>
               </w:rPr>
-              <w:t>자체 인쇄 가능</w:t>
+              <w:t>________</w:t>
             </w:r>
           </w:p>
         </w:tc>
@@ -1296,7 +466,7 @@
               <w:rPr>
                 <w:b w:val="0"/>
               </w:rPr>
-              <w:t>게임 재료</w:t>
+              <w:t>확인 가능한 목표</w:t>
             </w:r>
           </w:p>
         </w:tc>
@@ -1309,7 +479,7 @@
               <w:rPr>
                 <w:b w:val="0"/>
               </w:rPr>
-              <w:t>________원</w:t>
+              <w:t>전체 참석 ________명, 새친구 ________명</w:t>
             </w:r>
           </w:p>
         </w:tc>
@@ -1322,7 +492,7 @@
               <w:rPr>
                 <w:b w:val="0"/>
               </w:rPr>
-              <w:t>________세트</w:t>
+              <w:t>중복을 제외한 현장 집계</w:t>
             </w:r>
           </w:p>
         </w:tc>
@@ -1335,7 +505,7 @@
               <w:rPr>
                 <w:b w:val="0"/>
               </w:rPr>
-              <w:t>________원</w:t>
+              <w:t>________</w:t>
             </w:r>
           </w:p>
         </w:tc>
@@ -1348,7 +518,7 @@
               <w:rPr>
                 <w:b w:val="0"/>
               </w:rPr>
-              <w:t>보유 물품 우선</w:t>
+              <w:t>________</w:t>
             </w:r>
           </w:p>
         </w:tc>
@@ -1363,7 +533,7 @@
               <w:rPr>
                 <w:b w:val="0"/>
               </w:rPr>
-              <w:t>간식·음료</w:t>
+              <w:t>확인 가능한 목표</w:t>
             </w:r>
           </w:p>
         </w:tc>
@@ -1376,7 +546,7 @@
               <w:rPr>
                 <w:b w:val="0"/>
               </w:rPr>
-              <w:t>________원</w:t>
+              <w:t>연락 동의자 대상 후속 안내 이행률 ________%</w:t>
             </w:r>
           </w:p>
         </w:tc>
@@ -1389,7 +559,7 @@
               <w:rPr>
                 <w:b w:val="0"/>
               </w:rPr>
-              <w:t>________명</w:t>
+              <w:t>연락 계획표 대조</w:t>
             </w:r>
           </w:p>
         </w:tc>
@@ -1402,7 +572,7 @@
               <w:rPr>
                 <w:b w:val="0"/>
               </w:rPr>
-              <w:t>________원</w:t>
+              <w:t>________</w:t>
             </w:r>
           </w:p>
         </w:tc>
@@ -1415,7 +585,7 @@
               <w:rPr>
                 <w:b w:val="0"/>
               </w:rPr>
-              <w:t>교사 포함</w:t>
+              <w:t>________</w:t>
             </w:r>
           </w:p>
         </w:tc>
@@ -1430,7 +600,7 @@
               <w:rPr>
                 <w:b w:val="0"/>
               </w:rPr>
-              <w:t>새친구 선물</w:t>
+              <w:t>확인 가능한 목표</w:t>
             </w:r>
           </w:p>
         </w:tc>
@@ -1443,7 +613,7 @@
               <w:rPr>
                 <w:b w:val="0"/>
               </w:rPr>
-              <w:t>________원</w:t>
+              <w:t>보호자 확인이 필요한 학생의 귀가 확인율 100%</w:t>
             </w:r>
           </w:p>
         </w:tc>
@@ -1456,7 +626,7 @@
               <w:rPr>
                 <w:b w:val="0"/>
               </w:rPr>
-              <w:t>________개</w:t>
+              <w:t>귀가 확인 기록</w:t>
             </w:r>
           </w:p>
         </w:tc>
@@ -1469,7 +639,7 @@
               <w:rPr>
                 <w:b w:val="0"/>
               </w:rPr>
-              <w:t>________원</w:t>
+              <w:t>________</w:t>
             </w:r>
           </w:p>
         </w:tc>
@@ -1482,7 +652,455 @@
               <w:rPr>
                 <w:b w:val="0"/>
               </w:rPr>
-              <w:t>소액 동일 품목</w:t>
+              <w:t>행사 종료 시</w:t>
+            </w:r>
+          </w:p>
+        </w:tc>
+      </w:tr>
+    </w:tbl>
+    <w:p/>
+    <w:p>
+      <w:pPr>
+        <w:pStyle w:val="Heading2"/>
+      </w:pPr>
+      <w:r>
+        <w:rPr>
+          <w:b w:val="0"/>
+        </w:rPr>
+        <w:t>3. 행사 개요</w:t>
+      </w:r>
+    </w:p>
+    <w:tbl>
+      <w:tblPr>
+        <w:tblStyle w:val="TableGrid"/>
+        <w:tblW w:type="auto" w:w="0"/>
+        <w:tblLook w:firstColumn="1" w:firstRow="1" w:lastColumn="0" w:lastRow="0" w:noHBand="0" w:noVBand="1" w:val="04A0"/>
+      </w:tblPr>
+      <w:tblGrid>
+        <w:gridCol w:w="4320"/>
+        <w:gridCol w:w="4320"/>
+      </w:tblGrid>
+      <w:tr>
+        <w:tc>
+          <w:tcPr>
+            <w:tcW w:type="dxa" w:w="4320"/>
+          </w:tcPr>
+          <w:p>
+            <w:r>
+              <w:rPr>
+                <w:b/>
+              </w:rPr>
+              <w:t>항목</w:t>
+            </w:r>
+          </w:p>
+        </w:tc>
+        <w:tc>
+          <w:tcPr>
+            <w:tcW w:type="dxa" w:w="4320"/>
+          </w:tcPr>
+          <w:p>
+            <w:r>
+              <w:rPr>
+                <w:b/>
+              </w:rPr>
+              <w:t>내용</w:t>
+            </w:r>
+          </w:p>
+        </w:tc>
+      </w:tr>
+      <w:tr>
+        <w:tc>
+          <w:tcPr>
+            <w:tcW w:type="dxa" w:w="4320"/>
+          </w:tcPr>
+          <w:p>
+            <w:r>
+              <w:rPr>
+                <w:b w:val="0"/>
+              </w:rPr>
+              <w:t>행사명</w:t>
+            </w:r>
+          </w:p>
+        </w:tc>
+        <w:tc>
+          <w:tcPr>
+            <w:tcW w:type="dxa" w:w="4320"/>
+          </w:tcPr>
+          <w:p>
+            <w:r>
+              <w:rPr>
+                <w:b w:val="0"/>
+              </w:rPr>
+              <w:t>친구 초청 전도 축제</w:t>
+            </w:r>
+          </w:p>
+        </w:tc>
+      </w:tr>
+      <w:tr>
+        <w:tc>
+          <w:tcPr>
+            <w:tcW w:type="dxa" w:w="4320"/>
+          </w:tcPr>
+          <w:p>
+            <w:r>
+              <w:rPr>
+                <w:b w:val="0"/>
+              </w:rPr>
+              <w:t>주제</w:t>
+            </w:r>
+          </w:p>
+        </w:tc>
+        <w:tc>
+          <w:tcPr>
+            <w:tcW w:type="dxa" w:w="4320"/>
+          </w:tcPr>
+          <w:p>
+            <w:r>
+              <w:rPr>
+                <w:b w:val="0"/>
+              </w:rPr>
+              <w:t>________</w:t>
+            </w:r>
+          </w:p>
+        </w:tc>
+      </w:tr>
+      <w:tr>
+        <w:tc>
+          <w:tcPr>
+            <w:tcW w:type="dxa" w:w="4320"/>
+          </w:tcPr>
+          <w:p>
+            <w:r>
+              <w:rPr>
+                <w:b w:val="0"/>
+              </w:rPr>
+              <w:t>주제 말씀</w:t>
+            </w:r>
+          </w:p>
+        </w:tc>
+        <w:tc>
+          <w:tcPr>
+            <w:tcW w:type="dxa" w:w="4320"/>
+          </w:tcPr>
+          <w:p>
+            <w:r>
+              <w:rPr>
+                <w:b w:val="0"/>
+              </w:rPr>
+              <w:t>디모데전서 4:12</w:t>
+            </w:r>
+          </w:p>
+        </w:tc>
+      </w:tr>
+      <w:tr>
+        <w:tc>
+          <w:tcPr>
+            <w:tcW w:type="dxa" w:w="4320"/>
+          </w:tcPr>
+          <w:p>
+            <w:r>
+              <w:rPr>
+                <w:b w:val="0"/>
+              </w:rPr>
+              <w:t>일시</w:t>
+            </w:r>
+          </w:p>
+        </w:tc>
+        <w:tc>
+          <w:tcPr>
+            <w:tcW w:type="dxa" w:w="4320"/>
+          </w:tcPr>
+          <w:p>
+            <w:r>
+              <w:rPr>
+                <w:b w:val="0"/>
+              </w:rPr>
+              <w:t>________ / ________~________</w:t>
+            </w:r>
+          </w:p>
+        </w:tc>
+      </w:tr>
+      <w:tr>
+        <w:tc>
+          <w:tcPr>
+            <w:tcW w:type="dxa" w:w="4320"/>
+          </w:tcPr>
+          <w:p>
+            <w:r>
+              <w:rPr>
+                <w:b w:val="0"/>
+              </w:rPr>
+              <w:t>장소</w:t>
+            </w:r>
+          </w:p>
+        </w:tc>
+        <w:tc>
+          <w:tcPr>
+            <w:tcW w:type="dxa" w:w="4320"/>
+          </w:tcPr>
+          <w:p>
+            <w:r>
+              <w:rPr>
+                <w:b w:val="0"/>
+              </w:rPr>
+              <w:t>________</w:t>
+            </w:r>
+          </w:p>
+        </w:tc>
+      </w:tr>
+      <w:tr>
+        <w:tc>
+          <w:tcPr>
+            <w:tcW w:type="dxa" w:w="4320"/>
+          </w:tcPr>
+          <w:p>
+            <w:r>
+              <w:rPr>
+                <w:b w:val="0"/>
+              </w:rPr>
+              <w:t>대상</w:t>
+            </w:r>
+          </w:p>
+        </w:tc>
+        <w:tc>
+          <w:tcPr>
+            <w:tcW w:type="dxa" w:w="4320"/>
+          </w:tcPr>
+          <w:p>
+            <w:r>
+              <w:rPr>
+                <w:b w:val="0"/>
+              </w:rPr>
+              <w:t>아동부·중고등부 학생 및 초청 친구</w:t>
+            </w:r>
+          </w:p>
+        </w:tc>
+      </w:tr>
+      <w:tr>
+        <w:tc>
+          <w:tcPr>
+            <w:tcW w:type="dxa" w:w="4320"/>
+          </w:tcPr>
+          <w:p>
+            <w:r>
+              <w:rPr>
+                <w:b w:val="0"/>
+              </w:rPr>
+              <w:t>인원</w:t>
+            </w:r>
+          </w:p>
+        </w:tc>
+        <w:tc>
+          <w:tcPr>
+            <w:tcW w:type="dxa" w:w="4320"/>
+          </w:tcPr>
+          <w:p>
+            <w:r>
+              <w:rPr>
+                <w:b w:val="0"/>
+              </w:rPr>
+              <w:t>아동부 ________명, 중고등부 ________명, 봉사자 ________명</w:t>
+            </w:r>
+          </w:p>
+        </w:tc>
+      </w:tr>
+      <w:tr>
+        <w:tc>
+          <w:tcPr>
+            <w:tcW w:type="dxa" w:w="4320"/>
+          </w:tcPr>
+          <w:p>
+            <w:r>
+              <w:rPr>
+                <w:b w:val="0"/>
+              </w:rPr>
+              <w:t>주관</w:t>
+            </w:r>
+          </w:p>
+        </w:tc>
+        <w:tc>
+          <w:tcPr>
+            <w:tcW w:type="dxa" w:w="4320"/>
+          </w:tcPr>
+          <w:p>
+            <w:r>
+              <w:rPr>
+                <w:b w:val="0"/>
+              </w:rPr>
+              <w:t>(교회명) (부서명)</w:t>
+            </w:r>
+          </w:p>
+        </w:tc>
+      </w:tr>
+      <w:tr>
+        <w:tc>
+          <w:tcPr>
+            <w:tcW w:type="dxa" w:w="4320"/>
+          </w:tcPr>
+          <w:p>
+            <w:r>
+              <w:rPr>
+                <w:b w:val="0"/>
+              </w:rPr>
+              <w:t>참가비</w:t>
+            </w:r>
+          </w:p>
+        </w:tc>
+        <w:tc>
+          <w:tcPr>
+            <w:tcW w:type="dxa" w:w="4320"/>
+          </w:tcPr>
+          <w:p>
+            <w:r>
+              <w:rPr>
+                <w:b w:val="0"/>
+              </w:rPr>
+              <w:t>금________원(금________원)</w:t>
+            </w:r>
+          </w:p>
+        </w:tc>
+      </w:tr>
+      <w:tr>
+        <w:tc>
+          <w:tcPr>
+            <w:tcW w:type="dxa" w:w="4320"/>
+          </w:tcPr>
+          <w:p>
+            <w:r>
+              <w:rPr>
+                <w:b w:val="0"/>
+              </w:rPr>
+              <w:t>총괄 담당</w:t>
+            </w:r>
+          </w:p>
+        </w:tc>
+        <w:tc>
+          <w:tcPr>
+            <w:tcW w:type="dxa" w:w="4320"/>
+          </w:tcPr>
+          <w:p>
+            <w:r>
+              <w:rPr>
+                <w:b w:val="0"/>
+              </w:rPr>
+              <w:t>________</w:t>
+            </w:r>
+          </w:p>
+        </w:tc>
+      </w:tr>
+    </w:tbl>
+    <w:p/>
+    <w:p>
+      <w:r>
+        <w:rPr>
+          <w:b w:val="0"/>
+        </w:rPr>
+        <w:t>가. 날짜는 `2026. 10. 24.(토)`, 시간은 `09:00` 형식으로 기재합니다.</w:t>
+      </w:r>
+    </w:p>
+    <w:p>
+      <w:r>
+        <w:rPr>
+          <w:b w:val="0"/>
+        </w:rPr>
+        <w:t>나. 보호자 연락처·건강 관련 사항은 공개 계획서와 참석자 집계표에 기재하지 않고 별도 등록 카드로 관리합니다.</w:t>
+      </w:r>
+    </w:p>
+    <w:p>
+      <w:pPr>
+        <w:pStyle w:val="Heading2"/>
+      </w:pPr>
+      <w:r>
+        <w:rPr>
+          <w:b w:val="0"/>
+        </w:rPr>
+        <w:t>4. 세부 추진 계획</w:t>
+      </w:r>
+    </w:p>
+    <w:p>
+      <w:r>
+        <w:rPr>
+          <w:b w:val="0"/>
+        </w:rPr>
+        <w:t>가. 프로그램 시간표</w:t>
+      </w:r>
+    </w:p>
+    <w:tbl>
+      <w:tblPr>
+        <w:tblStyle w:val="TableGrid"/>
+        <w:tblW w:type="auto" w:w="0"/>
+        <w:tblLook w:firstColumn="1" w:firstRow="1" w:lastColumn="0" w:lastRow="0" w:noHBand="0" w:noVBand="1" w:val="04A0"/>
+      </w:tblPr>
+      <w:tblGrid>
+        <w:gridCol w:w="1728"/>
+        <w:gridCol w:w="1728"/>
+        <w:gridCol w:w="1728"/>
+        <w:gridCol w:w="1728"/>
+        <w:gridCol w:w="1728"/>
+      </w:tblGrid>
+      <w:tr>
+        <w:tc>
+          <w:tcPr>
+            <w:tcW w:type="dxa" w:w="1728"/>
+          </w:tcPr>
+          <w:p>
+            <w:r>
+              <w:rPr>
+                <w:b/>
+              </w:rPr>
+              <w:t>시간</w:t>
+            </w:r>
+          </w:p>
+        </w:tc>
+        <w:tc>
+          <w:tcPr>
+            <w:tcW w:type="dxa" w:w="1728"/>
+          </w:tcPr>
+          <w:p>
+            <w:r>
+              <w:rPr>
+                <w:b/>
+              </w:rPr>
+              <w:t>프로그램</w:t>
+            </w:r>
+          </w:p>
+        </w:tc>
+        <w:tc>
+          <w:tcPr>
+            <w:tcW w:type="dxa" w:w="1728"/>
+          </w:tcPr>
+          <w:p>
+            <w:r>
+              <w:rPr>
+                <w:b/>
+              </w:rPr>
+              <w:t>주요 내용 및 운영 기준</w:t>
+            </w:r>
+          </w:p>
+        </w:tc>
+        <w:tc>
+          <w:tcPr>
+            <w:tcW w:type="dxa" w:w="1728"/>
+          </w:tcPr>
+          <w:p>
+            <w:r>
+              <w:rPr>
+                <w:b/>
+              </w:rPr>
+              <w:t>담당</w:t>
+            </w:r>
+          </w:p>
+        </w:tc>
+        <w:tc>
+          <w:tcPr>
+            <w:tcW w:type="dxa" w:w="1728"/>
+          </w:tcPr>
+          <w:p>
+            <w:r>
+              <w:rPr>
+                <w:b/>
+              </w:rPr>
+              <w:t>준비 완료 기한</w:t>
             </w:r>
           </w:p>
         </w:tc>
@@ -1497,7 +1115,7 @@
               <w:rPr>
                 <w:b w:val="0"/>
               </w:rPr>
-              <w:t>예비비</w:t>
+              <w:t>________~________</w:t>
             </w:r>
           </w:p>
         </w:tc>
@@ -1510,7 +1128,7 @@
               <w:rPr>
                 <w:b w:val="0"/>
               </w:rPr>
-              <w:t>________원</w:t>
+              <w:t>접수·환영</w:t>
             </w:r>
           </w:p>
         </w:tc>
@@ -1523,7 +1141,7 @@
               <w:rPr>
                 <w:b w:val="0"/>
               </w:rPr>
-              <w:t>1식</w:t>
+              <w:t>새친구 안내, 연령별 조 편성, 귀가 방법 확인</w:t>
             </w:r>
           </w:p>
         </w:tc>
@@ -1536,7 +1154,7 @@
               <w:rPr>
                 <w:b w:val="0"/>
               </w:rPr>
-              <w:t>________원</w:t>
+              <w:t>________</w:t>
             </w:r>
           </w:p>
         </w:tc>
@@ -1549,7 +1167,7 @@
               <w:rPr>
                 <w:b w:val="0"/>
               </w:rPr>
-              <w:t>추가 인원 대비</w:t>
+              <w:t>________</w:t>
             </w:r>
           </w:p>
         </w:tc>
@@ -1562,23 +1180,11 @@
           <w:p>
             <w:r>
               <w:rPr>
-                <w:b/>
+                <w:b w:val="0"/>
               </w:rPr>
-              <w:t>합계</w:t>
+              <w:t>________~________</w:t>
             </w:r>
           </w:p>
-        </w:tc>
-        <w:tc>
-          <w:tcPr>
-            <w:tcW w:type="dxa" w:w="1728"/>
-          </w:tcPr>
-          <w:p/>
-        </w:tc>
-        <w:tc>
-          <w:tcPr>
-            <w:tcW w:type="dxa" w:w="1728"/>
-          </w:tcPr>
-          <w:p/>
         </w:tc>
         <w:tc>
           <w:tcPr>
@@ -1587,9 +1193,9 @@
           <w:p>
             <w:r>
               <w:rPr>
-                <w:b/>
+                <w:b w:val="0"/>
               </w:rPr>
-              <w:t>________원</w:t>
+              <w:t>관계 형성 게임</w:t>
             </w:r>
           </w:p>
         </w:tc>
@@ -1597,20 +1203,385 @@
           <w:tcPr>
             <w:tcW w:type="dxa" w:w="1728"/>
           </w:tcPr>
-          <w:p/>
+          <w:p>
+            <w:r>
+              <w:rPr>
+                <w:b w:val="0"/>
+              </w:rPr>
+              <w:t>아동부 협동 놀이, 중고등부 팀별 퀴즈 / 탈락·벌칙 강요 금지</w:t>
+            </w:r>
+          </w:p>
+        </w:tc>
+        <w:tc>
+          <w:tcPr>
+            <w:tcW w:type="dxa" w:w="1728"/>
+          </w:tcPr>
+          <w:p>
+            <w:r>
+              <w:rPr>
+                <w:b w:val="0"/>
+              </w:rPr>
+              <w:t>________</w:t>
+            </w:r>
+          </w:p>
+        </w:tc>
+        <w:tc>
+          <w:tcPr>
+            <w:tcW w:type="dxa" w:w="1728"/>
+          </w:tcPr>
+          <w:p>
+            <w:r>
+              <w:rPr>
+                <w:b w:val="0"/>
+              </w:rPr>
+              <w:t>________</w:t>
+            </w:r>
+          </w:p>
+        </w:tc>
+      </w:tr>
+      <w:tr>
+        <w:tc>
+          <w:tcPr>
+            <w:tcW w:type="dxa" w:w="1728"/>
+          </w:tcPr>
+          <w:p>
+            <w:r>
+              <w:rPr>
+                <w:b w:val="0"/>
+              </w:rPr>
+              <w:t>________~________</w:t>
+            </w:r>
+          </w:p>
+        </w:tc>
+        <w:tc>
+          <w:tcPr>
+            <w:tcW w:type="dxa" w:w="1728"/>
+          </w:tcPr>
+          <w:p>
+            <w:r>
+              <w:rPr>
+                <w:b w:val="0"/>
+              </w:rPr>
+              <w:t>공연</w:t>
+            </w:r>
+          </w:p>
+        </w:tc>
+        <w:tc>
+          <w:tcPr>
+            <w:tcW w:type="dxa" w:w="1728"/>
+          </w:tcPr>
+          <w:p>
+            <w:r>
+              <w:rPr>
+                <w:b w:val="0"/>
+              </w:rPr>
+              <w:t>찬양·연주·짧은 극 중 선택, 공연 시간 ________분</w:t>
+            </w:r>
+          </w:p>
+        </w:tc>
+        <w:tc>
+          <w:tcPr>
+            <w:tcW w:type="dxa" w:w="1728"/>
+          </w:tcPr>
+          <w:p>
+            <w:r>
+              <w:rPr>
+                <w:b w:val="0"/>
+              </w:rPr>
+              <w:t>________</w:t>
+            </w:r>
+          </w:p>
+        </w:tc>
+        <w:tc>
+          <w:tcPr>
+            <w:tcW w:type="dxa" w:w="1728"/>
+          </w:tcPr>
+          <w:p>
+            <w:r>
+              <w:rPr>
+                <w:b w:val="0"/>
+              </w:rPr>
+              <w:t>________</w:t>
+            </w:r>
+          </w:p>
+        </w:tc>
+      </w:tr>
+      <w:tr>
+        <w:tc>
+          <w:tcPr>
+            <w:tcW w:type="dxa" w:w="1728"/>
+          </w:tcPr>
+          <w:p>
+            <w:r>
+              <w:rPr>
+                <w:b w:val="0"/>
+              </w:rPr>
+              <w:t>________~________</w:t>
+            </w:r>
+          </w:p>
+        </w:tc>
+        <w:tc>
+          <w:tcPr>
+            <w:tcW w:type="dxa" w:w="1728"/>
+          </w:tcPr>
+          <w:p>
+            <w:r>
+              <w:rPr>
+                <w:b w:val="0"/>
+              </w:rPr>
+              <w:t>간식</w:t>
+            </w:r>
+          </w:p>
+        </w:tc>
+        <w:tc>
+          <w:tcPr>
+            <w:tcW w:type="dxa" w:w="1728"/>
+          </w:tcPr>
+          <w:p>
+            <w:r>
+              <w:rPr>
+                <w:b w:val="0"/>
+              </w:rPr>
+              <w:t>손 씻기, 사전 확인한 알레르기 사항에 따른 개별 배부</w:t>
+            </w:r>
+          </w:p>
+        </w:tc>
+        <w:tc>
+          <w:tcPr>
+            <w:tcW w:type="dxa" w:w="1728"/>
+          </w:tcPr>
+          <w:p>
+            <w:r>
+              <w:rPr>
+                <w:b w:val="0"/>
+              </w:rPr>
+              <w:t>________</w:t>
+            </w:r>
+          </w:p>
+        </w:tc>
+        <w:tc>
+          <w:tcPr>
+            <w:tcW w:type="dxa" w:w="1728"/>
+          </w:tcPr>
+          <w:p>
+            <w:r>
+              <w:rPr>
+                <w:b w:val="0"/>
+              </w:rPr>
+              <w:t>________</w:t>
+            </w:r>
+          </w:p>
+        </w:tc>
+      </w:tr>
+      <w:tr>
+        <w:tc>
+          <w:tcPr>
+            <w:tcW w:type="dxa" w:w="1728"/>
+          </w:tcPr>
+          <w:p>
+            <w:r>
+              <w:rPr>
+                <w:b w:val="0"/>
+              </w:rPr>
+              <w:t>________~________</w:t>
+            </w:r>
+          </w:p>
+        </w:tc>
+        <w:tc>
+          <w:tcPr>
+            <w:tcW w:type="dxa" w:w="1728"/>
+          </w:tcPr>
+          <w:p>
+            <w:r>
+              <w:rPr>
+                <w:b w:val="0"/>
+              </w:rPr>
+              <w:t>짧은 복음 메시지</w:t>
+            </w:r>
+          </w:p>
+        </w:tc>
+        <w:tc>
+          <w:tcPr>
+            <w:tcW w:type="dxa" w:w="1728"/>
+          </w:tcPr>
+          <w:p>
+            <w:r>
+              <w:rPr>
+                <w:b w:val="0"/>
+              </w:rPr>
+              <w:t>하나님의 사랑·예수 그리스도·믿음의 응답을 연령에 맞게 설명, ________분</w:t>
+            </w:r>
+          </w:p>
+        </w:tc>
+        <w:tc>
+          <w:tcPr>
+            <w:tcW w:type="dxa" w:w="1728"/>
+          </w:tcPr>
+          <w:p>
+            <w:r>
+              <w:rPr>
+                <w:b w:val="0"/>
+              </w:rPr>
+              <w:t>________</w:t>
+            </w:r>
+          </w:p>
+        </w:tc>
+        <w:tc>
+          <w:tcPr>
+            <w:tcW w:type="dxa" w:w="1728"/>
+          </w:tcPr>
+          <w:p>
+            <w:r>
+              <w:rPr>
+                <w:b w:val="0"/>
+              </w:rPr>
+              <w:t>________</w:t>
+            </w:r>
+          </w:p>
+        </w:tc>
+      </w:tr>
+      <w:tr>
+        <w:tc>
+          <w:tcPr>
+            <w:tcW w:type="dxa" w:w="1728"/>
+          </w:tcPr>
+          <w:p>
+            <w:r>
+              <w:rPr>
+                <w:b w:val="0"/>
+              </w:rPr>
+              <w:t>________~________</w:t>
+            </w:r>
+          </w:p>
+        </w:tc>
+        <w:tc>
+          <w:tcPr>
+            <w:tcW w:type="dxa" w:w="1728"/>
+          </w:tcPr>
+          <w:p>
+            <w:r>
+              <w:rPr>
+                <w:b w:val="0"/>
+              </w:rPr>
+              <w:t>소감·다음 모임 안내</w:t>
+            </w:r>
+          </w:p>
+        </w:tc>
+        <w:tc>
+          <w:tcPr>
+            <w:tcW w:type="dxa" w:w="1728"/>
+          </w:tcPr>
+          <w:p>
+            <w:r>
+              <w:rPr>
+                <w:b w:val="0"/>
+              </w:rPr>
+              <w:t>질문과 참여는 자율, 등록·연락 동의 여부 별도 확인</w:t>
+            </w:r>
+          </w:p>
+        </w:tc>
+        <w:tc>
+          <w:tcPr>
+            <w:tcW w:type="dxa" w:w="1728"/>
+          </w:tcPr>
+          <w:p>
+            <w:r>
+              <w:rPr>
+                <w:b w:val="0"/>
+              </w:rPr>
+              <w:t>________</w:t>
+            </w:r>
+          </w:p>
+        </w:tc>
+        <w:tc>
+          <w:tcPr>
+            <w:tcW w:type="dxa" w:w="1728"/>
+          </w:tcPr>
+          <w:p>
+            <w:r>
+              <w:rPr>
+                <w:b w:val="0"/>
+              </w:rPr>
+              <w:t>________</w:t>
+            </w:r>
+          </w:p>
+        </w:tc>
+      </w:tr>
+      <w:tr>
+        <w:tc>
+          <w:tcPr>
+            <w:tcW w:type="dxa" w:w="1728"/>
+          </w:tcPr>
+          <w:p>
+            <w:r>
+              <w:rPr>
+                <w:b w:val="0"/>
+              </w:rPr>
+              <w:t>________~________</w:t>
+            </w:r>
+          </w:p>
+        </w:tc>
+        <w:tc>
+          <w:tcPr>
+            <w:tcW w:type="dxa" w:w="1728"/>
+          </w:tcPr>
+          <w:p>
+            <w:r>
+              <w:rPr>
+                <w:b w:val="0"/>
+              </w:rPr>
+              <w:t>귀가·정리</w:t>
+            </w:r>
+          </w:p>
+        </w:tc>
+        <w:tc>
+          <w:tcPr>
+            <w:tcW w:type="dxa" w:w="1728"/>
+          </w:tcPr>
+          <w:p>
+            <w:r>
+              <w:rPr>
+                <w:b w:val="0"/>
+              </w:rPr>
+              <w:t>인계 확인, 잔류 학생 점검, 시설 원상 정리</w:t>
+            </w:r>
+          </w:p>
+        </w:tc>
+        <w:tc>
+          <w:tcPr>
+            <w:tcW w:type="dxa" w:w="1728"/>
+          </w:tcPr>
+          <w:p>
+            <w:r>
+              <w:rPr>
+                <w:b w:val="0"/>
+              </w:rPr>
+              <w:t>________</w:t>
+            </w:r>
+          </w:p>
+        </w:tc>
+        <w:tc>
+          <w:tcPr>
+            <w:tcW w:type="dxa" w:w="1728"/>
+          </w:tcPr>
+          <w:p>
+            <w:r>
+              <w:rPr>
+                <w:b w:val="0"/>
+              </w:rPr>
+              <w:t>________</w:t>
+            </w:r>
+          </w:p>
         </w:tc>
       </w:tr>
     </w:tbl>
     <w:p/>
     <w:p>
-      <w:pPr>
-        <w:pStyle w:val="Heading2"/>
-      </w:pPr>
       <w:r>
         <w:rPr>
           <w:b w:val="0"/>
         </w:rPr>
-        <w:t>구입 목록</w:t>
+        <w:t>나. 업무분장</w:t>
       </w:r>
     </w:p>
     <w:tbl>
@@ -1635,33 +1606,7 @@
               <w:rPr>
                 <w:b/>
               </w:rPr>
-              <w:t>품목</w:t>
-            </w:r>
-          </w:p>
-        </w:tc>
-        <w:tc>
-          <w:tcPr>
-            <w:tcW w:type="dxa" w:w="2160"/>
-          </w:tcPr>
-          <w:p>
-            <w:r>
-              <w:rPr>
-                <w:b/>
-              </w:rPr>
-              <w:t>수량</w:t>
-            </w:r>
-          </w:p>
-        </w:tc>
-        <w:tc>
-          <w:tcPr>
-            <w:tcW w:type="dxa" w:w="2160"/>
-          </w:tcPr>
-          <w:p>
-            <w:r>
-              <w:rPr>
-                <w:b/>
-              </w:rPr>
-              <w:t>구입처</w:t>
+              <w:t>업무</w:t>
             </w:r>
           </w:p>
         </w:tc>
@@ -1678,6 +1623,32 @@
             </w:r>
           </w:p>
         </w:tc>
+        <w:tc>
+          <w:tcPr>
+            <w:tcW w:type="dxa" w:w="2160"/>
+          </w:tcPr>
+          <w:p>
+            <w:r>
+              <w:rPr>
+                <w:b/>
+              </w:rPr>
+              <w:t>기한</w:t>
+            </w:r>
+          </w:p>
+        </w:tc>
+        <w:tc>
+          <w:tcPr>
+            <w:tcW w:type="dxa" w:w="2160"/>
+          </w:tcPr>
+          <w:p>
+            <w:r>
+              <w:rPr>
+                <w:b/>
+              </w:rPr>
+              <w:t>확인</w:t>
+            </w:r>
+          </w:p>
+        </w:tc>
       </w:tr>
       <w:tr>
         <w:tc>
@@ -1689,7 +1660,7 @@
               <w:rPr>
                 <w:b w:val="0"/>
               </w:rPr>
-              <w:t>인쇄물·이름표</w:t>
+              <w:t>계획·예산 승인 및 봉사자 배치</w:t>
             </w:r>
           </w:p>
         </w:tc>
@@ -1743,7 +1714,7 @@
               <w:rPr>
                 <w:b w:val="0"/>
               </w:rPr>
-              <w:t>게임 재료</w:t>
+              <w:t>초청 카드 제작·배부 및 보호자 안내</w:t>
             </w:r>
           </w:p>
         </w:tc>
@@ -1797,7 +1768,7 @@
               <w:rPr>
                 <w:b w:val="0"/>
               </w:rPr>
-              <w:t>간식·음료</w:t>
+              <w:t>게임·공연·메시지 준비 및 사전 점검</w:t>
             </w:r>
           </w:p>
         </w:tc>
@@ -1851,7 +1822,115 @@
               <w:rPr>
                 <w:b w:val="0"/>
               </w:rPr>
-              <w:t>환영 선물</w:t>
+              <w:t>간식 구매·성분 확인 및 배부</w:t>
+            </w:r>
+          </w:p>
+        </w:tc>
+        <w:tc>
+          <w:tcPr>
+            <w:tcW w:type="dxa" w:w="2160"/>
+          </w:tcPr>
+          <w:p>
+            <w:r>
+              <w:rPr>
+                <w:b w:val="0"/>
+              </w:rPr>
+              <w:t>________</w:t>
+            </w:r>
+          </w:p>
+        </w:tc>
+        <w:tc>
+          <w:tcPr>
+            <w:tcW w:type="dxa" w:w="2160"/>
+          </w:tcPr>
+          <w:p>
+            <w:r>
+              <w:rPr>
+                <w:b w:val="0"/>
+              </w:rPr>
+              <w:t>________</w:t>
+            </w:r>
+          </w:p>
+        </w:tc>
+        <w:tc>
+          <w:tcPr>
+            <w:tcW w:type="dxa" w:w="2160"/>
+          </w:tcPr>
+          <w:p>
+            <w:r>
+              <w:rPr>
+                <w:b w:val="0"/>
+              </w:rPr>
+              <w:t>________</w:t>
+            </w:r>
+          </w:p>
+        </w:tc>
+      </w:tr>
+      <w:tr>
+        <w:tc>
+          <w:tcPr>
+            <w:tcW w:type="dxa" w:w="2160"/>
+          </w:tcPr>
+          <w:p>
+            <w:r>
+              <w:rPr>
+                <w:b w:val="0"/>
+              </w:rPr>
+              <w:t>접수·등록 카드 보관 및 귀가 확인</w:t>
+            </w:r>
+          </w:p>
+        </w:tc>
+        <w:tc>
+          <w:tcPr>
+            <w:tcW w:type="dxa" w:w="2160"/>
+          </w:tcPr>
+          <w:p>
+            <w:r>
+              <w:rPr>
+                <w:b w:val="0"/>
+              </w:rPr>
+              <w:t>________</w:t>
+            </w:r>
+          </w:p>
+        </w:tc>
+        <w:tc>
+          <w:tcPr>
+            <w:tcW w:type="dxa" w:w="2160"/>
+          </w:tcPr>
+          <w:p>
+            <w:r>
+              <w:rPr>
+                <w:b w:val="0"/>
+              </w:rPr>
+              <w:t>________</w:t>
+            </w:r>
+          </w:p>
+        </w:tc>
+        <w:tc>
+          <w:tcPr>
+            <w:tcW w:type="dxa" w:w="2160"/>
+          </w:tcPr>
+          <w:p>
+            <w:r>
+              <w:rPr>
+                <w:b w:val="0"/>
+              </w:rPr>
+              <w:t>________</w:t>
+            </w:r>
+          </w:p>
+        </w:tc>
+      </w:tr>
+      <w:tr>
+        <w:tc>
+          <w:tcPr>
+            <w:tcW w:type="dxa" w:w="2160"/>
+          </w:tcPr>
+          <w:p>
+            <w:r>
+              <w:rPr>
+                <w:b w:val="0"/>
+              </w:rPr>
+              <w:t>지출 증빙 취합·정산 및 결과보고</w:t>
             </w:r>
           </w:p>
         </w:tc>
@@ -1905,7 +1984,1408 @@
         <w:rPr>
           <w:b w:val="0"/>
         </w:rPr>
-        <w:t>새친구 등록 카드</w:t>
+        <w:t>5. 안전관리 계획</w:t>
+      </w:r>
+    </w:p>
+    <w:tbl>
+      <w:tblPr>
+        <w:tblStyle w:val="TableGrid"/>
+        <w:tblW w:type="auto" w:w="0"/>
+        <w:tblLook w:firstColumn="1" w:firstRow="1" w:lastColumn="0" w:lastRow="0" w:noHBand="0" w:noVBand="1" w:val="04A0"/>
+      </w:tblPr>
+      <w:tblGrid>
+        <w:gridCol w:w="2160"/>
+        <w:gridCol w:w="2160"/>
+        <w:gridCol w:w="2160"/>
+        <w:gridCol w:w="2160"/>
+      </w:tblGrid>
+      <w:tr>
+        <w:tc>
+          <w:tcPr>
+            <w:tcW w:type="dxa" w:w="2160"/>
+          </w:tcPr>
+          <w:p>
+            <w:r>
+              <w:rPr>
+                <w:b/>
+              </w:rPr>
+              <w:t>위험요인</w:t>
+            </w:r>
+          </w:p>
+        </w:tc>
+        <w:tc>
+          <w:tcPr>
+            <w:tcW w:type="dxa" w:w="2160"/>
+          </w:tcPr>
+          <w:p>
+            <w:r>
+              <w:rPr>
+                <w:b/>
+              </w:rPr>
+              <w:t>예방조치</w:t>
+            </w:r>
+          </w:p>
+        </w:tc>
+        <w:tc>
+          <w:tcPr>
+            <w:tcW w:type="dxa" w:w="2160"/>
+          </w:tcPr>
+          <w:p>
+            <w:r>
+              <w:rPr>
+                <w:b/>
+              </w:rPr>
+              <w:t>담당</w:t>
+            </w:r>
+          </w:p>
+        </w:tc>
+        <w:tc>
+          <w:tcPr>
+            <w:tcW w:type="dxa" w:w="2160"/>
+          </w:tcPr>
+          <w:p>
+            <w:r>
+              <w:rPr>
+                <w:b/>
+              </w:rPr>
+              <w:t>점검·조치 기한</w:t>
+            </w:r>
+          </w:p>
+        </w:tc>
+      </w:tr>
+      <w:tr>
+        <w:tc>
+          <w:tcPr>
+            <w:tcW w:type="dxa" w:w="2160"/>
+          </w:tcPr>
+          <w:p>
+            <w:r>
+              <w:rPr>
+                <w:b w:val="0"/>
+              </w:rPr>
+              <w:t>충돌·낙상</w:t>
+            </w:r>
+          </w:p>
+        </w:tc>
+        <w:tc>
+          <w:tcPr>
+            <w:tcW w:type="dxa" w:w="2160"/>
+          </w:tcPr>
+          <w:p>
+            <w:r>
+              <w:rPr>
+                <w:b w:val="0"/>
+              </w:rPr>
+              <w:t>이동 통로 확보, 연령별 활동 공간 구분, 위험한 신체 접촉 금지</w:t>
+            </w:r>
+          </w:p>
+        </w:tc>
+        <w:tc>
+          <w:tcPr>
+            <w:tcW w:type="dxa" w:w="2160"/>
+          </w:tcPr>
+          <w:p>
+            <w:r>
+              <w:rPr>
+                <w:b w:val="0"/>
+              </w:rPr>
+              <w:t>________</w:t>
+            </w:r>
+          </w:p>
+        </w:tc>
+        <w:tc>
+          <w:tcPr>
+            <w:tcW w:type="dxa" w:w="2160"/>
+          </w:tcPr>
+          <w:p>
+            <w:r>
+              <w:rPr>
+                <w:b w:val="0"/>
+              </w:rPr>
+              <w:t>입장 전</w:t>
+            </w:r>
+          </w:p>
+        </w:tc>
+      </w:tr>
+      <w:tr>
+        <w:tc>
+          <w:tcPr>
+            <w:tcW w:type="dxa" w:w="2160"/>
+          </w:tcPr>
+          <w:p>
+            <w:r>
+              <w:rPr>
+                <w:b w:val="0"/>
+              </w:rPr>
+              <w:t>식품 알레르기·위생</w:t>
+            </w:r>
+          </w:p>
+        </w:tc>
+        <w:tc>
+          <w:tcPr>
+            <w:tcW w:type="dxa" w:w="2160"/>
+          </w:tcPr>
+          <w:p>
+            <w:r>
+              <w:rPr>
+                <w:b w:val="0"/>
+              </w:rPr>
+              <w:t>별도 카드로 필요한 사항 확인, 성분표 확인, 대체 간식 준비</w:t>
+            </w:r>
+          </w:p>
+        </w:tc>
+        <w:tc>
+          <w:tcPr>
+            <w:tcW w:type="dxa" w:w="2160"/>
+          </w:tcPr>
+          <w:p>
+            <w:r>
+              <w:rPr>
+                <w:b w:val="0"/>
+              </w:rPr>
+              <w:t>________</w:t>
+            </w:r>
+          </w:p>
+        </w:tc>
+        <w:tc>
+          <w:tcPr>
+            <w:tcW w:type="dxa" w:w="2160"/>
+          </w:tcPr>
+          <w:p>
+            <w:r>
+              <w:rPr>
+                <w:b w:val="0"/>
+              </w:rPr>
+              <w:t>간식 배부 전</w:t>
+            </w:r>
+          </w:p>
+        </w:tc>
+      </w:tr>
+      <w:tr>
+        <w:tc>
+          <w:tcPr>
+            <w:tcW w:type="dxa" w:w="2160"/>
+          </w:tcPr>
+          <w:p>
+            <w:r>
+              <w:rPr>
+                <w:b w:val="0"/>
+              </w:rPr>
+              <w:t>이탈·귀가 혼선</w:t>
+            </w:r>
+          </w:p>
+        </w:tc>
+        <w:tc>
+          <w:tcPr>
+            <w:tcW w:type="dxa" w:w="2160"/>
+          </w:tcPr>
+          <w:p>
+            <w:r>
+              <w:rPr>
+                <w:b w:val="0"/>
+              </w:rPr>
+              <w:t>출입 인원 확인, 지정 장소에서 보호자 또는 사전 합의 방식으로 인계</w:t>
+            </w:r>
+          </w:p>
+        </w:tc>
+        <w:tc>
+          <w:tcPr>
+            <w:tcW w:type="dxa" w:w="2160"/>
+          </w:tcPr>
+          <w:p>
+            <w:r>
+              <w:rPr>
+                <w:b w:val="0"/>
+              </w:rPr>
+              <w:t>________</w:t>
+            </w:r>
+          </w:p>
+        </w:tc>
+        <w:tc>
+          <w:tcPr>
+            <w:tcW w:type="dxa" w:w="2160"/>
+          </w:tcPr>
+          <w:p>
+            <w:r>
+              <w:rPr>
+                <w:b w:val="0"/>
+              </w:rPr>
+              <w:t>접수·귀가 시</w:t>
+            </w:r>
+          </w:p>
+        </w:tc>
+      </w:tr>
+      <w:tr>
+        <w:tc>
+          <w:tcPr>
+            <w:tcW w:type="dxa" w:w="2160"/>
+          </w:tcPr>
+          <w:p>
+            <w:r>
+              <w:rPr>
+                <w:b w:val="0"/>
+              </w:rPr>
+              <w:t>화재·응급상황</w:t>
+            </w:r>
+          </w:p>
+        </w:tc>
+        <w:tc>
+          <w:tcPr>
+            <w:tcW w:type="dxa" w:w="2160"/>
+          </w:tcPr>
+          <w:p>
+            <w:r>
+              <w:rPr>
+                <w:b w:val="0"/>
+              </w:rPr>
+              <w:t>비상구·구급함 확인, 대피 유도 역할 지정, 필요 시 119 신고 및 보호자 통보</w:t>
+            </w:r>
+          </w:p>
+        </w:tc>
+        <w:tc>
+          <w:tcPr>
+            <w:tcW w:type="dxa" w:w="2160"/>
+          </w:tcPr>
+          <w:p>
+            <w:r>
+              <w:rPr>
+                <w:b w:val="0"/>
+              </w:rPr>
+              <w:t>________</w:t>
+            </w:r>
+          </w:p>
+        </w:tc>
+        <w:tc>
+          <w:tcPr>
+            <w:tcW w:type="dxa" w:w="2160"/>
+          </w:tcPr>
+          <w:p>
+            <w:r>
+              <w:rPr>
+                <w:b w:val="0"/>
+              </w:rPr>
+              <w:t>시작 전·발생 즉시</w:t>
+            </w:r>
+          </w:p>
+        </w:tc>
+      </w:tr>
+      <w:tr>
+        <w:tc>
+          <w:tcPr>
+            <w:tcW w:type="dxa" w:w="2160"/>
+          </w:tcPr>
+          <w:p>
+            <w:r>
+              <w:rPr>
+                <w:b w:val="0"/>
+              </w:rPr>
+              <w:t>부적절한 접촉·촬영</w:t>
+            </w:r>
+          </w:p>
+        </w:tc>
+        <w:tc>
+          <w:tcPr>
+            <w:tcW w:type="dxa" w:w="2160"/>
+          </w:tcPr>
+          <w:p>
+            <w:r>
+              <w:rPr>
+                <w:b w:val="0"/>
+              </w:rPr>
+              <w:t>밀폐 공간 단독 면담 금지, 촬영·게시 별도 동의 없는 학생 촬영 제외</w:t>
+            </w:r>
+          </w:p>
+        </w:tc>
+        <w:tc>
+          <w:tcPr>
+            <w:tcW w:type="dxa" w:w="2160"/>
+          </w:tcPr>
+          <w:p>
+            <w:r>
+              <w:rPr>
+                <w:b w:val="0"/>
+              </w:rPr>
+              <w:t>________</w:t>
+            </w:r>
+          </w:p>
+        </w:tc>
+        <w:tc>
+          <w:tcPr>
+            <w:tcW w:type="dxa" w:w="2160"/>
+          </w:tcPr>
+          <w:p>
+            <w:r>
+              <w:rPr>
+                <w:b w:val="0"/>
+              </w:rPr>
+              <w:t>봉사자 교육 시·행사 중</w:t>
+            </w:r>
+          </w:p>
+        </w:tc>
+      </w:tr>
+    </w:tbl>
+    <w:p/>
+    <w:p>
+      <w:r>
+        <w:rPr>
+          <w:b w:val="0"/>
+        </w:rPr>
+        <w:t>가. 비상 대피 집결지: ________ / 응급의료기관 및 이동 경로: ________(확인 필요).</w:t>
+      </w:r>
+    </w:p>
+    <w:p>
+      <w:r>
+        <w:rPr>
+          <w:b w:val="0"/>
+        </w:rPr>
+        <w:t>나. 비상 연락망은 별도 보관하며 현장 책임자와 필요한 봉사자에게만 공유합니다. 담당: ________ / 기한: ________.</w:t>
+      </w:r>
+    </w:p>
+    <w:p>
+      <w:pPr>
+        <w:pStyle w:val="Heading2"/>
+      </w:pPr>
+      <w:r>
+        <w:rPr>
+          <w:b w:val="0"/>
+        </w:rPr>
+        <w:t>6. 소요 예산 및 재원</w:t>
+      </w:r>
+    </w:p>
+    <w:p>
+      <w:r>
+        <w:rPr>
+          <w:b w:val="0"/>
+        </w:rPr>
+        <w:t>(단위: 원)</w:t>
+      </w:r>
+    </w:p>
+    <w:tbl>
+      <w:tblPr>
+        <w:tblStyle w:val="TableGrid"/>
+        <w:tblW w:type="auto" w:w="0"/>
+        <w:tblLook w:firstColumn="1" w:firstRow="1" w:lastColumn="0" w:lastRow="0" w:noHBand="0" w:noVBand="1" w:val="04A0"/>
+      </w:tblPr>
+      <w:tblGrid>
+        <w:gridCol w:w="2160"/>
+        <w:gridCol w:w="2160"/>
+        <w:gridCol w:w="2160"/>
+        <w:gridCol w:w="2160"/>
+      </w:tblGrid>
+      <w:tr>
+        <w:tc>
+          <w:tcPr>
+            <w:tcW w:type="dxa" w:w="2160"/>
+          </w:tcPr>
+          <w:p>
+            <w:r>
+              <w:rPr>
+                <w:b/>
+              </w:rPr>
+              <w:t>항목</w:t>
+            </w:r>
+          </w:p>
+        </w:tc>
+        <w:tc>
+          <w:tcPr>
+            <w:tcW w:type="dxa" w:w="2160"/>
+          </w:tcPr>
+          <w:p>
+            <w:r>
+              <w:rPr>
+                <w:b/>
+              </w:rPr>
+              <w:t>산출근거</w:t>
+            </w:r>
+          </w:p>
+        </w:tc>
+        <w:tc>
+          <w:tcPr>
+            <w:tcW w:type="dxa" w:w="2160"/>
+          </w:tcPr>
+          <w:p>
+            <w:r>
+              <w:rPr>
+                <w:b/>
+              </w:rPr>
+              <w:t>금액</w:t>
+            </w:r>
+          </w:p>
+        </w:tc>
+        <w:tc>
+          <w:tcPr>
+            <w:tcW w:type="dxa" w:w="2160"/>
+          </w:tcPr>
+          <w:p>
+            <w:r>
+              <w:rPr>
+                <w:b/>
+              </w:rPr>
+              <w:t>재원</w:t>
+            </w:r>
+          </w:p>
+        </w:tc>
+      </w:tr>
+      <w:tr>
+        <w:tc>
+          <w:tcPr>
+            <w:tcW w:type="dxa" w:w="2160"/>
+          </w:tcPr>
+          <w:p>
+            <w:r>
+              <w:rPr>
+                <w:b w:val="0"/>
+              </w:rPr>
+              <w:t>초청 카드·안내물</w:t>
+            </w:r>
+          </w:p>
+        </w:tc>
+        <w:tc>
+          <w:tcPr>
+            <w:tcW w:type="dxa" w:w="2160"/>
+          </w:tcPr>
+          <w:p>
+            <w:r>
+              <w:rPr>
+                <w:b w:val="0"/>
+              </w:rPr>
+              <w:t>________원 × ________부</w:t>
+            </w:r>
+          </w:p>
+        </w:tc>
+        <w:tc>
+          <w:tcPr>
+            <w:tcW w:type="dxa" w:w="2160"/>
+          </w:tcPr>
+          <w:p>
+            <w:r>
+              <w:rPr>
+                <w:b w:val="0"/>
+              </w:rPr>
+              <w:t>________</w:t>
+            </w:r>
+          </w:p>
+        </w:tc>
+        <w:tc>
+          <w:tcPr>
+            <w:tcW w:type="dxa" w:w="2160"/>
+          </w:tcPr>
+          <w:p>
+            <w:r>
+              <w:rPr>
+                <w:b w:val="0"/>
+              </w:rPr>
+              <w:t>________</w:t>
+            </w:r>
+          </w:p>
+        </w:tc>
+      </w:tr>
+      <w:tr>
+        <w:tc>
+          <w:tcPr>
+            <w:tcW w:type="dxa" w:w="2160"/>
+          </w:tcPr>
+          <w:p>
+            <w:r>
+              <w:rPr>
+                <w:b w:val="0"/>
+              </w:rPr>
+              <w:t>게임·공연 준비물</w:t>
+            </w:r>
+          </w:p>
+        </w:tc>
+        <w:tc>
+          <w:tcPr>
+            <w:tcW w:type="dxa" w:w="2160"/>
+          </w:tcPr>
+          <w:p>
+            <w:r>
+              <w:rPr>
+                <w:b w:val="0"/>
+              </w:rPr>
+              <w:t>________원 × ________식</w:t>
+            </w:r>
+          </w:p>
+        </w:tc>
+        <w:tc>
+          <w:tcPr>
+            <w:tcW w:type="dxa" w:w="2160"/>
+          </w:tcPr>
+          <w:p>
+            <w:r>
+              <w:rPr>
+                <w:b w:val="0"/>
+              </w:rPr>
+              <w:t>________</w:t>
+            </w:r>
+          </w:p>
+        </w:tc>
+        <w:tc>
+          <w:tcPr>
+            <w:tcW w:type="dxa" w:w="2160"/>
+          </w:tcPr>
+          <w:p>
+            <w:r>
+              <w:rPr>
+                <w:b w:val="0"/>
+              </w:rPr>
+              <w:t>________</w:t>
+            </w:r>
+          </w:p>
+        </w:tc>
+      </w:tr>
+      <w:tr>
+        <w:tc>
+          <w:tcPr>
+            <w:tcW w:type="dxa" w:w="2160"/>
+          </w:tcPr>
+          <w:p>
+            <w:r>
+              <w:rPr>
+                <w:b w:val="0"/>
+              </w:rPr>
+              <w:t>간식·생수</w:t>
+            </w:r>
+          </w:p>
+        </w:tc>
+        <w:tc>
+          <w:tcPr>
+            <w:tcW w:type="dxa" w:w="2160"/>
+          </w:tcPr>
+          <w:p>
+            <w:r>
+              <w:rPr>
+                <w:b w:val="0"/>
+              </w:rPr>
+              <w:t>________원 × ________명</w:t>
+            </w:r>
+          </w:p>
+        </w:tc>
+        <w:tc>
+          <w:tcPr>
+            <w:tcW w:type="dxa" w:w="2160"/>
+          </w:tcPr>
+          <w:p>
+            <w:r>
+              <w:rPr>
+                <w:b w:val="0"/>
+              </w:rPr>
+              <w:t>________</w:t>
+            </w:r>
+          </w:p>
+        </w:tc>
+        <w:tc>
+          <w:tcPr>
+            <w:tcW w:type="dxa" w:w="2160"/>
+          </w:tcPr>
+          <w:p>
+            <w:r>
+              <w:rPr>
+                <w:b w:val="0"/>
+              </w:rPr>
+              <w:t>________</w:t>
+            </w:r>
+          </w:p>
+        </w:tc>
+      </w:tr>
+      <w:tr>
+        <w:tc>
+          <w:tcPr>
+            <w:tcW w:type="dxa" w:w="2160"/>
+          </w:tcPr>
+          <w:p>
+            <w:r>
+              <w:rPr>
+                <w:b w:val="0"/>
+              </w:rPr>
+              <w:t>안전·위생 물품</w:t>
+            </w:r>
+          </w:p>
+        </w:tc>
+        <w:tc>
+          <w:tcPr>
+            <w:tcW w:type="dxa" w:w="2160"/>
+          </w:tcPr>
+          <w:p>
+            <w:r>
+              <w:rPr>
+                <w:b w:val="0"/>
+              </w:rPr>
+              <w:t>________원 × ________식</w:t>
+            </w:r>
+          </w:p>
+        </w:tc>
+        <w:tc>
+          <w:tcPr>
+            <w:tcW w:type="dxa" w:w="2160"/>
+          </w:tcPr>
+          <w:p>
+            <w:r>
+              <w:rPr>
+                <w:b w:val="0"/>
+              </w:rPr>
+              <w:t>________</w:t>
+            </w:r>
+          </w:p>
+        </w:tc>
+        <w:tc>
+          <w:tcPr>
+            <w:tcW w:type="dxa" w:w="2160"/>
+          </w:tcPr>
+          <w:p>
+            <w:r>
+              <w:rPr>
+                <w:b w:val="0"/>
+              </w:rPr>
+              <w:t>________</w:t>
+            </w:r>
+          </w:p>
+        </w:tc>
+      </w:tr>
+      <w:tr>
+        <w:tc>
+          <w:tcPr>
+            <w:tcW w:type="dxa" w:w="2160"/>
+          </w:tcPr>
+          <w:p>
+            <w:r>
+              <w:rPr>
+                <w:b w:val="0"/>
+              </w:rPr>
+              <w:t>합계</w:t>
+            </w:r>
+          </w:p>
+        </w:tc>
+        <w:tc>
+          <w:tcPr>
+            <w:tcW w:type="dxa" w:w="2160"/>
+          </w:tcPr>
+          <w:p/>
+        </w:tc>
+        <w:tc>
+          <w:tcPr>
+            <w:tcW w:type="dxa" w:w="2160"/>
+          </w:tcPr>
+          <w:p>
+            <w:r>
+              <w:rPr>
+                <w:b w:val="0"/>
+              </w:rPr>
+              <w:t>________</w:t>
+            </w:r>
+          </w:p>
+        </w:tc>
+        <w:tc>
+          <w:tcPr>
+            <w:tcW w:type="dxa" w:w="2160"/>
+          </w:tcPr>
+          <w:p/>
+        </w:tc>
+      </w:tr>
+    </w:tbl>
+    <w:p/>
+    <w:p>
+      <w:r>
+        <w:rPr>
+          <w:b w:val="0"/>
+        </w:rPr>
+        <w:t>가. 총액: 금________원(금________원). 구매 담당: ________ / 집행 기한: ________.</w:t>
+      </w:r>
+    </w:p>
+    <w:p>
+      <w:r>
+        <w:rPr>
+          <w:b w:val="0"/>
+        </w:rPr>
+        <w:t>나. 지출은 사전 승인 후 거래별로 기록하고, 각 기록에 영수증 증빙번호를 연결합니다. 개인 계좌와 행사 자금을 섞지 않습니다. 담당: ________ / 기한: 거래 발생 시.</w:t>
+      </w:r>
+    </w:p>
+    <w:p>
+      <w:r>
+        <w:rPr>
+          <w:b w:val="0"/>
+        </w:rPr>
+        <w:t>다. 현금은 두 사람이 함께 세고 각각 서명합니다. 계수자: ________ / 확인자: ________ / 기한: 수납·지급·마감 시.</w:t>
+      </w:r>
+    </w:p>
+    <w:p>
+      <w:r>
+        <w:rPr>
+          <w:b w:val="0"/>
+        </w:rPr>
+        <w:t>라. 집행자 외 확인자가 증빙과 잔액을 대조하고 행사별 정산 및 해당 월 재정 보고에 반영합니다. 집행자: ________ / 확인자: ________ / 보고 기한: ________.</w:t>
+      </w:r>
+    </w:p>
+    <w:p>
+      <w:pPr>
+        <w:pStyle w:val="Heading2"/>
+      </w:pPr>
+      <w:r>
+        <w:rPr>
+          <w:b w:val="0"/>
+        </w:rPr>
+        <w:t>7. 기대 효과 및 평가 방법</w:t>
+      </w:r>
+    </w:p>
+    <w:p>
+      <w:r>
+        <w:rPr>
+          <w:b w:val="0"/>
+        </w:rPr>
+        <w:t>가. 신앙적 기대 효과: 학생들의 환대와 섬김을 돕고, 새친구가 복음을 듣고 질문할 수 있는 기회를 마련합니다. 신앙의 변화는 참석 인원이나 등록 여부만으로 판단하지 않습니다.</w:t>
+      </w:r>
+    </w:p>
+    <w:p>
+      <w:r>
+        <w:rPr>
+          <w:b w:val="0"/>
+        </w:rPr>
+        <w:t>나. 운영 평가: 참석·새친구 인원, 프로그램 진행, 안전·귀가 확인, 예산 집행, 동의 범위 내 후속 안내 여부를 확인합니다. 담당: ________ / 기한: ________.</w:t>
+      </w:r>
+    </w:p>
+    <w:p>
+      <w:r>
+        <w:rPr>
+          <w:b w:val="0"/>
+        </w:rPr>
+        <w:t>다. 평가 결과는 개선사항과 함께 결과보고서로 제출합니다. 담당: ________ / 기한: ________.</w:t>
+      </w:r>
+    </w:p>
+    <w:p>
+      <w:pPr>
+        <w:pStyle w:val="Heading2"/>
+      </w:pPr>
+      <w:r>
+        <w:rPr>
+          <w:b w:val="0"/>
+        </w:rPr>
+        <w:t>8. 향후 일정</w:t>
+      </w:r>
+    </w:p>
+    <w:tbl>
+      <w:tblPr>
+        <w:tblStyle w:val="TableGrid"/>
+        <w:tblW w:type="auto" w:w="0"/>
+        <w:tblLook w:firstColumn="1" w:firstRow="1" w:lastColumn="0" w:lastRow="0" w:noHBand="0" w:noVBand="1" w:val="04A0"/>
+      </w:tblPr>
+      <w:tblGrid>
+        <w:gridCol w:w="2160"/>
+        <w:gridCol w:w="2160"/>
+        <w:gridCol w:w="2160"/>
+        <w:gridCol w:w="2160"/>
+      </w:tblGrid>
+      <w:tr>
+        <w:tc>
+          <w:tcPr>
+            <w:tcW w:type="dxa" w:w="2160"/>
+          </w:tcPr>
+          <w:p>
+            <w:r>
+              <w:rPr>
+                <w:b/>
+              </w:rPr>
+              <w:t>시기</w:t>
+            </w:r>
+          </w:p>
+        </w:tc>
+        <w:tc>
+          <w:tcPr>
+            <w:tcW w:type="dxa" w:w="2160"/>
+          </w:tcPr>
+          <w:p>
+            <w:r>
+              <w:rPr>
+                <w:b/>
+              </w:rPr>
+              <w:t>준비·후속 업무</w:t>
+            </w:r>
+          </w:p>
+        </w:tc>
+        <w:tc>
+          <w:tcPr>
+            <w:tcW w:type="dxa" w:w="2160"/>
+          </w:tcPr>
+          <w:p>
+            <w:r>
+              <w:rPr>
+                <w:b/>
+              </w:rPr>
+              <w:t>담당</w:t>
+            </w:r>
+          </w:p>
+        </w:tc>
+        <w:tc>
+          <w:tcPr>
+            <w:tcW w:type="dxa" w:w="2160"/>
+          </w:tcPr>
+          <w:p>
+            <w:r>
+              <w:rPr>
+                <w:b/>
+              </w:rPr>
+              <w:t>완료 기한</w:t>
+            </w:r>
+          </w:p>
+        </w:tc>
+      </w:tr>
+      <w:tr>
+        <w:tc>
+          <w:tcPr>
+            <w:tcW w:type="dxa" w:w="2160"/>
+          </w:tcPr>
+          <w:p>
+            <w:r>
+              <w:rPr>
+                <w:b w:val="0"/>
+              </w:rPr>
+              <w:t>행사 4주 전</w:t>
+            </w:r>
+          </w:p>
+        </w:tc>
+        <w:tc>
+          <w:tcPr>
+            <w:tcW w:type="dxa" w:w="2160"/>
+          </w:tcPr>
+          <w:p>
+            <w:r>
+              <w:rPr>
+                <w:b w:val="0"/>
+              </w:rPr>
+              <w:t>계획·예산 승인, 장소·봉사자 확정</w:t>
+            </w:r>
+          </w:p>
+        </w:tc>
+        <w:tc>
+          <w:tcPr>
+            <w:tcW w:type="dxa" w:w="2160"/>
+          </w:tcPr>
+          <w:p>
+            <w:r>
+              <w:rPr>
+                <w:b w:val="0"/>
+              </w:rPr>
+              <w:t>________</w:t>
+            </w:r>
+          </w:p>
+        </w:tc>
+        <w:tc>
+          <w:tcPr>
+            <w:tcW w:type="dxa" w:w="2160"/>
+          </w:tcPr>
+          <w:p>
+            <w:r>
+              <w:rPr>
+                <w:b w:val="0"/>
+              </w:rPr>
+              <w:t>________</w:t>
+            </w:r>
+          </w:p>
+        </w:tc>
+      </w:tr>
+      <w:tr>
+        <w:tc>
+          <w:tcPr>
+            <w:tcW w:type="dxa" w:w="2160"/>
+          </w:tcPr>
+          <w:p>
+            <w:r>
+              <w:rPr>
+                <w:b w:val="0"/>
+              </w:rPr>
+              <w:t>행사 3주 전</w:t>
+            </w:r>
+          </w:p>
+        </w:tc>
+        <w:tc>
+          <w:tcPr>
+            <w:tcW w:type="dxa" w:w="2160"/>
+          </w:tcPr>
+          <w:p>
+            <w:r>
+              <w:rPr>
+                <w:b w:val="0"/>
+              </w:rPr>
+              <w:t>초청 카드 배부, 보호자 안내, 신청 접수 시작</w:t>
+            </w:r>
+          </w:p>
+        </w:tc>
+        <w:tc>
+          <w:tcPr>
+            <w:tcW w:type="dxa" w:w="2160"/>
+          </w:tcPr>
+          <w:p>
+            <w:r>
+              <w:rPr>
+                <w:b w:val="0"/>
+              </w:rPr>
+              <w:t>________</w:t>
+            </w:r>
+          </w:p>
+        </w:tc>
+        <w:tc>
+          <w:tcPr>
+            <w:tcW w:type="dxa" w:w="2160"/>
+          </w:tcPr>
+          <w:p>
+            <w:r>
+              <w:rPr>
+                <w:b w:val="0"/>
+              </w:rPr>
+              <w:t>________</w:t>
+            </w:r>
+          </w:p>
+        </w:tc>
+      </w:tr>
+      <w:tr>
+        <w:tc>
+          <w:tcPr>
+            <w:tcW w:type="dxa" w:w="2160"/>
+          </w:tcPr>
+          <w:p>
+            <w:r>
+              <w:rPr>
+                <w:b w:val="0"/>
+              </w:rPr>
+              <w:t>행사 2주 전</w:t>
+            </w:r>
+          </w:p>
+        </w:tc>
+        <w:tc>
+          <w:tcPr>
+            <w:tcW w:type="dxa" w:w="2160"/>
+          </w:tcPr>
+          <w:p>
+            <w:r>
+              <w:rPr>
+                <w:b w:val="0"/>
+              </w:rPr>
+              <w:t>연령별 프로그램 확정, 공연·메시지 준비</w:t>
+            </w:r>
+          </w:p>
+        </w:tc>
+        <w:tc>
+          <w:tcPr>
+            <w:tcW w:type="dxa" w:w="2160"/>
+          </w:tcPr>
+          <w:p>
+            <w:r>
+              <w:rPr>
+                <w:b w:val="0"/>
+              </w:rPr>
+              <w:t>________</w:t>
+            </w:r>
+          </w:p>
+        </w:tc>
+        <w:tc>
+          <w:tcPr>
+            <w:tcW w:type="dxa" w:w="2160"/>
+          </w:tcPr>
+          <w:p>
+            <w:r>
+              <w:rPr>
+                <w:b w:val="0"/>
+              </w:rPr>
+              <w:t>________</w:t>
+            </w:r>
+          </w:p>
+        </w:tc>
+      </w:tr>
+      <w:tr>
+        <w:tc>
+          <w:tcPr>
+            <w:tcW w:type="dxa" w:w="2160"/>
+          </w:tcPr>
+          <w:p>
+            <w:r>
+              <w:rPr>
+                <w:b w:val="0"/>
+              </w:rPr>
+              <w:t>행사 1주 전</w:t>
+            </w:r>
+          </w:p>
+        </w:tc>
+        <w:tc>
+          <w:tcPr>
+            <w:tcW w:type="dxa" w:w="2160"/>
+          </w:tcPr>
+          <w:p>
+            <w:r>
+              <w:rPr>
+                <w:b w:val="0"/>
+              </w:rPr>
+              <w:t>신청 현황·식품 유의사항·귀가 방법 확인</w:t>
+            </w:r>
+          </w:p>
+        </w:tc>
+        <w:tc>
+          <w:tcPr>
+            <w:tcW w:type="dxa" w:w="2160"/>
+          </w:tcPr>
+          <w:p>
+            <w:r>
+              <w:rPr>
+                <w:b w:val="0"/>
+              </w:rPr>
+              <w:t>________</w:t>
+            </w:r>
+          </w:p>
+        </w:tc>
+        <w:tc>
+          <w:tcPr>
+            <w:tcW w:type="dxa" w:w="2160"/>
+          </w:tcPr>
+          <w:p>
+            <w:r>
+              <w:rPr>
+                <w:b w:val="0"/>
+              </w:rPr>
+              <w:t>________</w:t>
+            </w:r>
+          </w:p>
+        </w:tc>
+      </w:tr>
+      <w:tr>
+        <w:tc>
+          <w:tcPr>
+            <w:tcW w:type="dxa" w:w="2160"/>
+          </w:tcPr>
+          <w:p>
+            <w:r>
+              <w:rPr>
+                <w:b w:val="0"/>
+              </w:rPr>
+              <w:t>행사 전일</w:t>
+            </w:r>
+          </w:p>
+        </w:tc>
+        <w:tc>
+          <w:tcPr>
+            <w:tcW w:type="dxa" w:w="2160"/>
+          </w:tcPr>
+          <w:p>
+            <w:r>
+              <w:rPr>
+                <w:b w:val="0"/>
+              </w:rPr>
+              <w:t>동선·비상구·물품 점검, 봉사자 교육</w:t>
+            </w:r>
+          </w:p>
+        </w:tc>
+        <w:tc>
+          <w:tcPr>
+            <w:tcW w:type="dxa" w:w="2160"/>
+          </w:tcPr>
+          <w:p>
+            <w:r>
+              <w:rPr>
+                <w:b w:val="0"/>
+              </w:rPr>
+              <w:t>________</w:t>
+            </w:r>
+          </w:p>
+        </w:tc>
+        <w:tc>
+          <w:tcPr>
+            <w:tcW w:type="dxa" w:w="2160"/>
+          </w:tcPr>
+          <w:p>
+            <w:r>
+              <w:rPr>
+                <w:b w:val="0"/>
+              </w:rPr>
+              <w:t>________</w:t>
+            </w:r>
+          </w:p>
+        </w:tc>
+      </w:tr>
+      <w:tr>
+        <w:tc>
+          <w:tcPr>
+            <w:tcW w:type="dxa" w:w="2160"/>
+          </w:tcPr>
+          <w:p>
+            <w:r>
+              <w:rPr>
+                <w:b w:val="0"/>
+              </w:rPr>
+              <w:t>행사 당일</w:t>
+            </w:r>
+          </w:p>
+        </w:tc>
+        <w:tc>
+          <w:tcPr>
+            <w:tcW w:type="dxa" w:w="2160"/>
+          </w:tcPr>
+          <w:p>
+            <w:r>
+              <w:rPr>
+                <w:b w:val="0"/>
+              </w:rPr>
+              <w:t>프로그램 운영, 인계 확인, 현금 공동 계수</w:t>
+            </w:r>
+          </w:p>
+        </w:tc>
+        <w:tc>
+          <w:tcPr>
+            <w:tcW w:type="dxa" w:w="2160"/>
+          </w:tcPr>
+          <w:p>
+            <w:r>
+              <w:rPr>
+                <w:b w:val="0"/>
+              </w:rPr>
+              <w:t>________</w:t>
+            </w:r>
+          </w:p>
+        </w:tc>
+        <w:tc>
+          <w:tcPr>
+            <w:tcW w:type="dxa" w:w="2160"/>
+          </w:tcPr>
+          <w:p>
+            <w:r>
+              <w:rPr>
+                <w:b w:val="0"/>
+              </w:rPr>
+              <w:t>________</w:t>
+            </w:r>
+          </w:p>
+        </w:tc>
+      </w:tr>
+      <w:tr>
+        <w:tc>
+          <w:tcPr>
+            <w:tcW w:type="dxa" w:w="2160"/>
+          </w:tcPr>
+          <w:p>
+            <w:r>
+              <w:rPr>
+                <w:b w:val="0"/>
+              </w:rPr>
+              <w:t>행사 후 3일 이내</w:t>
+            </w:r>
+          </w:p>
+        </w:tc>
+        <w:tc>
+          <w:tcPr>
+            <w:tcW w:type="dxa" w:w="2160"/>
+          </w:tcPr>
+          <w:p>
+            <w:r>
+              <w:rPr>
+                <w:b w:val="0"/>
+              </w:rPr>
+              <w:t>동의자 대상 감사 및 다음 모임 안내</w:t>
+            </w:r>
+          </w:p>
+        </w:tc>
+        <w:tc>
+          <w:tcPr>
+            <w:tcW w:type="dxa" w:w="2160"/>
+          </w:tcPr>
+          <w:p>
+            <w:r>
+              <w:rPr>
+                <w:b w:val="0"/>
+              </w:rPr>
+              <w:t>________</w:t>
+            </w:r>
+          </w:p>
+        </w:tc>
+        <w:tc>
+          <w:tcPr>
+            <w:tcW w:type="dxa" w:w="2160"/>
+          </w:tcPr>
+          <w:p>
+            <w:r>
+              <w:rPr>
+                <w:b w:val="0"/>
+              </w:rPr>
+              <w:t>________</w:t>
+            </w:r>
+          </w:p>
+        </w:tc>
+      </w:tr>
+      <w:tr>
+        <w:tc>
+          <w:tcPr>
+            <w:tcW w:type="dxa" w:w="2160"/>
+          </w:tcPr>
+          <w:p>
+            <w:r>
+              <w:rPr>
+                <w:b w:val="0"/>
+              </w:rPr>
+              <w:t>행사 후 1주 이내</w:t>
+            </w:r>
+          </w:p>
+        </w:tc>
+        <w:tc>
+          <w:tcPr>
+            <w:tcW w:type="dxa" w:w="2160"/>
+          </w:tcPr>
+          <w:p>
+            <w:r>
+              <w:rPr>
+                <w:b w:val="0"/>
+              </w:rPr>
+              <w:t>정산·평가·결과보고</w:t>
+            </w:r>
+          </w:p>
+        </w:tc>
+        <w:tc>
+          <w:tcPr>
+            <w:tcW w:type="dxa" w:w="2160"/>
+          </w:tcPr>
+          <w:p>
+            <w:r>
+              <w:rPr>
+                <w:b w:val="0"/>
+              </w:rPr>
+              <w:t>________</w:t>
+            </w:r>
+          </w:p>
+        </w:tc>
+        <w:tc>
+          <w:tcPr>
+            <w:tcW w:type="dxa" w:w="2160"/>
+          </w:tcPr>
+          <w:p>
+            <w:r>
+              <w:rPr>
+                <w:b w:val="0"/>
+              </w:rPr>
+              <w:t>________</w:t>
+            </w:r>
+          </w:p>
+        </w:tc>
+      </w:tr>
+      <w:tr>
+        <w:tc>
+          <w:tcPr>
+            <w:tcW w:type="dxa" w:w="2160"/>
+          </w:tcPr>
+          <w:p>
+            <w:r>
+              <w:rPr>
+                <w:b w:val="0"/>
+              </w:rPr>
+              <w:t>보유기간 종료 시</w:t>
+            </w:r>
+          </w:p>
+        </w:tc>
+        <w:tc>
+          <w:tcPr>
+            <w:tcW w:type="dxa" w:w="2160"/>
+          </w:tcPr>
+          <w:p>
+            <w:r>
+              <w:rPr>
+                <w:b w:val="0"/>
+              </w:rPr>
+              <w:t>등록 카드·연락 기록 파기 및 확인</w:t>
+            </w:r>
+          </w:p>
+        </w:tc>
+        <w:tc>
+          <w:tcPr>
+            <w:tcW w:type="dxa" w:w="2160"/>
+          </w:tcPr>
+          <w:p>
+            <w:r>
+              <w:rPr>
+                <w:b w:val="0"/>
+              </w:rPr>
+              <w:t>________</w:t>
+            </w:r>
+          </w:p>
+        </w:tc>
+        <w:tc>
+          <w:tcPr>
+            <w:tcW w:type="dxa" w:w="2160"/>
+          </w:tcPr>
+          <w:p>
+            <w:r>
+              <w:rPr>
+                <w:b w:val="0"/>
+              </w:rPr>
+              <w:t>________</w:t>
+            </w:r>
+          </w:p>
+        </w:tc>
+      </w:tr>
+    </w:tbl>
+    <w:p/>
+    <w:p>
+      <w:r>
+        <w:rPr>
+          <w:b w:val="0"/>
+        </w:rPr>
+        <w:t>붙임 1. 초청 카드 문구 예시 1부.</w:t>
+      </w:r>
+    </w:p>
+    <w:p>
+      <w:r>
+        <w:rPr>
+          <w:b w:val="0"/>
+        </w:rPr>
+        <w:t>붙임 2. 새친구 등록 카드 1부.</w:t>
+      </w:r>
+    </w:p>
+    <w:p>
+      <w:r>
+        <w:rPr>
+          <w:b w:val="0"/>
+        </w:rPr>
+        <w:t>붙임 3. 후속 연락 계획표 1부.</w:t>
+      </w:r>
+    </w:p>
+    <w:p>
+      <w:r>
+        <w:rPr>
+          <w:b/>
+        </w:rPr>
+        <w:t>붙임 1. 초청 카드 문구 예시</w:t>
+      </w:r>
+    </w:p>
+    <w:p>
+      <w:r>
+        <w:rPr>
+          <w:b/>
+        </w:rPr>
+        <w:t>친구야, 함께 놀고 이야기하자!</w:t>
+      </w:r>
+    </w:p>
+    <w:p>
+      <w:r>
+        <w:rPr>
+          <w:b w:val="0"/>
+        </w:rPr>
+        <w:t>(교회명) (부서명) 친구 초청 전도 축제에 초대합니다.</w:t>
+      </w:r>
+    </w:p>
+    <w:p>
+      <w:r>
+        <w:rPr>
+          <w:b w:val="0"/>
+        </w:rPr>
+        <w:t>함께하는 게임과 공연, 맛있는 간식이 준비되어 있습니다.</w:t>
+      </w:r>
+    </w:p>
+    <w:p>
+      <w:r>
+        <w:rPr>
+          <w:b w:val="0"/>
+        </w:rPr>
+        <w:t>예수님의 사랑에 관한 짧은 이야기도 나눕니다.</w:t>
+      </w:r>
+    </w:p>
+    <w:p>
+      <w:r>
+        <w:rPr>
+          <w:b w:val="0"/>
+        </w:rPr>
+        <w:t>교회가 처음이어도 편하게 참여할 수 있습니다.</w:t>
       </w:r>
     </w:p>
     <w:tbl>
@@ -1941,7 +3421,323 @@
               <w:rPr>
                 <w:b/>
               </w:rPr>
-              <w:t>작성란</w:t>
+              <w:t>안내</w:t>
+            </w:r>
+          </w:p>
+        </w:tc>
+      </w:tr>
+      <w:tr>
+        <w:tc>
+          <w:tcPr>
+            <w:tcW w:type="dxa" w:w="4320"/>
+          </w:tcPr>
+          <w:p>
+            <w:r>
+              <w:rPr>
+                <w:b w:val="0"/>
+              </w:rPr>
+              <w:t>일시</w:t>
+            </w:r>
+          </w:p>
+        </w:tc>
+        <w:tc>
+          <w:tcPr>
+            <w:tcW w:type="dxa" w:w="4320"/>
+          </w:tcPr>
+          <w:p>
+            <w:r>
+              <w:rPr>
+                <w:b w:val="0"/>
+              </w:rPr>
+              <w:t>________ / ________~________</w:t>
+            </w:r>
+          </w:p>
+        </w:tc>
+      </w:tr>
+      <w:tr>
+        <w:tc>
+          <w:tcPr>
+            <w:tcW w:type="dxa" w:w="4320"/>
+          </w:tcPr>
+          <w:p>
+            <w:r>
+              <w:rPr>
+                <w:b w:val="0"/>
+              </w:rPr>
+              <w:t>장소</w:t>
+            </w:r>
+          </w:p>
+        </w:tc>
+        <w:tc>
+          <w:tcPr>
+            <w:tcW w:type="dxa" w:w="4320"/>
+          </w:tcPr>
+          <w:p>
+            <w:r>
+              <w:rPr>
+                <w:b w:val="0"/>
+              </w:rPr>
+              <w:t>________</w:t>
+            </w:r>
+          </w:p>
+        </w:tc>
+      </w:tr>
+      <w:tr>
+        <w:tc>
+          <w:tcPr>
+            <w:tcW w:type="dxa" w:w="4320"/>
+          </w:tcPr>
+          <w:p>
+            <w:r>
+              <w:rPr>
+                <w:b w:val="0"/>
+              </w:rPr>
+              <w:t>대상</w:t>
+            </w:r>
+          </w:p>
+        </w:tc>
+        <w:tc>
+          <w:tcPr>
+            <w:tcW w:type="dxa" w:w="4320"/>
+          </w:tcPr>
+          <w:p>
+            <w:r>
+              <w:rPr>
+                <w:b w:val="0"/>
+              </w:rPr>
+              <w:t>아동부·중고등부 학생 및 초청 친구</w:t>
+            </w:r>
+          </w:p>
+        </w:tc>
+      </w:tr>
+      <w:tr>
+        <w:tc>
+          <w:tcPr>
+            <w:tcW w:type="dxa" w:w="4320"/>
+          </w:tcPr>
+          <w:p>
+            <w:r>
+              <w:rPr>
+                <w:b w:val="0"/>
+              </w:rPr>
+              <w:t>참가비</w:t>
+            </w:r>
+          </w:p>
+        </w:tc>
+        <w:tc>
+          <w:tcPr>
+            <w:tcW w:type="dxa" w:w="4320"/>
+          </w:tcPr>
+          <w:p>
+            <w:r>
+              <w:rPr>
+                <w:b w:val="0"/>
+              </w:rPr>
+              <w:t>금________원(금________원)</w:t>
+            </w:r>
+          </w:p>
+        </w:tc>
+      </w:tr>
+      <w:tr>
+        <w:tc>
+          <w:tcPr>
+            <w:tcW w:type="dxa" w:w="4320"/>
+          </w:tcPr>
+          <w:p>
+            <w:r>
+              <w:rPr>
+                <w:b w:val="0"/>
+              </w:rPr>
+              <w:t>준비물</w:t>
+            </w:r>
+          </w:p>
+        </w:tc>
+        <w:tc>
+          <w:tcPr>
+            <w:tcW w:type="dxa" w:w="4320"/>
+          </w:tcPr>
+          <w:p>
+            <w:r>
+              <w:rPr>
+                <w:b w:val="0"/>
+              </w:rPr>
+              <w:t>________</w:t>
+            </w:r>
+          </w:p>
+        </w:tc>
+      </w:tr>
+      <w:tr>
+        <w:tc>
+          <w:tcPr>
+            <w:tcW w:type="dxa" w:w="4320"/>
+          </w:tcPr>
+          <w:p>
+            <w:r>
+              <w:rPr>
+                <w:b w:val="0"/>
+              </w:rPr>
+              <w:t>신청 기한·방법</w:t>
+            </w:r>
+          </w:p>
+        </w:tc>
+        <w:tc>
+          <w:tcPr>
+            <w:tcW w:type="dxa" w:w="4320"/>
+          </w:tcPr>
+          <w:p>
+            <w:r>
+              <w:rPr>
+                <w:b w:val="0"/>
+              </w:rPr>
+              <w:t>________까지 / ________</w:t>
+            </w:r>
+          </w:p>
+        </w:tc>
+      </w:tr>
+      <w:tr>
+        <w:tc>
+          <w:tcPr>
+            <w:tcW w:type="dxa" w:w="4320"/>
+          </w:tcPr>
+          <w:p>
+            <w:r>
+              <w:rPr>
+                <w:b w:val="0"/>
+              </w:rPr>
+              <w:t>이동·귀가</w:t>
+            </w:r>
+          </w:p>
+        </w:tc>
+        <w:tc>
+          <w:tcPr>
+            <w:tcW w:type="dxa" w:w="4320"/>
+          </w:tcPr>
+          <w:p>
+            <w:r>
+              <w:rPr>
+                <w:b w:val="0"/>
+              </w:rPr>
+              <w:t>________</w:t>
+            </w:r>
+          </w:p>
+        </w:tc>
+      </w:tr>
+      <w:tr>
+        <w:tc>
+          <w:tcPr>
+            <w:tcW w:type="dxa" w:w="4320"/>
+          </w:tcPr>
+          <w:p>
+            <w:r>
+              <w:rPr>
+                <w:b w:val="0"/>
+              </w:rPr>
+              <w:t>발신 부서·담당·문의처</w:t>
+            </w:r>
+          </w:p>
+        </w:tc>
+        <w:tc>
+          <w:tcPr>
+            <w:tcW w:type="dxa" w:w="4320"/>
+          </w:tcPr>
+          <w:p>
+            <w:r>
+              <w:rPr>
+                <w:b w:val="0"/>
+              </w:rPr>
+              <w:t>(교회명) (부서명) / ________ / 교회 공식 문의처 ________</w:t>
+            </w:r>
+          </w:p>
+        </w:tc>
+      </w:tr>
+    </w:tbl>
+    <w:p/>
+    <w:p>
+      <w:r>
+        <w:rPr>
+          <w:b w:val="0"/>
+        </w:rPr>
+        <w:t>제작·배부 담당: ________ / 완료 기한: ________.</w:t>
+      </w:r>
+    </w:p>
+    <w:p>
+      <w:r>
+        <w:rPr>
+          <w:b/>
+        </w:rPr>
+        <w:t>붙임 2. 새친구 등록 카드</w:t>
+      </w:r>
+    </w:p>
+    <w:p>
+      <w:r>
+        <w:rPr>
+          <w:b/>
+        </w:rPr>
+        <w:t>개인정보 포함·별도 보관 / 공개 게시 및 단체 대화방 공유 금지</w:t>
+      </w:r>
+    </w:p>
+    <w:tbl>
+      <w:tblPr>
+        <w:tblStyle w:val="TableGrid"/>
+        <w:tblW w:type="auto" w:w="0"/>
+        <w:tblLook w:firstColumn="1" w:firstRow="1" w:lastColumn="0" w:lastRow="0" w:noHBand="0" w:noVBand="1" w:val="04A0"/>
+      </w:tblPr>
+      <w:tblGrid>
+        <w:gridCol w:w="4320"/>
+        <w:gridCol w:w="4320"/>
+      </w:tblGrid>
+      <w:tr>
+        <w:tc>
+          <w:tcPr>
+            <w:tcW w:type="dxa" w:w="4320"/>
+          </w:tcPr>
+          <w:p>
+            <w:r>
+              <w:rPr>
+                <w:b/>
+              </w:rPr>
+              <w:t>항목</w:t>
+            </w:r>
+          </w:p>
+        </w:tc>
+        <w:tc>
+          <w:tcPr>
+            <w:tcW w:type="dxa" w:w="4320"/>
+          </w:tcPr>
+          <w:p>
+            <w:r>
+              <w:rPr>
+                <w:b/>
+              </w:rPr>
+              <w:t>기재 내용</w:t>
+            </w:r>
+          </w:p>
+        </w:tc>
+      </w:tr>
+      <w:tr>
+        <w:tc>
+          <w:tcPr>
+            <w:tcW w:type="dxa" w:w="4320"/>
+          </w:tcPr>
+          <w:p>
+            <w:r>
+              <w:rPr>
+                <w:b w:val="0"/>
+              </w:rPr>
+              <w:t>부서</w:t>
+            </w:r>
+          </w:p>
+        </w:tc>
+        <w:tc>
+          <w:tcPr>
+            <w:tcW w:type="dxa" w:w="4320"/>
+          </w:tcPr>
+          <w:p>
+            <w:r>
+              <w:rPr>
+                <w:b w:val="0"/>
+              </w:rPr>
+              <w:t>아동부 / 중고등부 중 ________</w:t>
             </w:r>
           </w:p>
         </w:tc>
@@ -1984,35 +3780,7 @@
               <w:rPr>
                 <w:b w:val="0"/>
               </w:rPr>
-              <w:t>부서·학년</w:t>
-            </w:r>
-          </w:p>
-        </w:tc>
-        <w:tc>
-          <w:tcPr>
-            <w:tcW w:type="dxa" w:w="4320"/>
-          </w:tcPr>
-          <w:p>
-            <w:r>
-              <w:rPr>
-                <w:b w:val="0"/>
-              </w:rPr>
-              <w:t>□ 아동부 □ 중고등부 / ________학년</w:t>
-            </w:r>
-          </w:p>
-        </w:tc>
-      </w:tr>
-      <w:tr>
-        <w:tc>
-          <w:tcPr>
-            <w:tcW w:type="dxa" w:w="4320"/>
-          </w:tcPr>
-          <w:p>
-            <w:r>
-              <w:rPr>
-                <w:b w:val="0"/>
-              </w:rPr>
-              <w:t>초대한 친구</w:t>
+              <w:t>학년</w:t>
             </w:r>
           </w:p>
         </w:tc>
@@ -2040,7 +3808,7 @@
               <w:rPr>
                 <w:b w:val="0"/>
               </w:rPr>
-              <w:t>보호자 이름·연락처</w:t>
+              <w:t>참가 여부</w:t>
             </w:r>
           </w:p>
         </w:tc>
@@ -2053,7 +3821,7 @@
               <w:rPr>
                 <w:b w:val="0"/>
               </w:rPr>
-              <w:t>________ / ________</w:t>
+              <w:t>참가 / 불참 중 ________</w:t>
             </w:r>
           </w:p>
         </w:tc>
@@ -2068,7 +3836,7 @@
               <w:rPr>
                 <w:b w:val="0"/>
               </w:rPr>
-              <w:t>알레르기 등 돌봄에 필요한 사항(선택)</w:t>
+              <w:t>보호자 연락처</w:t>
             </w:r>
           </w:p>
         </w:tc>
@@ -2096,7 +3864,7 @@
               <w:rPr>
                 <w:b w:val="0"/>
               </w:rPr>
-              <w:t>귀가 방법·인계할 보호자</w:t>
+              <w:t>귀가 방법·인계 대상</w:t>
             </w:r>
           </w:p>
         </w:tc>
@@ -2124,7 +3892,7 @@
               <w:rPr>
                 <w:b w:val="0"/>
               </w:rPr>
-              <w:t>다음 모임 안내 수신(선택)</w:t>
+              <w:t>특이사항</w:t>
             </w:r>
           </w:p>
         </w:tc>
@@ -2137,7 +3905,91 @@
               <w:rPr>
                 <w:b w:val="0"/>
               </w:rPr>
-              <w:t>□ 동의 □ 미동의 / 연락 방법: ________</w:t>
+              <w:t>안전에 필요한 알레르기·건강 유의사항만 선택 기재: ________</w:t>
+            </w:r>
+          </w:p>
+        </w:tc>
+      </w:tr>
+      <w:tr>
+        <w:tc>
+          <w:tcPr>
+            <w:tcW w:type="dxa" w:w="4320"/>
+          </w:tcPr>
+          <w:p>
+            <w:r>
+              <w:rPr>
+                <w:b w:val="0"/>
+              </w:rPr>
+              <w:t>후속 안내 희망 여부</w:t>
+            </w:r>
+          </w:p>
+        </w:tc>
+        <w:tc>
+          <w:tcPr>
+            <w:tcW w:type="dxa" w:w="4320"/>
+          </w:tcPr>
+          <w:p>
+            <w:r>
+              <w:rPr>
+                <w:b w:val="0"/>
+              </w:rPr>
+              <w:t>희망 / 희망하지 않음 중 ________</w:t>
+            </w:r>
+          </w:p>
+        </w:tc>
+      </w:tr>
+      <w:tr>
+        <w:tc>
+          <w:tcPr>
+            <w:tcW w:type="dxa" w:w="4320"/>
+          </w:tcPr>
+          <w:p>
+            <w:r>
+              <w:rPr>
+                <w:b w:val="0"/>
+              </w:rPr>
+              <w:t>희망 연락 방법·시간</w:t>
+            </w:r>
+          </w:p>
+        </w:tc>
+        <w:tc>
+          <w:tcPr>
+            <w:tcW w:type="dxa" w:w="4320"/>
+          </w:tcPr>
+          <w:p>
+            <w:r>
+              <w:rPr>
+                <w:b w:val="0"/>
+              </w:rPr>
+              <w:t>________</w:t>
+            </w:r>
+          </w:p>
+        </w:tc>
+      </w:tr>
+      <w:tr>
+        <w:tc>
+          <w:tcPr>
+            <w:tcW w:type="dxa" w:w="4320"/>
+          </w:tcPr>
+          <w:p>
+            <w:r>
+              <w:rPr>
+                <w:b w:val="0"/>
+              </w:rPr>
+              <w:t>보호자 서명·작성일</w:t>
+            </w:r>
+          </w:p>
+        </w:tc>
+        <w:tc>
+          <w:tcPr>
+            <w:tcW w:type="dxa" w:w="4320"/>
+          </w:tcPr>
+          <w:p>
+            <w:r>
+              <w:rPr>
+                <w:b w:val="0"/>
+              </w:rPr>
+              <w:t>________ / ________</w:t>
             </w:r>
           </w:p>
         </w:tc>
@@ -2149,7 +4001,7 @@
         <w:rPr>
           <w:b w:val="0"/>
         </w:rPr>
-        <w:t>개인정보 수집·이용: 행사 운영·안전 확인을 위해 학생 이름·학년·보호자 연락처·귀가 정보를 수집하며, 후속 안내는 수신 동의자에게만 제공합니다. 보유 기간: ________까지, 이후 파기합니다. 동의를 거부할 수 있으며 필요한 연락·돌봄에 제한이 있을 수 있습니다. □ 동의 □ 미동의</w:t>
+        <w:t>가. 개인정보 수집·이용 동의: (교회명)이 행사 접수·안전관리·귀가 확인을 위해 학생 이름·부서·학년·보호자 연락처·귀가 정보를 수집하고 ________까지 보유한 후 파기하는 데 동의합니다. 동의는 거부할 수 있으며, 거부 시 개별 안전·귀가 확인이 제한될 수 있습니다. 동의 / 미동의: ________.</w:t>
       </w:r>
     </w:p>
     <w:p>
@@ -2157,7 +4009,7 @@
         <w:rPr>
           <w:b w:val="0"/>
         </w:rPr>
-        <w:t>알레르기 등 건강정보 수집·이용(선택): 행사 중 안전한 돌봄 목적으로 위 기간까지 보관합니다. □ 동의 □ 미동의</w:t>
+        <w:t>나. 건강정보 별도 동의: 기재한 건강정보를 행사 안전관리 목적으로만 이용하고 ________까지 보유한 후 파기하는 데 동의합니다. 기재와 동의는 선택이며, 미동의 시 맞춤 안전조치가 제한될 수 있습니다. 동의 / 미동의: ________.</w:t>
       </w:r>
     </w:p>
     <w:p>
@@ -2165,7 +4017,7 @@
         <w:rPr>
           <w:b w:val="0"/>
         </w:rPr>
-        <w:t>학생 또는 보호자 서명: ________ / 날짜: ________</w:t>
+        <w:t>다. 후속 연락 별도 동의: 보호자 연락처를 감사 및 다음 모임 안내 목적으로 ________까지 이용하는 데 동의합니다. 동의는 선택이며 거부해도 행사 참여에 불이익이 없습니다. 동의 / 미동의: ________.</w:t>
       </w:r>
     </w:p>
     <w:p>
@@ -2173,18 +4025,31 @@
         <w:rPr>
           <w:b w:val="0"/>
         </w:rPr>
-        <w:t>※ 만 14세 미만은 법정대리인 동의 확인. 사진 촬영·게시 동의는 별도로 받는다.</w:t>
+        <w:t>라. 만 14세 미만 학생은 법정대리인의 동의와 관계 확인 후 접수합니다. 확인 담당: ________ / 기한: 접수 시.</w:t>
       </w:r>
     </w:p>
     <w:p>
-      <w:pPr>
-        <w:pStyle w:val="Heading2"/>
-      </w:pPr>
       <w:r>
         <w:rPr>
           <w:b w:val="0"/>
         </w:rPr>
-        <w:t>후속 연락 계획표</w:t>
+        <w:t>마. 카드 회수·보관 담당: ________ / 회수 기한: ________ / 보관 장소: ________ / 파기 담당·기한: ________ / ________.</w:t>
+      </w:r>
+    </w:p>
+    <w:p>
+      <w:r>
+        <w:rPr>
+          <w:b/>
+        </w:rPr>
+        <w:t>붙임 3. 후속 연락 계획표</w:t>
+      </w:r>
+    </w:p>
+    <w:p>
+      <w:r>
+        <w:rPr>
+          <w:b w:val="0"/>
+        </w:rPr>
+        <w:t>가. 연락처는 등록 카드에서만 확인하며, 아래 표에는 학생 이름 대신 등록번호를 사용합니다.</w:t>
       </w:r>
     </w:p>
     <w:tbl>
@@ -2194,55 +4059,56 @@
         <w:tblLook w:firstColumn="1" w:firstRow="1" w:lastColumn="0" w:lastRow="0" w:noHBand="0" w:noVBand="1" w:val="04A0"/>
       </w:tblPr>
       <w:tblGrid>
-        <w:gridCol w:w="1728"/>
-        <w:gridCol w:w="1728"/>
-        <w:gridCol w:w="1728"/>
-        <w:gridCol w:w="1728"/>
-        <w:gridCol w:w="1728"/>
+        <w:gridCol w:w="1440"/>
+        <w:gridCol w:w="1440"/>
+        <w:gridCol w:w="1440"/>
+        <w:gridCol w:w="1440"/>
+        <w:gridCol w:w="1440"/>
+        <w:gridCol w:w="1440"/>
       </w:tblGrid>
       <w:tr>
         <w:tc>
           <w:tcPr>
-            <w:tcW w:type="dxa" w:w="1728"/>
+            <w:tcW w:type="dxa" w:w="1440"/>
           </w:tcPr>
           <w:p>
             <w:r>
               <w:rPr>
                 <w:b/>
               </w:rPr>
-              <w:t>시기</w:t>
+              <w:t>등록번호</w:t>
             </w:r>
           </w:p>
         </w:tc>
         <w:tc>
           <w:tcPr>
-            <w:tcW w:type="dxa" w:w="1728"/>
+            <w:tcW w:type="dxa" w:w="1440"/>
           </w:tcPr>
           <w:p>
             <w:r>
               <w:rPr>
                 <w:b/>
               </w:rPr>
-              <w:t>대상</w:t>
+              <w:t>동의 확인</w:t>
             </w:r>
           </w:p>
         </w:tc>
         <w:tc>
           <w:tcPr>
-            <w:tcW w:type="dxa" w:w="1728"/>
+            <w:tcW w:type="dxa" w:w="1440"/>
           </w:tcPr>
           <w:p>
             <w:r>
               <w:rPr>
                 <w:b/>
               </w:rPr>
-              <w:t>연락·돌봄 내용</w:t>
+              <w:t>연락 내용</w:t>
             </w:r>
           </w:p>
         </w:tc>
         <w:tc>
           <w:tcPr>
-            <w:tcW w:type="dxa" w:w="1728"/>
+            <w:tcW w:type="dxa" w:w="1440"/>
           </w:tcPr>
           <w:p>
             <w:r>
@@ -2255,14 +4121,27 @@
         </w:tc>
         <w:tc>
           <w:tcPr>
-            <w:tcW w:type="dxa" w:w="1728"/>
+            <w:tcW w:type="dxa" w:w="1440"/>
           </w:tcPr>
           <w:p>
             <w:r>
               <w:rPr>
                 <w:b/>
               </w:rPr>
-              <w:t>완료</w:t>
+              <w:t>기한</w:t>
+            </w:r>
+          </w:p>
+        </w:tc>
+        <w:tc>
+          <w:tcPr>
+            <w:tcW w:type="dxa" w:w="1440"/>
+          </w:tcPr>
+          <w:p>
+            <w:r>
+              <w:rPr>
+                <w:b/>
+              </w:rPr>
+              <w:t>이행 결과·다음 조치</w:t>
             </w:r>
           </w:p>
         </w:tc>
@@ -2270,46 +4149,7 @@
       <w:tr>
         <w:tc>
           <w:tcPr>
-            <w:tcW w:type="dxa" w:w="1728"/>
-          </w:tcPr>
-          <w:p>
-            <w:r>
-              <w:rPr>
-                <w:b w:val="0"/>
-              </w:rPr>
-              <w:t>당일</w:t>
-            </w:r>
-          </w:p>
-        </w:tc>
-        <w:tc>
-          <w:tcPr>
-            <w:tcW w:type="dxa" w:w="1728"/>
-          </w:tcPr>
-          <w:p>
-            <w:r>
-              <w:rPr>
-                <w:b w:val="0"/>
-              </w:rPr>
-              <w:t>모든 새친구</w:t>
-            </w:r>
-          </w:p>
-        </w:tc>
-        <w:tc>
-          <w:tcPr>
-            <w:tcW w:type="dxa" w:w="1728"/>
-          </w:tcPr>
-          <w:p>
-            <w:r>
-              <w:rPr>
-                <w:b w:val="0"/>
-              </w:rPr>
-              <w:t>감사 인사, 귀가·보호자 인계 확인</w:t>
-            </w:r>
-          </w:p>
-        </w:tc>
-        <w:tc>
-          <w:tcPr>
-            <w:tcW w:type="dxa" w:w="1728"/>
+            <w:tcW w:type="dxa" w:w="1440"/>
           </w:tcPr>
           <w:p>
             <w:r>
@@ -2322,61 +4162,7 @@
         </w:tc>
         <w:tc>
           <w:tcPr>
-            <w:tcW w:type="dxa" w:w="1728"/>
-          </w:tcPr>
-          <w:p>
-            <w:r>
-              <w:rPr>
-                <w:b w:val="0"/>
-              </w:rPr>
-              <w:t>□</w:t>
-            </w:r>
-          </w:p>
-        </w:tc>
-      </w:tr>
-      <w:tr>
-        <w:tc>
-          <w:tcPr>
-            <w:tcW w:type="dxa" w:w="1728"/>
-          </w:tcPr>
-          <w:p>
-            <w:r>
-              <w:rPr>
-                <w:b w:val="0"/>
-              </w:rPr>
-              <w:t>2일 이내</w:t>
-            </w:r>
-          </w:p>
-        </w:tc>
-        <w:tc>
-          <w:tcPr>
-            <w:tcW w:type="dxa" w:w="1728"/>
-          </w:tcPr>
-          <w:p>
-            <w:r>
-              <w:rPr>
-                <w:b w:val="0"/>
-              </w:rPr>
-              <w:t>안내 수신 동의 가정</w:t>
-            </w:r>
-          </w:p>
-        </w:tc>
-        <w:tc>
-          <w:tcPr>
-            <w:tcW w:type="dxa" w:w="1728"/>
-          </w:tcPr>
-          <w:p>
-            <w:r>
-              <w:rPr>
-                <w:b w:val="0"/>
-              </w:rPr>
-              <w:t>감사 연락, 불편했던 점 듣기</w:t>
-            </w:r>
-          </w:p>
-        </w:tc>
-        <w:tc>
-          <w:tcPr>
-            <w:tcW w:type="dxa" w:w="1728"/>
+            <w:tcW w:type="dxa" w:w="1440"/>
           </w:tcPr>
           <w:p>
             <w:r>
@@ -2389,61 +4175,20 @@
         </w:tc>
         <w:tc>
           <w:tcPr>
-            <w:tcW w:type="dxa" w:w="1728"/>
+            <w:tcW w:type="dxa" w:w="1440"/>
           </w:tcPr>
           <w:p>
             <w:r>
               <w:rPr>
                 <w:b w:val="0"/>
               </w:rPr>
-              <w:t>□</w:t>
-            </w:r>
-          </w:p>
-        </w:tc>
-      </w:tr>
-      <w:tr>
-        <w:tc>
-          <w:tcPr>
-            <w:tcW w:type="dxa" w:w="1728"/>
-          </w:tcPr>
-          <w:p>
-            <w:r>
-              <w:rPr>
-                <w:b w:val="0"/>
-              </w:rPr>
-              <w:t>다음 모임 전</w:t>
+              <w:t>감사 및 불편사항 확인</w:t>
             </w:r>
           </w:p>
         </w:tc>
         <w:tc>
           <w:tcPr>
-            <w:tcW w:type="dxa" w:w="1728"/>
-          </w:tcPr>
-          <w:p>
-            <w:r>
-              <w:rPr>
-                <w:b w:val="0"/>
-              </w:rPr>
-              <w:t>안내 수신 동의 가정</w:t>
-            </w:r>
-          </w:p>
-        </w:tc>
-        <w:tc>
-          <w:tcPr>
-            <w:tcW w:type="dxa" w:w="1728"/>
-          </w:tcPr>
-          <w:p>
-            <w:r>
-              <w:rPr>
-                <w:b w:val="0"/>
-              </w:rPr>
-              <w:t>예배 시간·장소·맞이할 교사 안내</w:t>
-            </w:r>
-          </w:p>
-        </w:tc>
-        <w:tc>
-          <w:tcPr>
-            <w:tcW w:type="dxa" w:w="1728"/>
+            <w:tcW w:type="dxa" w:w="1440"/>
           </w:tcPr>
           <w:p>
             <w:r>
@@ -2456,61 +4201,7 @@
         </w:tc>
         <w:tc>
           <w:tcPr>
-            <w:tcW w:type="dxa" w:w="1728"/>
-          </w:tcPr>
-          <w:p>
-            <w:r>
-              <w:rPr>
-                <w:b w:val="0"/>
-              </w:rPr>
-              <w:t>□</w:t>
-            </w:r>
-          </w:p>
-        </w:tc>
-      </w:tr>
-      <w:tr>
-        <w:tc>
-          <w:tcPr>
-            <w:tcW w:type="dxa" w:w="1728"/>
-          </w:tcPr>
-          <w:p>
-            <w:r>
-              <w:rPr>
-                <w:b w:val="0"/>
-              </w:rPr>
-              <w:t>다음 모임 당일</w:t>
-            </w:r>
-          </w:p>
-        </w:tc>
-        <w:tc>
-          <w:tcPr>
-            <w:tcW w:type="dxa" w:w="1728"/>
-          </w:tcPr>
-          <w:p>
-            <w:r>
-              <w:rPr>
-                <w:b w:val="0"/>
-              </w:rPr>
-              <w:t>재방문 학생</w:t>
-            </w:r>
-          </w:p>
-        </w:tc>
-        <w:tc>
-          <w:tcPr>
-            <w:tcW w:type="dxa" w:w="1728"/>
-          </w:tcPr>
-          <w:p>
-            <w:r>
-              <w:rPr>
-                <w:b w:val="0"/>
-              </w:rPr>
-              <w:t>초대한 친구와 함께 맞이하기</w:t>
-            </w:r>
-          </w:p>
-        </w:tc>
-        <w:tc>
-          <w:tcPr>
-            <w:tcW w:type="dxa" w:w="1728"/>
+            <w:tcW w:type="dxa" w:w="1440"/>
           </w:tcPr>
           <w:p>
             <w:r>
@@ -2523,14 +4214,14 @@
         </w:tc>
         <w:tc>
           <w:tcPr>
-            <w:tcW w:type="dxa" w:w="1728"/>
+            <w:tcW w:type="dxa" w:w="1440"/>
           </w:tcPr>
           <w:p>
             <w:r>
               <w:rPr>
                 <w:b w:val="0"/>
               </w:rPr>
-              <w:t>□</w:t>
+              <w:t>________</w:t>
             </w:r>
           </w:p>
         </w:tc>
@@ -2538,46 +4229,7 @@
       <w:tr>
         <w:tc>
           <w:tcPr>
-            <w:tcW w:type="dxa" w:w="1728"/>
-          </w:tcPr>
-          <w:p>
-            <w:r>
-              <w:rPr>
-                <w:b w:val="0"/>
-              </w:rPr>
-              <w:t>2주 이내</w:t>
-            </w:r>
-          </w:p>
-        </w:tc>
-        <w:tc>
-          <w:tcPr>
-            <w:tcW w:type="dxa" w:w="1728"/>
-          </w:tcPr>
-          <w:p>
-            <w:r>
-              <w:rPr>
-                <w:b w:val="0"/>
-              </w:rPr>
-              <w:t>담당 교사</w:t>
-            </w:r>
-          </w:p>
-        </w:tc>
-        <w:tc>
-          <w:tcPr>
-            <w:tcW w:type="dxa" w:w="1728"/>
-          </w:tcPr>
-          <w:p>
-            <w:r>
-              <w:rPr>
-                <w:b w:val="0"/>
-              </w:rPr>
-              <w:t>재방문·돌봄 필요 사항 확인</w:t>
-            </w:r>
-          </w:p>
-        </w:tc>
-        <w:tc>
-          <w:tcPr>
-            <w:tcW w:type="dxa" w:w="1728"/>
+            <w:tcW w:type="dxa" w:w="1440"/>
           </w:tcPr>
           <w:p>
             <w:r>
@@ -2590,61 +4242,7 @@
         </w:tc>
         <w:tc>
           <w:tcPr>
-            <w:tcW w:type="dxa" w:w="1728"/>
-          </w:tcPr>
-          <w:p>
-            <w:r>
-              <w:rPr>
-                <w:b w:val="0"/>
-              </w:rPr>
-              <w:t>□</w:t>
-            </w:r>
-          </w:p>
-        </w:tc>
-      </w:tr>
-      <w:tr>
-        <w:tc>
-          <w:tcPr>
-            <w:tcW w:type="dxa" w:w="1728"/>
-          </w:tcPr>
-          <w:p>
-            <w:r>
-              <w:rPr>
-                <w:b w:val="0"/>
-              </w:rPr>
-              <w:t>보유 기간 종료</w:t>
-            </w:r>
-          </w:p>
-        </w:tc>
-        <w:tc>
-          <w:tcPr>
-            <w:tcW w:type="dxa" w:w="1728"/>
-          </w:tcPr>
-          <w:p>
-            <w:r>
-              <w:rPr>
-                <w:b w:val="0"/>
-              </w:rPr>
-              <w:t>등록 정보 전체</w:t>
-            </w:r>
-          </w:p>
-        </w:tc>
-        <w:tc>
-          <w:tcPr>
-            <w:tcW w:type="dxa" w:w="1728"/>
-          </w:tcPr>
-          <w:p>
-            <w:r>
-              <w:rPr>
-                <w:b w:val="0"/>
-              </w:rPr>
-              <w:t>종이·전자 자료 파기 확인</w:t>
-            </w:r>
-          </w:p>
-        </w:tc>
-        <w:tc>
-          <w:tcPr>
-            <w:tcW w:type="dxa" w:w="1728"/>
+            <w:tcW w:type="dxa" w:w="1440"/>
           </w:tcPr>
           <w:p>
             <w:r>
@@ -2657,14 +4255,213 @@
         </w:tc>
         <w:tc>
           <w:tcPr>
-            <w:tcW w:type="dxa" w:w="1728"/>
+            <w:tcW w:type="dxa" w:w="1440"/>
           </w:tcPr>
           <w:p>
             <w:r>
               <w:rPr>
                 <w:b w:val="0"/>
               </w:rPr>
-              <w:t>□</w:t>
+              <w:t>다음 모임 일시·장소 안내</w:t>
+            </w:r>
+          </w:p>
+        </w:tc>
+        <w:tc>
+          <w:tcPr>
+            <w:tcW w:type="dxa" w:w="1440"/>
+          </w:tcPr>
+          <w:p>
+            <w:r>
+              <w:rPr>
+                <w:b w:val="0"/>
+              </w:rPr>
+              <w:t>________</w:t>
+            </w:r>
+          </w:p>
+        </w:tc>
+        <w:tc>
+          <w:tcPr>
+            <w:tcW w:type="dxa" w:w="1440"/>
+          </w:tcPr>
+          <w:p>
+            <w:r>
+              <w:rPr>
+                <w:b w:val="0"/>
+              </w:rPr>
+              <w:t>________</w:t>
+            </w:r>
+          </w:p>
+        </w:tc>
+        <w:tc>
+          <w:tcPr>
+            <w:tcW w:type="dxa" w:w="1440"/>
+          </w:tcPr>
+          <w:p>
+            <w:r>
+              <w:rPr>
+                <w:b w:val="0"/>
+              </w:rPr>
+              <w:t>________</w:t>
+            </w:r>
+          </w:p>
+        </w:tc>
+      </w:tr>
+      <w:tr>
+        <w:tc>
+          <w:tcPr>
+            <w:tcW w:type="dxa" w:w="1440"/>
+          </w:tcPr>
+          <w:p>
+            <w:r>
+              <w:rPr>
+                <w:b w:val="0"/>
+              </w:rPr>
+              <w:t>________</w:t>
+            </w:r>
+          </w:p>
+        </w:tc>
+        <w:tc>
+          <w:tcPr>
+            <w:tcW w:type="dxa" w:w="1440"/>
+          </w:tcPr>
+          <w:p>
+            <w:r>
+              <w:rPr>
+                <w:b w:val="0"/>
+              </w:rPr>
+              <w:t>________</w:t>
+            </w:r>
+          </w:p>
+        </w:tc>
+        <w:tc>
+          <w:tcPr>
+            <w:tcW w:type="dxa" w:w="1440"/>
+          </w:tcPr>
+          <w:p>
+            <w:r>
+              <w:rPr>
+                <w:b w:val="0"/>
+              </w:rPr>
+              <w:t>재참여 희망 시 적응 지원</w:t>
+            </w:r>
+          </w:p>
+        </w:tc>
+        <w:tc>
+          <w:tcPr>
+            <w:tcW w:type="dxa" w:w="1440"/>
+          </w:tcPr>
+          <w:p>
+            <w:r>
+              <w:rPr>
+                <w:b w:val="0"/>
+              </w:rPr>
+              <w:t>________</w:t>
+            </w:r>
+          </w:p>
+        </w:tc>
+        <w:tc>
+          <w:tcPr>
+            <w:tcW w:type="dxa" w:w="1440"/>
+          </w:tcPr>
+          <w:p>
+            <w:r>
+              <w:rPr>
+                <w:b w:val="0"/>
+              </w:rPr>
+              <w:t>________</w:t>
+            </w:r>
+          </w:p>
+        </w:tc>
+        <w:tc>
+          <w:tcPr>
+            <w:tcW w:type="dxa" w:w="1440"/>
+          </w:tcPr>
+          <w:p>
+            <w:r>
+              <w:rPr>
+                <w:b w:val="0"/>
+              </w:rPr>
+              <w:t>________</w:t>
+            </w:r>
+          </w:p>
+        </w:tc>
+      </w:tr>
+      <w:tr>
+        <w:tc>
+          <w:tcPr>
+            <w:tcW w:type="dxa" w:w="1440"/>
+          </w:tcPr>
+          <w:p>
+            <w:r>
+              <w:rPr>
+                <w:b w:val="0"/>
+              </w:rPr>
+              <w:t>________</w:t>
+            </w:r>
+          </w:p>
+        </w:tc>
+        <w:tc>
+          <w:tcPr>
+            <w:tcW w:type="dxa" w:w="1440"/>
+          </w:tcPr>
+          <w:p>
+            <w:r>
+              <w:rPr>
+                <w:b w:val="0"/>
+              </w:rPr>
+              <w:t>________</w:t>
+            </w:r>
+          </w:p>
+        </w:tc>
+        <w:tc>
+          <w:tcPr>
+            <w:tcW w:type="dxa" w:w="1440"/>
+          </w:tcPr>
+          <w:p>
+            <w:r>
+              <w:rPr>
+                <w:b w:val="0"/>
+              </w:rPr>
+              <w:t>연락 종료·보유기간 만료 자료 파기</w:t>
+            </w:r>
+          </w:p>
+        </w:tc>
+        <w:tc>
+          <w:tcPr>
+            <w:tcW w:type="dxa" w:w="1440"/>
+          </w:tcPr>
+          <w:p>
+            <w:r>
+              <w:rPr>
+                <w:b w:val="0"/>
+              </w:rPr>
+              <w:t>________</w:t>
+            </w:r>
+          </w:p>
+        </w:tc>
+        <w:tc>
+          <w:tcPr>
+            <w:tcW w:type="dxa" w:w="1440"/>
+          </w:tcPr>
+          <w:p>
+            <w:r>
+              <w:rPr>
+                <w:b w:val="0"/>
+              </w:rPr>
+              <w:t>________</w:t>
+            </w:r>
+          </w:p>
+        </w:tc>
+        <w:tc>
+          <w:tcPr>
+            <w:tcW w:type="dxa" w:w="1440"/>
+          </w:tcPr>
+          <w:p>
+            <w:r>
+              <w:rPr>
+                <w:b w:val="0"/>
+              </w:rPr>
+              <w:t>________</w:t>
             </w:r>
           </w:p>
         </w:tc>
@@ -2676,7 +4473,23 @@
         <w:rPr>
           <w:b w:val="0"/>
         </w:rPr>
-        <w:t>※ 연락은 교회가 정한 공식 창구로 하며, 거절·수신 철회 시 중단한다. 등록 카드는 담당자만 보관하고 단체 대화방에 공유하지 않는다.</w:t>
+        <w:t>나. 연락은 동의한 목적·방법·기간 안에서 진행하며, 학생 개인 연락보다 보호자 연락을 우선합니다. 담당: ________ / 기한: 매 연락 전.</w:t>
+      </w:r>
+    </w:p>
+    <w:p>
+      <w:r>
+        <w:rPr>
+          <w:b w:val="0"/>
+        </w:rPr>
+        <w:t>다. 연락 거부 또는 동의 철회 의사를 확인하면 즉시 연락을 중단하고 관련 정보를 처리합니다. 담당: ________ / 기한: 의사 확인 즉시.</w:t>
+      </w:r>
+    </w:p>
+    <w:p>
+      <w:r>
+        <w:rPr>
+          <w:b w:val="0"/>
+        </w:rPr>
+        <w:t>라. 기록에는 연락 일시·안내 여부·다음 조치만 남기며, 개인 상담·건강정보는 기재하지 않습니다. 확인 담당: ________ / 기한: 기록 작성 시.</w:t>
       </w:r>
     </w:p>
     <w:sectPr>
